--- a/Group_10_Report.docx
+++ b/Group_10_Report.docx
@@ -3038,137 +3038,24 @@
       </w:r>
     </w:p>
     <w:p>
+      <w:br w:type="page"/>
+    </w:p>
+    <w:p>
       <w:pPr>
         <w:pStyle w:val="Heading1"/>
         <w:spacing w:before="200" w:after="80" w:lineRule="auto" w:line="276"/>
       </w:pPr>
       <w:r>
-        <w:t>Chapter 1.2 — Telemetry &amp; Feature Mapping (Noam's 4 rows)</w:t>
+        <w:t>Chapter 2 — Literature Review: Trizna on ML for Linux Command Detection</w:t>
       </w:r>
     </w:p>
     <w:p>
       <w:pPr>
-        <w:spacing w:before="40" w:after="40" w:lineRule="auto" w:line="360"/>
-        <w:ind w:left="432"/>
-      </w:pPr>
-      <w:r>
-        <w:rPr>
-          <w:i/>
-        </w:rPr>
-        <w:t>Work split (WORK_DIVISION.md): Noam contributes rows N1–N4; Ben contributes</w:t>
-      </w:r>
-    </w:p>
-    <w:p>
-      <w:pPr>
-        <w:spacing w:before="40" w:after="40" w:lineRule="auto" w:line="360"/>
-        <w:ind w:left="432"/>
-      </w:pPr>
-      <w:r>
-        <w:rPr>
-          <w:i/>
-        </w:rPr>
-        <w:t>B1–B3 (</w:t>
-      </w:r>
-      <w:r>
-        <w:rPr>
-          <w:rFonts w:ascii="Courier New" w:hAnsi="Courier New"/>
-          <w:i/>
-          <w:sz w:val="18"/>
-        </w:rPr>
-        <w:t>ch1_telemetry_rows_ben.md</w:t>
-      </w:r>
-      <w:r>
-        <w:rPr>
-          <w:i/>
-        </w:rPr>
-        <w:t>). Each row uses the assignment's mandated</w:t>
-      </w:r>
-    </w:p>
-    <w:p>
-      <w:pPr>
-        <w:spacing w:before="40" w:after="40" w:lineRule="auto" w:line="360"/>
-        <w:ind w:left="432"/>
-      </w:pPr>
-      <w:r>
-        <w:rPr>
-          <w:i/>
-        </w:rPr>
-        <w:t xml:space="preserve">five-field structure. Every feature named below exists in </w:t>
-      </w:r>
-      <w:r>
-        <w:rPr>
-          <w:rFonts w:ascii="Courier New" w:hAnsi="Courier New"/>
-          <w:i/>
-          <w:sz w:val="18"/>
-        </w:rPr>
-        <w:t>FEATURE_NAMES</w:t>
-      </w:r>
-    </w:p>
-    <w:p>
-      <w:pPr>
-        <w:spacing w:before="40" w:after="40" w:lineRule="auto" w:line="360"/>
-        <w:ind w:left="432"/>
-      </w:pPr>
-      <w:r>
-        <w:rPr>
-          <w:i/>
-        </w:rPr>
-        <w:t>(</w:t>
-      </w:r>
-      <w:r>
-        <w:rPr>
-          <w:rFonts w:ascii="Courier New" w:hAnsi="Courier New"/>
-          <w:i/>
-          <w:sz w:val="18"/>
-        </w:rPr>
-        <w:t>src/features.py</w:t>
-      </w:r>
-      <w:r>
-        <w:rPr>
-          <w:i/>
-        </w:rPr>
-        <w:t>); every effect size is quoted live from</w:t>
-      </w:r>
-    </w:p>
-    <w:p>
-      <w:pPr>
-        <w:spacing w:before="40" w:after="40" w:lineRule="auto" w:line="360"/>
-        <w:ind w:left="432"/>
-      </w:pPr>
-      <w:r>
-        <w:rPr>
-          <w:rFonts w:ascii="Courier New" w:hAnsi="Courier New"/>
-          <w:i/>
-          <w:sz w:val="18"/>
-        </w:rPr>
-        <w:t>report/ch3_feature_decisions.md</w:t>
-      </w:r>
-      <w:r>
-        <w:rPr>
-          <w:i/>
-        </w:rPr>
-        <w:t xml:space="preserve"> (train splits only). Every ATT&amp;CK ID was</w:t>
-      </w:r>
-    </w:p>
-    <w:p>
-      <w:pPr>
-        <w:spacing w:before="40" w:after="40" w:lineRule="auto" w:line="360"/>
-        <w:ind w:left="432"/>
-      </w:pPr>
-      <w:r>
-        <w:rPr>
-          <w:i/>
-        </w:rPr>
-        <w:t>confirmed against the live technique page, including its platform list.</w:t>
-      </w:r>
-    </w:p>
-    <w:p>
-      <w:pPr>
-        <w:pStyle w:val="Heading3"/>
+        <w:pStyle w:val="Heading2"/>
         <w:spacing w:before="120" w:after="80" w:lineRule="auto" w:line="276"/>
       </w:pPr>
       <w:r>
-        <w:t>Row N1 — Command obfuscation (encoded and spliced payloads)</w:t>
+        <w:t>Feature matrix — Trizna's approach vs. this project</w:t>
       </w:r>
     </w:p>
     <w:tbl>
@@ -3202,7 +3089,7 @@
                 <w:b/>
                 <w:sz w:val="17"/>
               </w:rPr>
-              <w:t>Field</w:t>
+              <w:t>Dimension</w:t>
             </w:r>
           </w:p>
         </w:tc>
@@ -3225,37 +3112,7 @@
                 <w:b/>
                 <w:sz w:val="17"/>
               </w:rPr>
-              <w:t>Content</w:t>
-            </w:r>
-          </w:p>
-        </w:tc>
-        <w:tc>
-          <w:tcPr>
-            <w:tcW w:type="dxa" w:w="3024"/>
-          </w:tcPr>
-          <w:p/>
-        </w:tc>
-      </w:tr>
-      <w:tr>
-        <w:tc>
-          <w:tcPr>
-            <w:tcW w:type="dxa" w:w="3024"/>
-          </w:tcPr>
-          <w:p>
-            <w:pPr>
-              <w:spacing w:before="20" w:after="20"/>
-            </w:pPr>
-            <w:r>
-              <w:rPr>
-                <w:sz w:val="17"/>
-              </w:rPr>
-            </w:r>
-            <w:r>
-              <w:rPr>
-                <w:b/>
-                <w:sz w:val="17"/>
-              </w:rPr>
-              <w:t>Adversarial behavioural characteristic</w:t>
+              <w:t>Trizna — SLP (2021)</w:t>
             </w:r>
           </w:p>
         </w:tc>
@@ -3269,287 +3126,16 @@
             </w:pPr>
             <w:r>
               <w:rPr>
-                <w:sz w:val="17"/>
-              </w:rPr>
-            </w:r>
-            <w:r>
-              <w:rPr>
-                <w:sz w:val="17"/>
-              </w:rPr>
-              <w:t>Attacker preserves command functionality while destroying its lexical signature — base64- or hex-encoding the payload and piping it to a decoder, splicing keywords with quotes (</w:t>
-            </w:r>
-            <w:r>
-              <w:rPr>
-                <w:rFonts w:ascii="Courier New" w:hAnsi="Courier New"/>
-                <w:sz w:val="17"/>
-              </w:rPr>
-              <w:t>c"u"rl</w:t>
-            </w:r>
-            <w:r>
-              <w:rPr>
-                <w:sz w:val="17"/>
-              </w:rPr>
-              <w:t xml:space="preserve">), or rebuilding argument separators through </w:t>
-            </w:r>
-            <w:r>
-              <w:rPr>
-                <w:rFonts w:ascii="Courier New" w:hAnsi="Courier New"/>
-                <w:sz w:val="17"/>
-              </w:rPr>
-              <w:t>$IFS</w:t>
-            </w:r>
-            <w:r>
-              <w:rPr>
-                <w:sz w:val="17"/>
-              </w:rPr>
-              <w:t xml:space="preserve"> — specifically to defeat string- and signature-matching detection (T1027.010 Command Obfuscation, sub-technique of T1027; platforms Linux, Windows, macOS).</w:t>
-            </w:r>
-          </w:p>
-        </w:tc>
-        <w:tc>
-          <w:tcPr>
-            <w:tcW w:type="dxa" w:w="3024"/>
-          </w:tcPr>
-          <w:p/>
-        </w:tc>
-      </w:tr>
-      <w:tr>
-        <w:tc>
-          <w:tcPr>
-            <w:tcW w:type="dxa" w:w="3024"/>
-          </w:tcPr>
-          <w:p>
-            <w:pPr>
-              <w:spacing w:before="20" w:after="20"/>
-            </w:pPr>
-            <w:r>
-              <w:rPr>
-                <w:sz w:val="17"/>
-              </w:rPr>
-            </w:r>
-            <w:r>
-              <w:rPr>
                 <w:b/>
                 <w:sz w:val="17"/>
               </w:rPr>
-              <w:t>Required telemetry source</w:t>
-            </w:r>
-          </w:p>
-        </w:tc>
-        <w:tc>
-          <w:tcPr>
-            <w:tcW w:type="dxa" w:w="3024"/>
-          </w:tcPr>
-          <w:p>
-            <w:pPr>
-              <w:spacing w:before="20" w:after="20"/>
-            </w:pPr>
-            <w:r>
-              <w:rPr>
-                <w:sz w:val="17"/>
-              </w:rPr>
-            </w:r>
-            <w:r>
-              <w:rPr>
-                <w:sz w:val="17"/>
-              </w:rPr>
-              <w:t xml:space="preserve">Shell command log: Linux </w:t>
-            </w:r>
-            <w:r>
-              <w:rPr>
-                <w:rFonts w:ascii="Courier New" w:hAnsi="Courier New"/>
-                <w:sz w:val="17"/>
-              </w:rPr>
-              <w:t>auditd</w:t>
-            </w:r>
-            <w:r>
-              <w:rPr>
-                <w:sz w:val="17"/>
-              </w:rPr>
-              <w:t xml:space="preserve"> </w:t>
-            </w:r>
-            <w:r>
-              <w:rPr>
-                <w:rFonts w:ascii="Courier New" w:hAnsi="Courier New"/>
-                <w:sz w:val="17"/>
-              </w:rPr>
-              <w:t>type=EXECVE</w:t>
-            </w:r>
-            <w:r>
-              <w:rPr>
-                <w:sz w:val="17"/>
-              </w:rPr>
-              <w:t xml:space="preserve"> argv, Sysmon-for-Linux Event ID 1, or Cowrie </w:t>
-            </w:r>
-            <w:r>
-              <w:rPr>
-                <w:rFonts w:ascii="Courier New" w:hAnsi="Courier New"/>
-                <w:sz w:val="17"/>
-              </w:rPr>
-              <w:t>cowrie.command.input</w:t>
-            </w:r>
-            <w:r>
-              <w:rPr>
-                <w:sz w:val="17"/>
-              </w:rPr>
-              <w:t xml:space="preserve"> for honeypot capture.</w:t>
-            </w:r>
-          </w:p>
-        </w:tc>
-        <w:tc>
-          <w:tcPr>
-            <w:tcW w:type="dxa" w:w="3024"/>
-          </w:tcPr>
-          <w:p/>
-        </w:tc>
-      </w:tr>
-      <w:tr>
-        <w:tc>
-          <w:tcPr>
-            <w:tcW w:type="dxa" w:w="3024"/>
-          </w:tcPr>
-          <w:p>
-            <w:pPr>
-              <w:spacing w:before="20" w:after="20"/>
-            </w:pPr>
-            <w:r>
-              <w:rPr>
-                <w:sz w:val="17"/>
-              </w:rPr>
             </w:r>
             <w:r>
               <w:rPr>
                 <w:b/>
                 <w:sz w:val="17"/>
               </w:rPr>
-              <w:t>Specific log attributes / raw fields</w:t>
-            </w:r>
-          </w:p>
-        </w:tc>
-        <w:tc>
-          <w:tcPr>
-            <w:tcW w:type="dxa" w:w="3024"/>
-          </w:tcPr>
-          <w:p>
-            <w:pPr>
-              <w:spacing w:before="20" w:after="20"/>
-            </w:pPr>
-            <w:r>
-              <w:rPr>
-                <w:sz w:val="17"/>
-              </w:rPr>
-            </w:r>
-            <w:r>
-              <w:rPr>
-                <w:sz w:val="17"/>
-              </w:rPr>
-              <w:t xml:space="preserve">The raw </w:t>
-            </w:r>
-            <w:r>
-              <w:rPr>
-                <w:rFonts w:ascii="Courier New" w:hAnsi="Courier New"/>
-                <w:sz w:val="17"/>
-              </w:rPr>
-              <w:t>command</w:t>
-            </w:r>
-            <w:r>
-              <w:rPr>
-                <w:sz w:val="17"/>
-              </w:rPr>
-              <w:t xml:space="preserve"> string. Concretely: long unbroken </w:t>
-            </w:r>
-            <w:r>
-              <w:rPr>
-                <w:rFonts w:ascii="Courier New" w:hAnsi="Courier New"/>
-                <w:sz w:val="17"/>
-              </w:rPr>
-              <w:t>[A-Za-z0-9+/=]</w:t>
-            </w:r>
-            <w:r>
-              <w:rPr>
-                <w:sz w:val="17"/>
-              </w:rPr>
-              <w:t xml:space="preserve"> runs; </w:t>
-            </w:r>
-            <w:r>
-              <w:rPr>
-                <w:rFonts w:ascii="Courier New" w:hAnsi="Courier New"/>
-                <w:sz w:val="17"/>
-              </w:rPr>
-              <w:t>\x41</w:t>
-            </w:r>
-            <w:r>
-              <w:rPr>
-                <w:sz w:val="17"/>
-              </w:rPr>
-              <w:t xml:space="preserve">-style escapes; </w:t>
-            </w:r>
-            <w:r>
-              <w:rPr>
-                <w:rFonts w:ascii="Courier New" w:hAnsi="Courier New"/>
-                <w:sz w:val="17"/>
-              </w:rPr>
-              <w:t>base64 -d</w:t>
-            </w:r>
-            <w:r>
-              <w:rPr>
-                <w:sz w:val="17"/>
-              </w:rPr>
-              <w:t>/</w:t>
-            </w:r>
-            <w:r>
-              <w:rPr>
-                <w:rFonts w:ascii="Courier New" w:hAnsi="Courier New"/>
-                <w:sz w:val="17"/>
-              </w:rPr>
-              <w:t>openssl enc</w:t>
-            </w:r>
-            <w:r>
-              <w:rPr>
-                <w:sz w:val="17"/>
-              </w:rPr>
-              <w:t>/</w:t>
-            </w:r>
-            <w:r>
-              <w:rPr>
-                <w:rFonts w:ascii="Courier New" w:hAnsi="Courier New"/>
-                <w:sz w:val="17"/>
-              </w:rPr>
-              <w:t>xxd -r</w:t>
-            </w:r>
-            <w:r>
-              <w:rPr>
-                <w:sz w:val="17"/>
-              </w:rPr>
-              <w:t xml:space="preserve"> adjacent to a `\</w:t>
-            </w:r>
-          </w:p>
-        </w:tc>
-        <w:tc>
-          <w:tcPr>
-            <w:tcW w:type="dxa" w:w="3024"/>
-          </w:tcPr>
-          <w:p>
-            <w:pPr>
-              <w:spacing w:before="20" w:after="20"/>
-            </w:pPr>
-            <w:r>
-              <w:rPr>
-                <w:sz w:val="17"/>
-              </w:rPr>
-            </w:r>
-            <w:r>
-              <w:rPr>
-                <w:rFonts w:ascii="Courier New" w:hAnsi="Courier New"/>
-                <w:sz w:val="17"/>
-              </w:rPr>
-              <w:t xml:space="preserve"> and an interpreter; </w:t>
-            </w:r>
-            <w:r>
-              <w:rPr>
-                <w:sz w:val="17"/>
-              </w:rPr>
-              <w:t>${IFS}` in argument position; quote characters interrupting a binary name.</w:t>
+              <w:t>This project</w:t>
             </w:r>
           </w:p>
         </w:tc>
@@ -3573,7 +3159,7 @@
                 <w:b/>
                 <w:sz w:val="17"/>
               </w:rPr>
-              <w:t>Derived / engineered feature(s)</w:t>
+              <w:t>Feature type</w:t>
             </w:r>
           </w:p>
         </w:tc>
@@ -3592,137 +3178,22 @@
             </w:r>
             <w:r>
               <w:rPr>
-                <w:rFonts w:ascii="Courier New" w:hAnsi="Courier New"/>
-                <w:sz w:val="17"/>
-              </w:rPr>
-              <w:t>has_base64_blob</w:t>
-            </w:r>
-            <w:r>
-              <w:rPr>
-                <w:sz w:val="17"/>
-              </w:rPr>
-              <w:t xml:space="preserve">, </w:t>
-            </w:r>
-            <w:r>
-              <w:rPr>
-                <w:rFonts w:ascii="Courier New" w:hAnsi="Courier New"/>
-                <w:sz w:val="17"/>
-              </w:rPr>
-              <w:t>b64_run_len</w:t>
-            </w:r>
-            <w:r>
-              <w:rPr>
-                <w:sz w:val="17"/>
-              </w:rPr>
-              <w:t xml:space="preserve">, </w:t>
-            </w:r>
-            <w:r>
-              <w:rPr>
-                <w:rFonts w:ascii="Courier New" w:hAnsi="Courier New"/>
-                <w:sz w:val="17"/>
-              </w:rPr>
-              <w:t>has_hex_escape</w:t>
-            </w:r>
-            <w:r>
-              <w:rPr>
-                <w:sz w:val="17"/>
-              </w:rPr>
-              <w:t xml:space="preserve">, </w:t>
-            </w:r>
-            <w:r>
-              <w:rPr>
-                <w:rFonts w:ascii="Courier New" w:hAnsi="Courier New"/>
-                <w:sz w:val="17"/>
-              </w:rPr>
-              <w:t>has_decode_exec</w:t>
-            </w:r>
-            <w:r>
-              <w:rPr>
-                <w:sz w:val="17"/>
-              </w:rPr>
-              <w:t xml:space="preserve">, </w:t>
-            </w:r>
-            <w:r>
-              <w:rPr>
-                <w:rFonts w:ascii="Courier New" w:hAnsi="Courier New"/>
-                <w:sz w:val="17"/>
-              </w:rPr>
-              <w:t>has_quote_splice</w:t>
-            </w:r>
-            <w:r>
-              <w:rPr>
-                <w:sz w:val="17"/>
-              </w:rPr>
-              <w:t xml:space="preserve">, </w:t>
-            </w:r>
-            <w:r>
-              <w:rPr>
-                <w:rFonts w:ascii="Courier New" w:hAnsi="Courier New"/>
-                <w:sz w:val="17"/>
-              </w:rPr>
-              <w:t>has_ifs_expansion</w:t>
-            </w:r>
-            <w:r>
-              <w:rPr>
-                <w:sz w:val="17"/>
-              </w:rPr>
-              <w:t xml:space="preserve">, supported by the two density ratios </w:t>
-            </w:r>
-            <w:r>
-              <w:rPr>
-                <w:rFonts w:ascii="Courier New" w:hAnsi="Courier New"/>
-                <w:sz w:val="17"/>
-              </w:rPr>
-              <w:t>special_ratio</w:t>
-            </w:r>
-            <w:r>
-              <w:rPr>
-                <w:sz w:val="17"/>
-              </w:rPr>
-              <w:t xml:space="preserve"> and </w:t>
-            </w:r>
-            <w:r>
-              <w:rPr>
-                <w:rFonts w:ascii="Courier New" w:hAnsi="Courier New"/>
-                <w:sz w:val="17"/>
-              </w:rPr>
-              <w:t>digit_ratio</w:t>
-            </w:r>
-            <w:r>
-              <w:rPr>
-                <w:sz w:val="17"/>
-              </w:rPr>
-              <w:t>.</w:t>
-            </w:r>
-          </w:p>
-        </w:tc>
-        <w:tc>
-          <w:tcPr>
-            <w:tcW w:type="dxa" w:w="3024"/>
-          </w:tcPr>
-          <w:p/>
-        </w:tc>
-      </w:tr>
-      <w:tr>
-        <w:tc>
-          <w:tcPr>
-            <w:tcW w:type="dxa" w:w="3024"/>
-          </w:tcPr>
-          <w:p>
-            <w:pPr>
-              <w:spacing w:before="20" w:after="20"/>
-            </w:pPr>
-            <w:r>
-              <w:rPr>
-                <w:sz w:val="17"/>
-              </w:rPr>
+                <w:sz w:val="17"/>
+              </w:rPr>
+              <w:t xml:space="preserve">A purpose-built </w:t>
             </w:r>
             <w:r>
               <w:rPr>
                 <w:b/>
                 <w:sz w:val="17"/>
               </w:rPr>
-              <w:t>Detailed explanation</w:t>
+              <w:t>shell tokenizer</w:t>
+            </w:r>
+            <w:r>
+              <w:rPr>
+                <w:sz w:val="17"/>
+              </w:rPr>
+              <w:t xml:space="preserve"> (SLP) plus classical encodings (TF-IDF / hashing). The thesis: generic NLP tokenization mis-parses shell, so a shell-aware representation is needed.</w:t>
             </w:r>
           </w:p>
         </w:tc>
@@ -3741,707 +3212,29 @@
             </w:r>
             <w:r>
               <w:rPr>
-                <w:sz w:val="17"/>
-              </w:rPr>
-              <w:t xml:space="preserve">Obfuscation is the one adversarial behaviour that </w:t>
-            </w:r>
-            <w:r>
-              <w:rPr>
-                <w:i/>
-                <w:sz w:val="17"/>
-              </w:rPr>
-              <w:t>adds</w:t>
-            </w:r>
-            <w:r>
-              <w:rPr>
-                <w:sz w:val="17"/>
-              </w:rPr>
-              <w:t xml:space="preserve"> rather than removes signal, because the evasion itself is anomalous: benign administration has no reason to splice a binary name or route arguments through </w:t>
-            </w:r>
-            <w:r>
-              <w:rPr>
-                <w:rFonts w:ascii="Courier New" w:hAnsi="Courier New"/>
-                <w:sz w:val="17"/>
-              </w:rPr>
-              <w:t>$IFS</w:t>
-            </w:r>
-            <w:r>
-              <w:rPr>
-                <w:sz w:val="17"/>
-              </w:rPr>
-              <w:t xml:space="preserve">. The micro-structural features are accordingly sharp but rare — </w:t>
-            </w:r>
-            <w:r>
-              <w:rPr>
-                <w:rFonts w:ascii="Courier New" w:hAnsi="Courier New"/>
-                <w:sz w:val="17"/>
-              </w:rPr>
-              <w:t>has_decode_exec</w:t>
-            </w:r>
-            <w:r>
-              <w:rPr>
-                <w:sz w:val="17"/>
-              </w:rPr>
-              <w:t xml:space="preserve"> at OR 45.1 and </w:t>
-            </w:r>
-            <w:r>
-              <w:rPr>
-                <w:rFonts w:ascii="Courier New" w:hAnsi="Courier New"/>
-                <w:sz w:val="17"/>
-              </w:rPr>
-              <w:t>has_quote_splice</w:t>
-            </w:r>
-            <w:r>
-              <w:rPr>
-                <w:sz w:val="17"/>
-              </w:rPr>
-              <w:t xml:space="preserve"> at OR 27.0 on Dataset 1, each firing on well under 1% of rows. Rarity is the point: they contribute nothing to aggregate accuracy and everything to the cases that matter, which is why they are kept despite near-zero solo F1. The two ratio features are the dense counterpart, capturing the same phenomenon continuously — </w:t>
-            </w:r>
-            <w:r>
-              <w:rPr>
-                <w:rFonts w:ascii="Courier New" w:hAnsi="Courier New"/>
-                <w:sz w:val="17"/>
-              </w:rPr>
-              <w:t>special_ratio</w:t>
-            </w:r>
-            <w:r>
-              <w:rPr>
-                <w:sz w:val="17"/>
-              </w:rPr>
-              <w:t xml:space="preserve"> is the second-strongest feature in the whole set by effect size on Dataset 1 (d +0.32, AUC 0.66). The honest caveat is that this family is Dataset-1-heavy: </w:t>
-            </w:r>
-            <w:r>
-              <w:rPr>
-                <w:rFonts w:ascii="Courier New" w:hAnsi="Courier New"/>
-                <w:sz w:val="17"/>
-              </w:rPr>
-              <w:t>has_decode_exec</w:t>
-            </w:r>
-            <w:r>
-              <w:rPr>
-                <w:sz w:val="17"/>
-              </w:rPr>
-              <w:t xml:space="preserve"> inverts to OR 0.60 on the honeypot corpus, where attackers type unencoded droppers because they are not evading anything.</w:t>
-            </w:r>
-          </w:p>
-        </w:tc>
-        <w:tc>
-          <w:tcPr>
-            <w:tcW w:type="dxa" w:w="3024"/>
-          </w:tcPr>
-          <w:p/>
-        </w:tc>
-      </w:tr>
-    </w:tbl>
-    <w:p/>
-    <w:p>
-      <w:pPr>
-        <w:pStyle w:val="Heading3"/>
-        <w:spacing w:before="120" w:after="80" w:lineRule="auto" w:line="276"/>
-      </w:pPr>
-      <w:r>
-        <w:t>Row N2 — Privilege escalation via sudo</w:t>
-      </w:r>
-    </w:p>
-    <w:tbl>
-      <w:tblPr>
-        <w:tblStyle w:val="TableGrid"/>
-        <w:tblW w:type="auto" w:w="0"/>
-        <w:tblLook w:firstColumn="1" w:firstRow="1" w:lastColumn="0" w:lastRow="0" w:noHBand="0" w:noVBand="1" w:val="04A0"/>
-      </w:tblPr>
-      <w:tblGrid>
-        <w:gridCol w:w="4536"/>
-        <w:gridCol w:w="4536"/>
-      </w:tblGrid>
-      <w:tr>
-        <w:tc>
-          <w:tcPr>
-            <w:tcW w:type="dxa" w:w="4536"/>
-          </w:tcPr>
-          <w:p>
-            <w:pPr>
-              <w:spacing w:before="20" w:after="20"/>
-            </w:pPr>
-            <w:r>
-              <w:rPr>
                 <w:b/>
                 <w:sz w:val="17"/>
               </w:rPr>
+              <w:t>Hybrid</w:t>
+            </w:r>
+            <w:r>
+              <w:rPr>
+                <w:sz w:val="17"/>
+              </w:rPr>
+              <w:t xml:space="preserve"> — 43 engineered behavioral features (counts, ratios, entropies, MITRE binary-family flags) + character (3–5)-gram TF-IDF for the XGBoost-hybrid; a </w:t>
             </w:r>
             <w:r>
               <w:rPr>
                 <w:b/>
                 <w:sz w:val="17"/>
               </w:rPr>
-              <w:t>Field</w:t>
-            </w:r>
-          </w:p>
-        </w:tc>
-        <w:tc>
-          <w:tcPr>
-            <w:tcW w:type="dxa" w:w="4536"/>
-          </w:tcPr>
-          <w:p>
-            <w:pPr>
-              <w:spacing w:before="20" w:after="20"/>
-            </w:pPr>
-            <w:r>
-              <w:rPr>
-                <w:b/>
-                <w:sz w:val="17"/>
-              </w:rPr>
-            </w:r>
-            <w:r>
-              <w:rPr>
-                <w:b/>
-                <w:sz w:val="17"/>
-              </w:rPr>
-              <w:t>Content</w:t>
-            </w:r>
-          </w:p>
-        </w:tc>
-      </w:tr>
-      <w:tr>
-        <w:tc>
-          <w:tcPr>
-            <w:tcW w:type="dxa" w:w="4536"/>
-          </w:tcPr>
-          <w:p>
-            <w:pPr>
-              <w:spacing w:before="20" w:after="20"/>
-            </w:pPr>
-            <w:r>
-              <w:rPr>
-                <w:sz w:val="17"/>
-              </w:rPr>
-            </w:r>
-            <w:r>
-              <w:rPr>
-                <w:b/>
-                <w:sz w:val="17"/>
-              </w:rPr>
-              <w:t>Adversarial behavioural characteristic</w:t>
-            </w:r>
-          </w:p>
-        </w:tc>
-        <w:tc>
-          <w:tcPr>
-            <w:tcW w:type="dxa" w:w="4536"/>
-          </w:tcPr>
-          <w:p>
-            <w:pPr>
-              <w:spacing w:before="20" w:after="20"/>
-            </w:pPr>
-            <w:r>
-              <w:rPr>
-                <w:sz w:val="17"/>
-              </w:rPr>
-            </w:r>
-            <w:r>
-              <w:rPr>
-                <w:sz w:val="17"/>
-              </w:rPr>
-              <w:t xml:space="preserve">Attacker elevates from an unprivileged foothold to root using the host's own elevation mechanism, invoking </w:t>
-            </w:r>
-            <w:r>
-              <w:rPr>
-                <w:rFonts w:ascii="Courier New" w:hAnsi="Courier New"/>
-                <w:sz w:val="17"/>
-              </w:rPr>
-              <w:t>sudo</w:t>
-            </w:r>
-            <w:r>
-              <w:rPr>
-                <w:sz w:val="17"/>
-              </w:rPr>
-              <w:t>/</w:t>
-            </w:r>
-            <w:r>
-              <w:rPr>
-                <w:rFonts w:ascii="Courier New" w:hAnsi="Courier New"/>
-                <w:sz w:val="17"/>
-              </w:rPr>
-              <w:t>su</w:t>
-            </w:r>
-            <w:r>
-              <w:rPr>
-                <w:sz w:val="17"/>
-              </w:rPr>
-              <w:t xml:space="preserve"> directly or exploiting cached credentials and permissive </w:t>
-            </w:r>
-            <w:r>
-              <w:rPr>
-                <w:rFonts w:ascii="Courier New" w:hAnsi="Courier New"/>
-                <w:sz w:val="17"/>
-              </w:rPr>
-              <w:t>sudoers</w:t>
-            </w:r>
-            <w:r>
-              <w:rPr>
-                <w:sz w:val="17"/>
-              </w:rPr>
-              <w:t xml:space="preserve"> entries (T1548.003 Sudo and Sudo Caching; platforms Linux, macOS).</w:t>
-            </w:r>
-          </w:p>
-        </w:tc>
-      </w:tr>
-      <w:tr>
-        <w:tc>
-          <w:tcPr>
-            <w:tcW w:type="dxa" w:w="4536"/>
-          </w:tcPr>
-          <w:p>
-            <w:pPr>
-              <w:spacing w:before="20" w:after="20"/>
-            </w:pPr>
-            <w:r>
-              <w:rPr>
-                <w:sz w:val="17"/>
-              </w:rPr>
-            </w:r>
-            <w:r>
-              <w:rPr>
-                <w:b/>
-                <w:sz w:val="17"/>
-              </w:rPr>
-              <w:t>Required telemetry source</w:t>
-            </w:r>
-          </w:p>
-        </w:tc>
-        <w:tc>
-          <w:tcPr>
-            <w:tcW w:type="dxa" w:w="4536"/>
-          </w:tcPr>
-          <w:p>
-            <w:pPr>
-              <w:spacing w:before="20" w:after="20"/>
-            </w:pPr>
-            <w:r>
-              <w:rPr>
-                <w:sz w:val="17"/>
-              </w:rPr>
-            </w:r>
-            <w:r>
-              <w:rPr>
-                <w:sz w:val="17"/>
-              </w:rPr>
-              <w:t xml:space="preserve">Shell command log as above; </w:t>
-            </w:r>
-            <w:r>
-              <w:rPr>
-                <w:rFonts w:ascii="Courier New" w:hAnsi="Courier New"/>
-                <w:sz w:val="17"/>
-              </w:rPr>
-              <w:t>auditd</w:t>
-            </w:r>
-            <w:r>
-              <w:rPr>
-                <w:sz w:val="17"/>
-              </w:rPr>
-              <w:t xml:space="preserve"> EXECVE is the authoritative source because it records the escalation attempt whether or not it succeeded.</w:t>
-            </w:r>
-          </w:p>
-        </w:tc>
-      </w:tr>
-      <w:tr>
-        <w:tc>
-          <w:tcPr>
-            <w:tcW w:type="dxa" w:w="4536"/>
-          </w:tcPr>
-          <w:p>
-            <w:pPr>
-              <w:spacing w:before="20" w:after="20"/>
-            </w:pPr>
-            <w:r>
-              <w:rPr>
-                <w:sz w:val="17"/>
-              </w:rPr>
-            </w:r>
-            <w:r>
-              <w:rPr>
-                <w:b/>
-                <w:sz w:val="17"/>
-              </w:rPr>
-              <w:t>Specific log attributes / raw fields</w:t>
-            </w:r>
-          </w:p>
-        </w:tc>
-        <w:tc>
-          <w:tcPr>
-            <w:tcW w:type="dxa" w:w="4536"/>
-          </w:tcPr>
-          <w:p>
-            <w:pPr>
-              <w:spacing w:before="20" w:after="20"/>
-            </w:pPr>
-            <w:r>
-              <w:rPr>
-                <w:sz w:val="17"/>
-              </w:rPr>
-            </w:r>
-            <w:r>
-              <w:rPr>
-                <w:sz w:val="17"/>
-              </w:rPr>
-              <w:t xml:space="preserve">The </w:t>
-            </w:r>
-            <w:r>
-              <w:rPr>
-                <w:rFonts w:ascii="Courier New" w:hAnsi="Courier New"/>
-                <w:sz w:val="17"/>
-              </w:rPr>
-              <w:t>command</w:t>
-            </w:r>
-            <w:r>
-              <w:rPr>
-                <w:sz w:val="17"/>
-              </w:rPr>
-              <w:t xml:space="preserve"> string, and specifically its </w:t>
-            </w:r>
-            <w:r>
-              <w:rPr>
-                <w:b/>
-                <w:sz w:val="17"/>
-              </w:rPr>
-              <w:t>first token</w:t>
-            </w:r>
-            <w:r>
-              <w:rPr>
-                <w:sz w:val="17"/>
-              </w:rPr>
-              <w:t xml:space="preserve"> after assignment-prefix stripping — </w:t>
-            </w:r>
-            <w:r>
-              <w:rPr>
-                <w:rFonts w:ascii="Courier New" w:hAnsi="Courier New"/>
-                <w:sz w:val="17"/>
-              </w:rPr>
-              <w:t>sudo</w:t>
-            </w:r>
-            <w:r>
-              <w:rPr>
-                <w:sz w:val="17"/>
-              </w:rPr>
-              <w:t xml:space="preserve">, </w:t>
-            </w:r>
-            <w:r>
-              <w:rPr>
-                <w:rFonts w:ascii="Courier New" w:hAnsi="Courier New"/>
-                <w:sz w:val="17"/>
-              </w:rPr>
-              <w:t>su</w:t>
-            </w:r>
-            <w:r>
-              <w:rPr>
-                <w:sz w:val="17"/>
-              </w:rPr>
-              <w:t xml:space="preserve">, </w:t>
-            </w:r>
-            <w:r>
-              <w:rPr>
-                <w:rFonts w:ascii="Courier New" w:hAnsi="Courier New"/>
-                <w:sz w:val="17"/>
-              </w:rPr>
-              <w:t>doas</w:t>
-            </w:r>
-            <w:r>
-              <w:rPr>
-                <w:sz w:val="17"/>
-              </w:rPr>
-              <w:t xml:space="preserve">, </w:t>
-            </w:r>
-            <w:r>
-              <w:rPr>
-                <w:rFonts w:ascii="Courier New" w:hAnsi="Courier New"/>
-                <w:sz w:val="17"/>
-              </w:rPr>
-              <w:t>pkexec</w:t>
-            </w:r>
-            <w:r>
-              <w:rPr>
-                <w:sz w:val="17"/>
-              </w:rPr>
-              <w:t xml:space="preserve"> in head position, as distinct from the same tokens appearing anywhere in the line.</w:t>
-            </w:r>
-          </w:p>
-        </w:tc>
-      </w:tr>
-      <w:tr>
-        <w:tc>
-          <w:tcPr>
-            <w:tcW w:type="dxa" w:w="4536"/>
-          </w:tcPr>
-          <w:p>
-            <w:pPr>
-              <w:spacing w:before="20" w:after="20"/>
-            </w:pPr>
-            <w:r>
-              <w:rPr>
-                <w:sz w:val="17"/>
-              </w:rPr>
-            </w:r>
-            <w:r>
-              <w:rPr>
-                <w:b/>
-                <w:sz w:val="17"/>
-              </w:rPr>
-              <w:t>Derived / engineered feature(s)</w:t>
-            </w:r>
-          </w:p>
-        </w:tc>
-        <w:tc>
-          <w:tcPr>
-            <w:tcW w:type="dxa" w:w="4536"/>
-          </w:tcPr>
-          <w:p>
-            <w:pPr>
-              <w:spacing w:before="20" w:after="20"/>
-            </w:pPr>
-            <w:r>
-              <w:rPr>
-                <w:sz w:val="17"/>
-              </w:rPr>
-            </w:r>
-            <w:r>
-              <w:rPr>
-                <w:rFonts w:ascii="Courier New" w:hAnsi="Courier New"/>
-                <w:sz w:val="17"/>
-              </w:rPr>
-              <w:t>head_is_privesc</w:t>
-            </w:r>
-            <w:r>
-              <w:rPr>
-                <w:sz w:val="17"/>
-              </w:rPr>
-              <w:t xml:space="preserve"> — and nothing else.</w:t>
-            </w:r>
-          </w:p>
-        </w:tc>
-      </w:tr>
-      <w:tr>
-        <w:tc>
-          <w:tcPr>
-            <w:tcW w:type="dxa" w:w="4536"/>
-          </w:tcPr>
-          <w:p>
-            <w:pPr>
-              <w:spacing w:before="20" w:after="20"/>
-            </w:pPr>
-            <w:r>
-              <w:rPr>
-                <w:sz w:val="17"/>
-              </w:rPr>
-            </w:r>
-            <w:r>
-              <w:rPr>
-                <w:b/>
-                <w:sz w:val="17"/>
-              </w:rPr>
-              <w:t>Detailed explanation</w:t>
-            </w:r>
-          </w:p>
-        </w:tc>
-        <w:tc>
-          <w:tcPr>
-            <w:tcW w:type="dxa" w:w="4536"/>
-          </w:tcPr>
-          <w:p>
-            <w:pPr>
-              <w:spacing w:before="20" w:after="20"/>
-            </w:pPr>
-            <w:r>
-              <w:rPr>
-                <w:sz w:val="17"/>
-              </w:rPr>
-            </w:r>
-            <w:r>
-              <w:rPr>
-                <w:sz w:val="17"/>
-              </w:rPr>
-              <w:t xml:space="preserve">This row is deliberately the thinnest, because the evidence forced it. The obvious feature, a presence flag </w:t>
-            </w:r>
-            <w:r>
-              <w:rPr>
-                <w:rFonts w:ascii="Courier New" w:hAnsi="Courier New"/>
-                <w:sz w:val="17"/>
-              </w:rPr>
-              <w:t>has_privesc_bin</w:t>
-            </w:r>
-            <w:r>
-              <w:rPr>
-                <w:sz w:val="17"/>
-              </w:rPr>
-              <w:t xml:space="preserve">, was built, measured and </w:t>
-            </w:r>
-            <w:r>
-              <w:rPr>
-                <w:b/>
-                <w:sz w:val="17"/>
-              </w:rPr>
-              <w:t>killed</w:t>
-            </w:r>
-            <w:r>
-              <w:rPr>
-                <w:sz w:val="17"/>
-              </w:rPr>
-              <w:t xml:space="preserve">: at OR 0.99 (Dataset 1) and 1.01 (Dataset 2) it is almost perfectly class-neutral. </w:t>
-            </w:r>
-            <w:r>
-              <w:rPr>
-                <w:rFonts w:ascii="Courier New" w:hAnsi="Courier New"/>
-                <w:sz w:val="17"/>
-              </w:rPr>
-              <w:t>sudo</w:t>
-            </w:r>
-            <w:r>
-              <w:rPr>
-                <w:sz w:val="17"/>
-              </w:rPr>
-              <w:t xml:space="preserve"> and </w:t>
-            </w:r>
-            <w:r>
-              <w:rPr>
-                <w:rFonts w:ascii="Courier New" w:hAnsi="Courier New"/>
-                <w:sz w:val="17"/>
-              </w:rPr>
-              <w:t>chmod</w:t>
-            </w:r>
-            <w:r>
-              <w:rPr>
-                <w:sz w:val="17"/>
-              </w:rPr>
-              <w:t xml:space="preserve"> are simply everywhere, in attack corpora and administrator history alike, so presence carries no information. What survives is </w:t>
-            </w:r>
-            <w:r>
-              <w:rPr>
-                <w:i/>
-                <w:sz w:val="17"/>
-              </w:rPr>
-              <w:t>position</w:t>
-            </w:r>
-            <w:r>
-              <w:rPr>
-                <w:sz w:val="17"/>
-              </w:rPr>
-              <w:t xml:space="preserve">: a command whose head is the elevation binary is an escalation attempt, whereas one that merely mentions it is usually documentation or a compound administrative line. Even then the feature is corpus-dependent and inverts — OR 0.77 on Dataset 1 versus 3.70 on Dataset 2 — because the curated Dataset 1 benign sources are full of </w:t>
-            </w:r>
-            <w:r>
-              <w:rPr>
-                <w:rFonts w:ascii="Courier New" w:hAnsi="Courier New"/>
-                <w:sz w:val="17"/>
-              </w:rPr>
-              <w:t>sudo</w:t>
-            </w:r>
-            <w:r>
-              <w:rPr>
-                <w:sz w:val="17"/>
-              </w:rPr>
-              <w:t>-prefixed tutorial commands while the honeypot's benign side is real user history. Reported as-is rather than smoothed over: it is a case where the technique is real, security-critical, and only weakly separable from ordinary administration by content alone.</w:t>
-            </w:r>
-          </w:p>
-        </w:tc>
-      </w:tr>
-    </w:tbl>
-    <w:p/>
-    <w:p>
-      <w:br w:type="page"/>
-    </w:p>
-    <w:p>
-      <w:pPr>
-        <w:pStyle w:val="Heading1"/>
-        <w:spacing w:before="200" w:after="80" w:lineRule="auto" w:line="276"/>
-      </w:pPr>
-      <w:r>
-        <w:t>Chapter 2 — Literature Review: Trizna on ML for Linux Command Detection</w:t>
-      </w:r>
-    </w:p>
-    <w:p>
-      <w:pPr>
-        <w:pStyle w:val="Heading2"/>
-        <w:spacing w:before="120" w:after="80" w:lineRule="auto" w:line="276"/>
-      </w:pPr>
-      <w:r>
-        <w:t>Feature matrix — Trizna's approach vs. this project</w:t>
-      </w:r>
-    </w:p>
-    <w:tbl>
-      <w:tblPr>
-        <w:tblStyle w:val="TableGrid"/>
-        <w:tblW w:type="auto" w:w="0"/>
-        <w:tblLook w:firstColumn="1" w:firstRow="1" w:lastColumn="0" w:lastRow="0" w:noHBand="0" w:noVBand="1" w:val="04A0"/>
-      </w:tblPr>
-      <w:tblGrid>
-        <w:gridCol w:w="3024"/>
-        <w:gridCol w:w="3024"/>
-        <w:gridCol w:w="3024"/>
-      </w:tblGrid>
-      <w:tr>
-        <w:tc>
-          <w:tcPr>
-            <w:tcW w:type="dxa" w:w="3024"/>
-          </w:tcPr>
-          <w:p>
-            <w:pPr>
-              <w:spacing w:before="20" w:after="20"/>
-            </w:pPr>
-            <w:r>
-              <w:rPr>
-                <w:b/>
-                <w:sz w:val="17"/>
-              </w:rPr>
-            </w:r>
-            <w:r>
-              <w:rPr>
-                <w:b/>
-                <w:sz w:val="17"/>
-              </w:rPr>
-              <w:t>Dimension</w:t>
-            </w:r>
-          </w:p>
-        </w:tc>
-        <w:tc>
-          <w:tcPr>
-            <w:tcW w:type="dxa" w:w="3024"/>
-          </w:tcPr>
-          <w:p>
-            <w:pPr>
-              <w:spacing w:before="20" w:after="20"/>
-            </w:pPr>
-            <w:r>
-              <w:rPr>
-                <w:b/>
-                <w:sz w:val="17"/>
-              </w:rPr>
-            </w:r>
-            <w:r>
-              <w:rPr>
-                <w:b/>
-                <w:sz w:val="17"/>
-              </w:rPr>
-              <w:t>Trizna — SLP (2021)</w:t>
-            </w:r>
-          </w:p>
-        </w:tc>
-        <w:tc>
-          <w:tcPr>
-            <w:tcW w:type="dxa" w:w="3024"/>
-          </w:tcPr>
-          <w:p>
-            <w:pPr>
-              <w:spacing w:before="20" w:after="20"/>
-            </w:pPr>
-            <w:r>
-              <w:rPr>
-                <w:b/>
-                <w:sz w:val="17"/>
-              </w:rPr>
-            </w:r>
-            <w:r>
-              <w:rPr>
-                <w:b/>
-                <w:sz w:val="17"/>
-              </w:rPr>
-              <w:t>This project</w:t>
+              <w:t>raw character-index sequence</w:t>
+            </w:r>
+            <w:r>
+              <w:rPr>
+                <w:sz w:val="17"/>
+              </w:rPr>
+              <w:t xml:space="preserve"> for the 1D-CNN.</w:t>
             </w:r>
           </w:p>
         </w:tc>
@@ -4465,7 +3258,7 @@
                 <w:b/>
                 <w:sz w:val="17"/>
               </w:rPr>
-              <w:t>Feature type</w:t>
+              <w:t>Model type</w:t>
             </w:r>
           </w:p>
         </w:tc>
@@ -4486,20 +3279,20 @@
               <w:rPr>
                 <w:sz w:val="17"/>
               </w:rPr>
-              <w:t xml:space="preserve">A purpose-built </w:t>
-            </w:r>
-            <w:r>
-              <w:rPr>
-                <w:b/>
-                <w:sz w:val="17"/>
-              </w:rPr>
-              <w:t>shell tokenizer</w:t>
-            </w:r>
-            <w:r>
-              <w:rPr>
-                <w:sz w:val="17"/>
-              </w:rPr>
-              <w:t xml:space="preserve"> (SLP) plus classical encodings (TF-IDF / hashing). The thesis: generic NLP tokenization mis-parses shell, so a shell-aware representation is needed.</w:t>
+              <w:t xml:space="preserve">Classical ML classifiers over SLP encodings (the paper's contribution is the </w:t>
+            </w:r>
+            <w:r>
+              <w:rPr>
+                <w:i/>
+                <w:sz w:val="17"/>
+              </w:rPr>
+              <w:t>representation</w:t>
+            </w:r>
+            <w:r>
+              <w:rPr>
+                <w:sz w:val="17"/>
+              </w:rPr>
+              <w:t>, not a new model). QuasarNix (2024) later adds an ensemble of classifiers with adversarially-trained variants.</w:t>
             </w:r>
           </w:p>
         </w:tc>
@@ -4518,29 +3311,9 @@
             </w:r>
             <w:r>
               <w:rPr>
-                <w:b/>
-                <w:sz w:val="17"/>
-              </w:rPr>
-              <w:t>Hybrid</w:t>
-            </w:r>
-            <w:r>
-              <w:rPr>
-                <w:sz w:val="17"/>
-              </w:rPr>
-              <w:t xml:space="preserve"> — 43 engineered behavioral features (counts, ratios, entropies, MITRE binary-family flags) + character (3–5)-gram TF-IDF for the XGBoost-hybrid; a </w:t>
-            </w:r>
-            <w:r>
-              <w:rPr>
-                <w:b/>
-                <w:sz w:val="17"/>
-              </w:rPr>
-              <w:t>raw character-index sequence</w:t>
-            </w:r>
-            <w:r>
-              <w:rPr>
-                <w:sz w:val="17"/>
-              </w:rPr>
-              <w:t xml:space="preserve"> for the 1D-CNN.</w:t>
+                <w:sz w:val="17"/>
+              </w:rPr>
+              <w:t>XGBoost, RandomForest, 1D-CNN, IsolationForest, and a TF-IDF+LR baseline, composed into a 3-stage cascade with LLM arbitration.</w:t>
             </w:r>
           </w:p>
         </w:tc>
@@ -4564,7 +3337,7 @@
                 <w:b/>
                 <w:sz w:val="17"/>
               </w:rPr>
-              <w:t>Model type</w:t>
+              <w:t>Dataset type</w:t>
             </w:r>
           </w:p>
         </w:tc>
@@ -4585,20 +3358,33 @@
               <w:rPr>
                 <w:sz w:val="17"/>
               </w:rPr>
-              <w:t xml:space="preserve">Classical ML classifiers over SLP encodings (the paper's contribution is the </w:t>
-            </w:r>
-            <w:r>
-              <w:rPr>
-                <w:i/>
-                <w:sz w:val="17"/>
-              </w:rPr>
-              <w:t>representation</w:t>
-            </w:r>
-            <w:r>
-              <w:rPr>
-                <w:sz w:val="17"/>
-              </w:rPr>
-              <w:t>, not a new model). QuasarNix (2024) later adds an ensemble of classifiers with adversarially-trained variants.</w:t>
+              <w:t xml:space="preserve">Real </w:t>
+            </w:r>
+            <w:r>
+              <w:rPr>
+                <w:b/>
+                <w:sz w:val="17"/>
+              </w:rPr>
+              <w:t>Linux `auditd`</w:t>
+            </w:r>
+            <w:r>
+              <w:rPr>
+                <w:sz w:val="17"/>
+              </w:rPr>
+              <w:t xml:space="preserve"> telemetry (single-organization logs), supervised. QuasarNix instead uses </w:t>
+            </w:r>
+            <w:r>
+              <w:rPr>
+                <w:b/>
+                <w:sz w:val="17"/>
+              </w:rPr>
+              <w:t>synthetic augmentation</w:t>
+            </w:r>
+            <w:r>
+              <w:rPr>
+                <w:sz w:val="17"/>
+              </w:rPr>
+              <w:t xml:space="preserve"> — &gt;1M reverse-shell variants from ~34 templates.</w:t>
             </w:r>
           </w:p>
         </w:tc>
@@ -4617,9 +3403,16 @@
             </w:r>
             <w:r>
               <w:rPr>
-                <w:sz w:val="17"/>
-              </w:rPr>
-              <w:t>XGBoost, RandomForest, 1D-CNN, IsolationForest, and a TF-IDF+LR baseline, composed into a 3-stage cascade with LLM arbitration.</w:t>
+                <w:b/>
+                <w:sz w:val="17"/>
+              </w:rPr>
+              <w:t>Provenance-labeled, multi-source</w:t>
+            </w:r>
+            <w:r>
+              <w:rPr>
+                <w:sz w:val="17"/>
+              </w:rPr>
+              <w:t>: D1 curated corpora (HackTricks, GTFOBins, Atomic Red Team, PayloadsAllTheThings, QuasarNix, SLP) vs. D2 operational (Cowrie honeypot + real shell histories), held at an exact 1:3 attack:benign ratio.</w:t>
             </w:r>
           </w:p>
         </w:tc>
@@ -4643,7 +3436,7 @@
                 <w:b/>
                 <w:sz w:val="17"/>
               </w:rPr>
-              <w:t>Dataset type</w:t>
+              <w:t>Evaluation metric</w:t>
             </w:r>
           </w:p>
         </w:tc>
@@ -4664,33 +3457,46 @@
               <w:rPr>
                 <w:sz w:val="17"/>
               </w:rPr>
-              <w:t xml:space="preserve">Real </w:t>
+              <w:t xml:space="preserve">SLP: </w:t>
             </w:r>
             <w:r>
               <w:rPr>
                 <w:b/>
                 <w:sz w:val="17"/>
               </w:rPr>
-              <w:t>Linux `auditd`</w:t>
-            </w:r>
-            <w:r>
-              <w:rPr>
-                <w:sz w:val="17"/>
-              </w:rPr>
-              <w:t xml:space="preserve"> telemetry (single-organization logs), supervised. QuasarNix instead uses </w:t>
+              <w:t>F1</w:t>
+            </w:r>
+            <w:r>
+              <w:rPr>
+                <w:sz w:val="17"/>
+              </w:rPr>
+              <w:t xml:space="preserve">, reporting a lift from </w:t>
             </w:r>
             <w:r>
               <w:rPr>
                 <w:b/>
                 <w:sz w:val="17"/>
               </w:rPr>
-              <w:t>synthetic augmentation</w:t>
-            </w:r>
-            <w:r>
-              <w:rPr>
-                <w:sz w:val="17"/>
-              </w:rPr>
-              <w:t xml:space="preserve"> — &gt;1M reverse-shell variants from ~34 templates.</w:t>
+              <w:t>0.392 → 0.874</w:t>
+            </w:r>
+            <w:r>
+              <w:rPr>
+                <w:sz w:val="17"/>
+              </w:rPr>
+              <w:t xml:space="preserve"> on its security-classification task. QuasarNix: </w:t>
+            </w:r>
+            <w:r>
+              <w:rPr>
+                <w:b/>
+                <w:sz w:val="17"/>
+              </w:rPr>
+              <w:t>detection rate at an industry-grade FPR = 10⁻⁵</w:t>
+            </w:r>
+            <w:r>
+              <w:rPr>
+                <w:sz w:val="17"/>
+              </w:rPr>
+              <w:t>.</w:t>
             </w:r>
           </w:p>
         </w:tc>
@@ -4712,13 +3518,13 @@
                 <w:b/>
                 <w:sz w:val="17"/>
               </w:rPr>
-              <w:t>Provenance-labeled, multi-source</w:t>
-            </w:r>
-            <w:r>
-              <w:rPr>
-                <w:sz w:val="17"/>
-              </w:rPr>
-              <w:t>: D1 curated corpora (HackTricks, GTFOBins, Atomic Red Team, PayloadsAllTheThings, QuasarNix, SLP) vs. D2 operational (Cowrie honeypot + real shell histories), held at an exact 1:3 attack:benign ratio.</w:t>
+              <w:t>F1, ROC-AUC, PR-AUC, TPR@FPR=1%/0.1%</w:t>
+            </w:r>
+            <w:r>
+              <w:rPr>
+                <w:sz w:val="17"/>
+              </w:rPr>
+              <w:t>, plus per-source recall/FPR and near-duplicate-leakage audits.</w:t>
             </w:r>
           </w:p>
         </w:tc>
@@ -4742,7 +3548,7 @@
                 <w:b/>
                 <w:sz w:val="17"/>
               </w:rPr>
-              <w:t>Evaluation metric</w:t>
+              <w:t>Transfer / generalization tested</w:t>
             </w:r>
           </w:p>
         </w:tc>
@@ -4770,39 +3576,26 @@
                 <w:b/>
                 <w:sz w:val="17"/>
               </w:rPr>
-              <w:t>F1</w:t>
-            </w:r>
-            <w:r>
-              <w:rPr>
-                <w:sz w:val="17"/>
-              </w:rPr>
-              <w:t xml:space="preserve">, reporting a lift from </w:t>
+              <w:t>not a cross-corpus study</w:t>
+            </w:r>
+            <w:r>
+              <w:rPr>
+                <w:sz w:val="17"/>
+              </w:rPr>
+              <w:t xml:space="preserve"> (in-distribution). QuasarNix: </w:t>
             </w:r>
             <w:r>
               <w:rPr>
                 <w:b/>
                 <w:sz w:val="17"/>
               </w:rPr>
-              <w:t>0.392 → 0.874</w:t>
-            </w:r>
-            <w:r>
-              <w:rPr>
-                <w:sz w:val="17"/>
-              </w:rPr>
-              <w:t xml:space="preserve"> on its security-classification task. QuasarNix: </w:t>
-            </w:r>
-            <w:r>
-              <w:rPr>
-                <w:b/>
-                <w:sz w:val="17"/>
-              </w:rPr>
-              <w:t>detection rate at an industry-grade FPR = 10⁻⁵</w:t>
-            </w:r>
-            <w:r>
-              <w:rPr>
-                <w:sz w:val="17"/>
-              </w:rPr>
-              <w:t>.</w:t>
+              <w:t>yes</w:t>
+            </w:r>
+            <w:r>
+              <w:rPr>
+                <w:sz w:val="17"/>
+              </w:rPr>
+              <w:t xml:space="preserve"> — black-box evasion attacks and adversarially robust defenses.</w:t>
             </w:r>
           </w:p>
         </w:tc>
@@ -4824,105 +3617,6 @@
                 <w:b/>
                 <w:sz w:val="17"/>
               </w:rPr>
-              <w:t>F1, ROC-AUC, PR-AUC, TPR@FPR=1%/0.1%</w:t>
-            </w:r>
-            <w:r>
-              <w:rPr>
-                <w:sz w:val="17"/>
-              </w:rPr>
-              <w:t>, plus per-source recall/FPR and near-duplicate-leakage audits.</w:t>
-            </w:r>
-          </w:p>
-        </w:tc>
-      </w:tr>
-      <w:tr>
-        <w:tc>
-          <w:tcPr>
-            <w:tcW w:type="dxa" w:w="3024"/>
-          </w:tcPr>
-          <w:p>
-            <w:pPr>
-              <w:spacing w:before="20" w:after="20"/>
-            </w:pPr>
-            <w:r>
-              <w:rPr>
-                <w:sz w:val="17"/>
-              </w:rPr>
-            </w:r>
-            <w:r>
-              <w:rPr>
-                <w:b/>
-                <w:sz w:val="17"/>
-              </w:rPr>
-              <w:t>Transfer / generalization tested</w:t>
-            </w:r>
-          </w:p>
-        </w:tc>
-        <w:tc>
-          <w:tcPr>
-            <w:tcW w:type="dxa" w:w="3024"/>
-          </w:tcPr>
-          <w:p>
-            <w:pPr>
-              <w:spacing w:before="20" w:after="20"/>
-            </w:pPr>
-            <w:r>
-              <w:rPr>
-                <w:sz w:val="17"/>
-              </w:rPr>
-            </w:r>
-            <w:r>
-              <w:rPr>
-                <w:sz w:val="17"/>
-              </w:rPr>
-              <w:t xml:space="preserve">SLP: </w:t>
-            </w:r>
-            <w:r>
-              <w:rPr>
-                <w:b/>
-                <w:sz w:val="17"/>
-              </w:rPr>
-              <w:t>not a cross-corpus study</w:t>
-            </w:r>
-            <w:r>
-              <w:rPr>
-                <w:sz w:val="17"/>
-              </w:rPr>
-              <w:t xml:space="preserve"> (in-distribution). QuasarNix: </w:t>
-            </w:r>
-            <w:r>
-              <w:rPr>
-                <w:b/>
-                <w:sz w:val="17"/>
-              </w:rPr>
-              <w:t>yes</w:t>
-            </w:r>
-            <w:r>
-              <w:rPr>
-                <w:sz w:val="17"/>
-              </w:rPr>
-              <w:t xml:space="preserve"> — black-box evasion attacks and adversarially robust defenses.</w:t>
-            </w:r>
-          </w:p>
-        </w:tc>
-        <w:tc>
-          <w:tcPr>
-            <w:tcW w:type="dxa" w:w="3024"/>
-          </w:tcPr>
-          <w:p>
-            <w:pPr>
-              <w:spacing w:before="20" w:after="20"/>
-            </w:pPr>
-            <w:r>
-              <w:rPr>
-                <w:sz w:val="17"/>
-              </w:rPr>
-            </w:r>
-            <w:r>
-              <w:rPr>
-                <w:b/>
-                <w:sz w:val="17"/>
-              </w:rPr>
               <w:t>Yes, explicitly</w:t>
             </w:r>
             <w:r>
@@ -4936,1590 +3630,6 @@
       </w:tr>
     </w:tbl>
     <w:p/>
-    <w:p>
-      <w:br w:type="page"/>
-    </w:p>
-    <w:p>
-      <w:pPr>
-        <w:pStyle w:val="Heading1"/>
-        <w:spacing w:before="200" w:after="80" w:lineRule="auto" w:line="276"/>
-      </w:pPr>
-      <w:r>
-        <w:t>Chapter 4 — Feature Ranking Findings</w:t>
-      </w:r>
-    </w:p>
-    <w:p>
-      <w:pPr>
-        <w:spacing w:before="0" w:after="120" w:lineRule="auto" w:line="360"/>
-      </w:pPr>
-      <w:r>
-        <w:t>XGBoost gain-based importance quantifies how much each engineered feature</w:t>
-      </w:r>
-    </w:p>
-    <w:p>
-      <w:pPr>
-        <w:spacing w:before="0" w:after="120" w:lineRule="auto" w:line="360"/>
-      </w:pPr>
-      <w:r>
-        <w:t>reduces training loss across every split it participates in — a direct measure</w:t>
-      </w:r>
-    </w:p>
-    <w:p>
-      <w:pPr>
-        <w:spacing w:before="0" w:after="120" w:lineRule="auto" w:line="360"/>
-      </w:pPr>
-      <w:r>
-        <w:t>of the discriminative signal the model actually leans on, not merely how often a</w:t>
-      </w:r>
-    </w:p>
-    <w:p>
-      <w:pPr>
-        <w:spacing w:before="0" w:after="120" w:lineRule="auto" w:line="360"/>
-      </w:pPr>
-      <w:r>
-        <w:t xml:space="preserve">feature appears. Figure </w:t>
-      </w:r>
-      <w:r>
-        <w:rPr>
-          <w:rFonts w:ascii="Courier New" w:hAnsi="Courier New"/>
-          <w:sz w:val="18"/>
-        </w:rPr>
-        <w:t>ch4_feature_importance_dataset1.png</w:t>
-      </w:r>
-      <w:r>
-        <w:t xml:space="preserve"> ranks the top 20</w:t>
-      </w:r>
-    </w:p>
-    <w:p>
-      <w:pPr>
-        <w:spacing w:before="0" w:after="120" w:lineRule="auto" w:line="360"/>
-      </w:pPr>
-      <w:r>
-        <w:t>engineered features for Dataset 1; the leaders and their MITRE ATT&amp;CK mappings</w:t>
-      </w:r>
-    </w:p>
-    <w:p>
-      <w:pPr>
-        <w:spacing w:before="0" w:after="120" w:lineRule="auto" w:line="360"/>
-      </w:pPr>
-      <w:r>
-        <w:t>are summarized below.</w:t>
-      </w:r>
-    </w:p>
-    <w:p>
-      <w:pPr>
-        <w:pStyle w:val="Heading2"/>
-        <w:spacing w:before="120" w:after="80" w:lineRule="auto" w:line="276"/>
-      </w:pPr>
-      <w:r>
-        <w:t>Top 5 Dataset 1 features</w:t>
-      </w:r>
-    </w:p>
-    <w:tbl>
-      <w:tblPr>
-        <w:tblStyle w:val="TableGrid"/>
-        <w:tblW w:type="auto" w:w="0"/>
-        <w:tblLook w:firstColumn="1" w:firstRow="1" w:lastColumn="0" w:lastRow="0" w:noHBand="0" w:noVBand="1" w:val="04A0"/>
-      </w:tblPr>
-      <w:tblGrid>
-        <w:gridCol w:w="1512"/>
-        <w:gridCol w:w="1512"/>
-        <w:gridCol w:w="1512"/>
-        <w:gridCol w:w="1512"/>
-        <w:gridCol w:w="1512"/>
-        <w:gridCol w:w="1512"/>
-      </w:tblGrid>
-      <w:tr>
-        <w:tc>
-          <w:tcPr>
-            <w:tcW w:type="dxa" w:w="1512"/>
-          </w:tcPr>
-          <w:p>
-            <w:pPr>
-              <w:spacing w:before="20" w:after="20"/>
-            </w:pPr>
-            <w:r>
-              <w:rPr>
-                <w:b/>
-                <w:sz w:val="17"/>
-              </w:rPr>
-            </w:r>
-            <w:r>
-              <w:rPr>
-                <w:b/>
-                <w:sz w:val="17"/>
-              </w:rPr>
-              <w:t>Rank</w:t>
-            </w:r>
-          </w:p>
-        </w:tc>
-        <w:tc>
-          <w:tcPr>
-            <w:tcW w:type="dxa" w:w="1512"/>
-          </w:tcPr>
-          <w:p>
-            <w:pPr>
-              <w:spacing w:before="20" w:after="20"/>
-            </w:pPr>
-            <w:r>
-              <w:rPr>
-                <w:b/>
-                <w:sz w:val="17"/>
-              </w:rPr>
-            </w:r>
-            <w:r>
-              <w:rPr>
-                <w:b/>
-                <w:sz w:val="17"/>
-              </w:rPr>
-              <w:t>Feature</w:t>
-            </w:r>
-          </w:p>
-        </w:tc>
-        <w:tc>
-          <w:tcPr>
-            <w:tcW w:type="dxa" w:w="1512"/>
-          </w:tcPr>
-          <w:p>
-            <w:pPr>
-              <w:spacing w:before="20" w:after="20"/>
-            </w:pPr>
-            <w:r>
-              <w:rPr>
-                <w:b/>
-                <w:sz w:val="17"/>
-              </w:rPr>
-            </w:r>
-            <w:r>
-              <w:rPr>
-                <w:b/>
-                <w:sz w:val="17"/>
-              </w:rPr>
-              <w:t>Gain</w:t>
-            </w:r>
-          </w:p>
-        </w:tc>
-        <w:tc>
-          <w:tcPr>
-            <w:tcW w:type="dxa" w:w="1512"/>
-          </w:tcPr>
-          <w:p>
-            <w:pPr>
-              <w:spacing w:before="20" w:after="20"/>
-            </w:pPr>
-            <w:r>
-              <w:rPr>
-                <w:b/>
-                <w:sz w:val="17"/>
-              </w:rPr>
-            </w:r>
-            <w:r>
-              <w:rPr>
-                <w:b/>
-                <w:sz w:val="17"/>
-              </w:rPr>
-              <w:t>What it measures</w:t>
-            </w:r>
-          </w:p>
-        </w:tc>
-        <w:tc>
-          <w:tcPr>
-            <w:tcW w:type="dxa" w:w="1512"/>
-          </w:tcPr>
-          <w:p>
-            <w:pPr>
-              <w:spacing w:before="20" w:after="20"/>
-            </w:pPr>
-            <w:r>
-              <w:rPr>
-                <w:b/>
-                <w:sz w:val="17"/>
-              </w:rPr>
-            </w:r>
-            <w:r>
-              <w:rPr>
-                <w:b/>
-                <w:sz w:val="17"/>
-              </w:rPr>
-              <w:t>MITRE ATT&amp;CK tactic → technique</w:t>
-            </w:r>
-          </w:p>
-        </w:tc>
-        <w:tc>
-          <w:tcPr>
-            <w:tcW w:type="dxa" w:w="1512"/>
-          </w:tcPr>
-          <w:p/>
-        </w:tc>
-      </w:tr>
-      <w:tr>
-        <w:tc>
-          <w:tcPr>
-            <w:tcW w:type="dxa" w:w="1512"/>
-          </w:tcPr>
-          <w:p>
-            <w:pPr>
-              <w:spacing w:before="20" w:after="20"/>
-            </w:pPr>
-            <w:r>
-              <w:rPr>
-                <w:sz w:val="17"/>
-              </w:rPr>
-            </w:r>
-            <w:r>
-              <w:rPr>
-                <w:sz w:val="17"/>
-              </w:rPr>
-              <w:t>1</w:t>
-            </w:r>
-          </w:p>
-        </w:tc>
-        <w:tc>
-          <w:tcPr>
-            <w:tcW w:type="dxa" w:w="1512"/>
-          </w:tcPr>
-          <w:p>
-            <w:pPr>
-              <w:spacing w:before="20" w:after="20"/>
-            </w:pPr>
-            <w:r>
-              <w:rPr>
-                <w:sz w:val="17"/>
-              </w:rPr>
-            </w:r>
-            <w:r>
-              <w:rPr>
-                <w:rFonts w:ascii="Courier New" w:hAnsi="Courier New"/>
-                <w:sz w:val="17"/>
-              </w:rPr>
-              <w:t>shell_bins</w:t>
-            </w:r>
-          </w:p>
-        </w:tc>
-        <w:tc>
-          <w:tcPr>
-            <w:tcW w:type="dxa" w:w="1512"/>
-          </w:tcPr>
-          <w:p>
-            <w:pPr>
-              <w:spacing w:before="20" w:after="20"/>
-            </w:pPr>
-            <w:r>
-              <w:rPr>
-                <w:sz w:val="17"/>
-              </w:rPr>
-            </w:r>
-            <w:r>
-              <w:rPr>
-                <w:sz w:val="17"/>
-              </w:rPr>
-              <w:t>0.194</w:t>
-            </w:r>
-          </w:p>
-        </w:tc>
-        <w:tc>
-          <w:tcPr>
-            <w:tcW w:type="dxa" w:w="1512"/>
-          </w:tcPr>
-          <w:p>
-            <w:pPr>
-              <w:spacing w:before="20" w:after="20"/>
-            </w:pPr>
-            <w:r>
-              <w:rPr>
-                <w:sz w:val="17"/>
-              </w:rPr>
-            </w:r>
-            <w:r>
-              <w:rPr>
-                <w:sz w:val="17"/>
-              </w:rPr>
-              <w:t>Presence of a shell interpreter (</w:t>
-            </w:r>
-            <w:r>
-              <w:rPr>
-                <w:rFonts w:ascii="Courier New" w:hAnsi="Courier New"/>
-                <w:sz w:val="17"/>
-              </w:rPr>
-              <w:t>bash</w:t>
-            </w:r>
-            <w:r>
-              <w:rPr>
-                <w:sz w:val="17"/>
-              </w:rPr>
-              <w:t xml:space="preserve">, </w:t>
-            </w:r>
-            <w:r>
-              <w:rPr>
-                <w:rFonts w:ascii="Courier New" w:hAnsi="Courier New"/>
-                <w:sz w:val="17"/>
-              </w:rPr>
-              <w:t>sh</w:t>
-            </w:r>
-            <w:r>
-              <w:rPr>
-                <w:sz w:val="17"/>
-              </w:rPr>
-              <w:t xml:space="preserve">, </w:t>
-            </w:r>
-            <w:r>
-              <w:rPr>
-                <w:rFonts w:ascii="Courier New" w:hAnsi="Courier New"/>
-                <w:sz w:val="17"/>
-              </w:rPr>
-              <w:t>zsh</w:t>
-            </w:r>
-            <w:r>
-              <w:rPr>
-                <w:sz w:val="17"/>
-              </w:rPr>
-              <w:t xml:space="preserve">, </w:t>
-            </w:r>
-            <w:r>
-              <w:rPr>
-                <w:rFonts w:ascii="Courier New" w:hAnsi="Courier New"/>
-                <w:sz w:val="17"/>
-              </w:rPr>
-              <w:t>dash</w:t>
-            </w:r>
-            <w:r>
-              <w:rPr>
-                <w:sz w:val="17"/>
-              </w:rPr>
-              <w:t>)</w:t>
-            </w:r>
-          </w:p>
-        </w:tc>
-        <w:tc>
-          <w:tcPr>
-            <w:tcW w:type="dxa" w:w="1512"/>
-          </w:tcPr>
-          <w:p>
-            <w:pPr>
-              <w:spacing w:before="20" w:after="20"/>
-            </w:pPr>
-            <w:r>
-              <w:rPr>
-                <w:sz w:val="17"/>
-              </w:rPr>
-            </w:r>
-            <w:r>
-              <w:rPr>
-                <w:sz w:val="17"/>
-              </w:rPr>
-              <w:t>Execution → Command and Scripting Interpreter: Unix Shell (T1059.004)</w:t>
-            </w:r>
-          </w:p>
-        </w:tc>
-        <w:tc>
-          <w:tcPr>
-            <w:tcW w:type="dxa" w:w="1512"/>
-          </w:tcPr>
-          <w:p/>
-        </w:tc>
-      </w:tr>
-      <w:tr>
-        <w:tc>
-          <w:tcPr>
-            <w:tcW w:type="dxa" w:w="1512"/>
-          </w:tcPr>
-          <w:p>
-            <w:pPr>
-              <w:spacing w:before="20" w:after="20"/>
-            </w:pPr>
-            <w:r>
-              <w:rPr>
-                <w:sz w:val="17"/>
-              </w:rPr>
-            </w:r>
-            <w:r>
-              <w:rPr>
-                <w:sz w:val="17"/>
-              </w:rPr>
-              <w:t>2</w:t>
-            </w:r>
-          </w:p>
-        </w:tc>
-        <w:tc>
-          <w:tcPr>
-            <w:tcW w:type="dxa" w:w="1512"/>
-          </w:tcPr>
-          <w:p>
-            <w:pPr>
-              <w:spacing w:before="20" w:after="20"/>
-            </w:pPr>
-            <w:r>
-              <w:rPr>
-                <w:sz w:val="17"/>
-              </w:rPr>
-            </w:r>
-            <w:r>
-              <w:rPr>
-                <w:rFonts w:ascii="Courier New" w:hAnsi="Courier New"/>
-                <w:sz w:val="17"/>
-              </w:rPr>
-              <w:t>redirect_count</w:t>
-            </w:r>
-          </w:p>
-        </w:tc>
-        <w:tc>
-          <w:tcPr>
-            <w:tcW w:type="dxa" w:w="1512"/>
-          </w:tcPr>
-          <w:p>
-            <w:pPr>
-              <w:spacing w:before="20" w:after="20"/>
-            </w:pPr>
-            <w:r>
-              <w:rPr>
-                <w:sz w:val="17"/>
-              </w:rPr>
-            </w:r>
-            <w:r>
-              <w:rPr>
-                <w:sz w:val="17"/>
-              </w:rPr>
-              <w:t>0.130</w:t>
-            </w:r>
-          </w:p>
-        </w:tc>
-        <w:tc>
-          <w:tcPr>
-            <w:tcW w:type="dxa" w:w="1512"/>
-          </w:tcPr>
-          <w:p>
-            <w:pPr>
-              <w:spacing w:before="20" w:after="20"/>
-            </w:pPr>
-            <w:r>
-              <w:rPr>
-                <w:sz w:val="17"/>
-              </w:rPr>
-            </w:r>
-            <w:r>
-              <w:rPr>
-                <w:sz w:val="17"/>
-              </w:rPr>
-              <w:t xml:space="preserve">Count of </w:t>
-            </w:r>
-            <w:r>
-              <w:rPr>
-                <w:rFonts w:ascii="Courier New" w:hAnsi="Courier New"/>
-                <w:sz w:val="17"/>
-              </w:rPr>
-              <w:t>&gt;</w:t>
-            </w:r>
-            <w:r>
-              <w:rPr>
-                <w:sz w:val="17"/>
-              </w:rPr>
-              <w:t xml:space="preserve"> / </w:t>
-            </w:r>
-            <w:r>
-              <w:rPr>
-                <w:rFonts w:ascii="Courier New" w:hAnsi="Courier New"/>
-                <w:sz w:val="17"/>
-              </w:rPr>
-              <w:t>&gt;&gt;</w:t>
-            </w:r>
-            <w:r>
-              <w:rPr>
-                <w:sz w:val="17"/>
-              </w:rPr>
-              <w:t xml:space="preserve"> output redirects</w:t>
-            </w:r>
-          </w:p>
-        </w:tc>
-        <w:tc>
-          <w:tcPr>
-            <w:tcW w:type="dxa" w:w="1512"/>
-          </w:tcPr>
-          <w:p>
-            <w:pPr>
-              <w:spacing w:before="20" w:after="20"/>
-            </w:pPr>
-            <w:r>
-              <w:rPr>
-                <w:sz w:val="17"/>
-              </w:rPr>
-            </w:r>
-            <w:r>
-              <w:rPr>
-                <w:sz w:val="17"/>
-              </w:rPr>
-              <w:t>Execution → Unix Shell (T1059.004)</w:t>
-            </w:r>
-          </w:p>
-        </w:tc>
-        <w:tc>
-          <w:tcPr>
-            <w:tcW w:type="dxa" w:w="1512"/>
-          </w:tcPr>
-          <w:p/>
-        </w:tc>
-      </w:tr>
-      <w:tr>
-        <w:tc>
-          <w:tcPr>
-            <w:tcW w:type="dxa" w:w="1512"/>
-          </w:tcPr>
-          <w:p>
-            <w:pPr>
-              <w:spacing w:before="20" w:after="20"/>
-            </w:pPr>
-            <w:r>
-              <w:rPr>
-                <w:sz w:val="17"/>
-              </w:rPr>
-            </w:r>
-            <w:r>
-              <w:rPr>
-                <w:sz w:val="17"/>
-              </w:rPr>
-              <w:t>3</w:t>
-            </w:r>
-          </w:p>
-        </w:tc>
-        <w:tc>
-          <w:tcPr>
-            <w:tcW w:type="dxa" w:w="1512"/>
-          </w:tcPr>
-          <w:p>
-            <w:pPr>
-              <w:spacing w:before="20" w:after="20"/>
-            </w:pPr>
-            <w:r>
-              <w:rPr>
-                <w:sz w:val="17"/>
-              </w:rPr>
-            </w:r>
-            <w:r>
-              <w:rPr>
-                <w:rFonts w:ascii="Courier New" w:hAnsi="Courier New"/>
-                <w:sz w:val="17"/>
-              </w:rPr>
-              <w:t>pipe_count</w:t>
-            </w:r>
-          </w:p>
-        </w:tc>
-        <w:tc>
-          <w:tcPr>
-            <w:tcW w:type="dxa" w:w="1512"/>
-          </w:tcPr>
-          <w:p>
-            <w:pPr>
-              <w:spacing w:before="20" w:after="20"/>
-            </w:pPr>
-            <w:r>
-              <w:rPr>
-                <w:sz w:val="17"/>
-              </w:rPr>
-            </w:r>
-            <w:r>
-              <w:rPr>
-                <w:sz w:val="17"/>
-              </w:rPr>
-              <w:t>0.076</w:t>
-            </w:r>
-          </w:p>
-        </w:tc>
-        <w:tc>
-          <w:tcPr>
-            <w:tcW w:type="dxa" w:w="1512"/>
-          </w:tcPr>
-          <w:p>
-            <w:pPr>
-              <w:spacing w:before="20" w:after="20"/>
-            </w:pPr>
-            <w:r>
-              <w:rPr>
-                <w:sz w:val="17"/>
-              </w:rPr>
-            </w:r>
-            <w:r>
-              <w:rPr>
-                <w:sz w:val="17"/>
-              </w:rPr>
-              <w:t>Count of single-`\</w:t>
-            </w:r>
-          </w:p>
-        </w:tc>
-        <w:tc>
-          <w:tcPr>
-            <w:tcW w:type="dxa" w:w="1512"/>
-          </w:tcPr>
-          <w:p>
-            <w:pPr>
-              <w:spacing w:before="20" w:after="20"/>
-            </w:pPr>
-            <w:r>
-              <w:rPr>
-                <w:sz w:val="17"/>
-              </w:rPr>
-            </w:r>
-            <w:r>
-              <w:rPr>
-                <w:sz w:val="17"/>
-              </w:rPr>
-              <w:t>` pipe stages</w:t>
-            </w:r>
-          </w:p>
-        </w:tc>
-        <w:tc>
-          <w:tcPr>
-            <w:tcW w:type="dxa" w:w="1512"/>
-          </w:tcPr>
-          <w:p>
-            <w:pPr>
-              <w:spacing w:before="20" w:after="20"/>
-            </w:pPr>
-            <w:r>
-              <w:rPr>
-                <w:sz w:val="17"/>
-              </w:rPr>
-            </w:r>
-            <w:r>
-              <w:rPr>
-                <w:sz w:val="17"/>
-              </w:rPr>
-              <w:t>Execution → Unix Shell (T1059.004)</w:t>
-            </w:r>
-          </w:p>
-        </w:tc>
-      </w:tr>
-      <w:tr>
-        <w:tc>
-          <w:tcPr>
-            <w:tcW w:type="dxa" w:w="1512"/>
-          </w:tcPr>
-          <w:p>
-            <w:pPr>
-              <w:spacing w:before="20" w:after="20"/>
-            </w:pPr>
-            <w:r>
-              <w:rPr>
-                <w:sz w:val="17"/>
-              </w:rPr>
-            </w:r>
-            <w:r>
-              <w:rPr>
-                <w:sz w:val="17"/>
-              </w:rPr>
-              <w:t>4</w:t>
-            </w:r>
-          </w:p>
-        </w:tc>
-        <w:tc>
-          <w:tcPr>
-            <w:tcW w:type="dxa" w:w="1512"/>
-          </w:tcPr>
-          <w:p>
-            <w:pPr>
-              <w:spacing w:before="20" w:after="20"/>
-            </w:pPr>
-            <w:r>
-              <w:rPr>
-                <w:sz w:val="17"/>
-              </w:rPr>
-            </w:r>
-            <w:r>
-              <w:rPr>
-                <w:rFonts w:ascii="Courier New" w:hAnsi="Courier New"/>
-                <w:sz w:val="17"/>
-              </w:rPr>
-              <w:t>path_proc</w:t>
-            </w:r>
-          </w:p>
-        </w:tc>
-        <w:tc>
-          <w:tcPr>
-            <w:tcW w:type="dxa" w:w="1512"/>
-          </w:tcPr>
-          <w:p>
-            <w:pPr>
-              <w:spacing w:before="20" w:after="20"/>
-            </w:pPr>
-            <w:r>
-              <w:rPr>
-                <w:sz w:val="17"/>
-              </w:rPr>
-            </w:r>
-            <w:r>
-              <w:rPr>
-                <w:sz w:val="17"/>
-              </w:rPr>
-              <w:t>0.040</w:t>
-            </w:r>
-          </w:p>
-        </w:tc>
-        <w:tc>
-          <w:tcPr>
-            <w:tcW w:type="dxa" w:w="1512"/>
-          </w:tcPr>
-          <w:p>
-            <w:pPr>
-              <w:spacing w:before="20" w:after="20"/>
-            </w:pPr>
-            <w:r>
-              <w:rPr>
-                <w:sz w:val="17"/>
-              </w:rPr>
-            </w:r>
-            <w:r>
-              <w:rPr>
-                <w:sz w:val="17"/>
-              </w:rPr>
-              <w:t xml:space="preserve">References to </w:t>
-            </w:r>
-            <w:r>
-              <w:rPr>
-                <w:rFonts w:ascii="Courier New" w:hAnsi="Courier New"/>
-                <w:sz w:val="17"/>
-              </w:rPr>
-              <w:t>/proc/</w:t>
-            </w:r>
-          </w:p>
-        </w:tc>
-        <w:tc>
-          <w:tcPr>
-            <w:tcW w:type="dxa" w:w="1512"/>
-          </w:tcPr>
-          <w:p>
-            <w:pPr>
-              <w:spacing w:before="20" w:after="20"/>
-            </w:pPr>
-            <w:r>
-              <w:rPr>
-                <w:sz w:val="17"/>
-              </w:rPr>
-            </w:r>
-            <w:r>
-              <w:rPr>
-                <w:sz w:val="17"/>
-              </w:rPr>
-              <w:t>Discovery → Process/System Discovery (T1057)</w:t>
-            </w:r>
-          </w:p>
-        </w:tc>
-        <w:tc>
-          <w:tcPr>
-            <w:tcW w:type="dxa" w:w="1512"/>
-          </w:tcPr>
-          <w:p/>
-        </w:tc>
-      </w:tr>
-      <w:tr>
-        <w:tc>
-          <w:tcPr>
-            <w:tcW w:type="dxa" w:w="1512"/>
-          </w:tcPr>
-          <w:p>
-            <w:pPr>
-              <w:spacing w:before="20" w:after="20"/>
-            </w:pPr>
-            <w:r>
-              <w:rPr>
-                <w:sz w:val="17"/>
-              </w:rPr>
-            </w:r>
-            <w:r>
-              <w:rPr>
-                <w:sz w:val="17"/>
-              </w:rPr>
-              <w:t>5</w:t>
-            </w:r>
-          </w:p>
-        </w:tc>
-        <w:tc>
-          <w:tcPr>
-            <w:tcW w:type="dxa" w:w="1512"/>
-          </w:tcPr>
-          <w:p>
-            <w:pPr>
-              <w:spacing w:before="20" w:after="20"/>
-            </w:pPr>
-            <w:r>
-              <w:rPr>
-                <w:sz w:val="17"/>
-              </w:rPr>
-            </w:r>
-            <w:r>
-              <w:rPr>
-                <w:rFonts w:ascii="Courier New" w:hAnsi="Courier New"/>
-                <w:sz w:val="17"/>
-              </w:rPr>
-              <w:t>lotl_bins</w:t>
-            </w:r>
-          </w:p>
-        </w:tc>
-        <w:tc>
-          <w:tcPr>
-            <w:tcW w:type="dxa" w:w="1512"/>
-          </w:tcPr>
-          <w:p>
-            <w:pPr>
-              <w:spacing w:before="20" w:after="20"/>
-            </w:pPr>
-            <w:r>
-              <w:rPr>
-                <w:sz w:val="17"/>
-              </w:rPr>
-            </w:r>
-            <w:r>
-              <w:rPr>
-                <w:sz w:val="17"/>
-              </w:rPr>
-              <w:t>0.030</w:t>
-            </w:r>
-          </w:p>
-        </w:tc>
-        <w:tc>
-          <w:tcPr>
-            <w:tcW w:type="dxa" w:w="1512"/>
-          </w:tcPr>
-          <w:p>
-            <w:pPr>
-              <w:spacing w:before="20" w:after="20"/>
-            </w:pPr>
-            <w:r>
-              <w:rPr>
-                <w:sz w:val="17"/>
-              </w:rPr>
-            </w:r>
-            <w:r>
-              <w:rPr>
-                <w:sz w:val="17"/>
-              </w:rPr>
-              <w:t>Presence of dual-use LotL binaries (</w:t>
-            </w:r>
-            <w:r>
-              <w:rPr>
-                <w:rFonts w:ascii="Courier New" w:hAnsi="Courier New"/>
-                <w:sz w:val="17"/>
-              </w:rPr>
-              <w:t>awk</w:t>
-            </w:r>
-            <w:r>
-              <w:rPr>
-                <w:sz w:val="17"/>
-              </w:rPr>
-              <w:t xml:space="preserve">, </w:t>
-            </w:r>
-            <w:r>
-              <w:rPr>
-                <w:rFonts w:ascii="Courier New" w:hAnsi="Courier New"/>
-                <w:sz w:val="17"/>
-              </w:rPr>
-              <w:t>find</w:t>
-            </w:r>
-            <w:r>
-              <w:rPr>
-                <w:sz w:val="17"/>
-              </w:rPr>
-              <w:t xml:space="preserve">, </w:t>
-            </w:r>
-            <w:r>
-              <w:rPr>
-                <w:rFonts w:ascii="Courier New" w:hAnsi="Courier New"/>
-                <w:sz w:val="17"/>
-              </w:rPr>
-              <w:t>vim</w:t>
-            </w:r>
-            <w:r>
-              <w:rPr>
-                <w:sz w:val="17"/>
-              </w:rPr>
-              <w:t xml:space="preserve">, </w:t>
-            </w:r>
-            <w:r>
-              <w:rPr>
-                <w:rFonts w:ascii="Courier New" w:hAnsi="Courier New"/>
-                <w:sz w:val="17"/>
-              </w:rPr>
-              <w:t>dd</w:t>
-            </w:r>
-            <w:r>
-              <w:rPr>
-                <w:sz w:val="17"/>
-              </w:rPr>
-              <w:t xml:space="preserve">, </w:t>
-            </w:r>
-            <w:r>
-              <w:rPr>
-                <w:rFonts w:ascii="Courier New" w:hAnsi="Courier New"/>
-                <w:sz w:val="17"/>
-              </w:rPr>
-              <w:t>xxd</w:t>
-            </w:r>
-            <w:r>
-              <w:rPr>
-                <w:sz w:val="17"/>
-              </w:rPr>
-              <w:t xml:space="preserve">, </w:t>
-            </w:r>
-            <w:r>
-              <w:rPr>
-                <w:rFonts w:ascii="Courier New" w:hAnsi="Courier New"/>
-                <w:sz w:val="17"/>
-              </w:rPr>
-              <w:t>tar</w:t>
-            </w:r>
-            <w:r>
-              <w:rPr>
-                <w:sz w:val="17"/>
-              </w:rPr>
-              <w:t xml:space="preserve">, </w:t>
-            </w:r>
-            <w:r>
-              <w:rPr>
-                <w:rFonts w:ascii="Courier New" w:hAnsi="Courier New"/>
-                <w:sz w:val="17"/>
-              </w:rPr>
-              <w:t>zip</w:t>
-            </w:r>
-            <w:r>
-              <w:rPr>
-                <w:sz w:val="17"/>
-              </w:rPr>
-              <w:t>)</w:t>
-            </w:r>
-          </w:p>
-        </w:tc>
-        <w:tc>
-          <w:tcPr>
-            <w:tcW w:type="dxa" w:w="1512"/>
-          </w:tcPr>
-          <w:p>
-            <w:pPr>
-              <w:spacing w:before="20" w:after="20"/>
-            </w:pPr>
-            <w:r>
-              <w:rPr>
-                <w:sz w:val="17"/>
-              </w:rPr>
-            </w:r>
-            <w:r>
-              <w:rPr>
-                <w:sz w:val="17"/>
-              </w:rPr>
-              <w:t>Execution / Defense Evasion / Collection → e.g. Archive Collected Data (T1560)</w:t>
-            </w:r>
-          </w:p>
-        </w:tc>
-        <w:tc>
-          <w:tcPr>
-            <w:tcW w:type="dxa" w:w="1512"/>
-          </w:tcPr>
-          <w:p/>
-        </w:tc>
-      </w:tr>
-    </w:tbl>
-    <w:p/>
-    <w:p>
-      <w:pPr>
-        <w:spacing w:before="0" w:after="120" w:lineRule="auto" w:line="360"/>
-      </w:pPr>
-      <w:r>
-        <w:t xml:space="preserve">The gain is steeply front-loaded: </w:t>
-      </w:r>
-      <w:r>
-        <w:rPr>
-          <w:rFonts w:ascii="Courier New" w:hAnsi="Courier New"/>
-          <w:sz w:val="18"/>
-        </w:rPr>
-        <w:t>shell_bins</w:t>
-      </w:r>
-      <w:r>
-        <w:t xml:space="preserve"> alone (0.194) carries more weight</w:t>
-      </w:r>
-    </w:p>
-    <w:p>
-      <w:pPr>
-        <w:spacing w:before="0" w:after="120" w:lineRule="auto" w:line="360"/>
-      </w:pPr>
-      <w:r>
-        <w:t>than the next two features combined, and the top three — all Execution/Unix-Shell</w:t>
-      </w:r>
-    </w:p>
-    <w:p>
-      <w:pPr>
-        <w:spacing w:before="0" w:after="120" w:lineRule="auto" w:line="360"/>
-      </w:pPr>
-      <w:r>
-        <w:t>signals — account for the bulk of the ranked importance before the curve flattens</w:t>
-      </w:r>
-    </w:p>
-    <w:p>
-      <w:pPr>
-        <w:spacing w:before="0" w:after="120" w:lineRule="auto" w:line="360"/>
-      </w:pPr>
-      <w:r>
-        <w:t>into a long tail of near-equal features (</w:t>
-      </w:r>
-      <w:r>
-        <w:rPr>
-          <w:rFonts w:ascii="Courier New" w:hAnsi="Courier New"/>
-          <w:sz w:val="18"/>
-        </w:rPr>
-        <w:t>path_proc</w:t>
-      </w:r>
-      <w:r>
-        <w:t xml:space="preserve"> at 0.040 down to </w:t>
-      </w:r>
-      <w:r>
-        <w:rPr>
-          <w:rFonts w:ascii="Courier New" w:hAnsi="Courier New"/>
-          <w:sz w:val="18"/>
-        </w:rPr>
-        <w:t>lotl_bins</w:t>
-      </w:r>
-    </w:p>
-    <w:p>
-      <w:pPr>
-        <w:spacing w:before="0" w:after="120" w:lineRule="auto" w:line="360"/>
-      </w:pPr>
-      <w:r>
-        <w:t>at 0.030 and below). The model is not spreading its confidence evenly; it is</w:t>
-      </w:r>
-    </w:p>
-    <w:p>
-      <w:pPr>
-        <w:spacing w:before="0" w:after="120" w:lineRule="auto" w:line="360"/>
-      </w:pPr>
-      <w:r>
-        <w:t>betting heavily on a handful of dominant cues.</w:t>
-      </w:r>
-    </w:p>
-    <w:p>
-      <w:pPr>
-        <w:pStyle w:val="Heading2"/>
-        <w:spacing w:before="120" w:after="80" w:lineRule="auto" w:line="276"/>
-      </w:pPr>
-      <w:r>
-        <w:t>Surprises versus intuition</w:t>
-      </w:r>
-    </w:p>
-    <w:p>
-      <w:pPr>
-        <w:spacing w:before="0" w:after="120" w:lineRule="auto" w:line="360"/>
-      </w:pPr>
-      <w:r>
-        <w:t>The intuitive expectation for a T1059.004 classifier is that it would key on</w:t>
-      </w:r>
-    </w:p>
-    <w:p>
-      <w:pPr>
-        <w:spacing w:before="0" w:after="120" w:lineRule="auto" w:line="360"/>
-      </w:pPr>
-      <w:r>
-        <w:rPr>
-          <w:i/>
-        </w:rPr>
-        <w:t>semantically malicious</w:t>
-      </w:r>
-      <w:r>
-        <w:t xml:space="preserve"> content — credential-store paths (</w:t>
-      </w:r>
-      <w:r>
-        <w:rPr>
-          <w:rFonts w:ascii="Courier New" w:hAnsi="Courier New"/>
-          <w:sz w:val="18"/>
-        </w:rPr>
-        <w:t>/etc/shadow</w:t>
-      </w:r>
-      <w:r>
-        <w:t>,</w:t>
-      </w:r>
-    </w:p>
-    <w:p>
-      <w:pPr>
-        <w:spacing w:before="0" w:after="120" w:lineRule="auto" w:line="360"/>
-      </w:pPr>
-      <w:r>
-        <w:rPr>
-          <w:rFonts w:ascii="Courier New" w:hAnsi="Courier New"/>
-          <w:sz w:val="18"/>
-        </w:rPr>
-        <w:t>~/.ssh</w:t>
-      </w:r>
-      <w:r>
-        <w:t>), reverse-shell primitives (</w:t>
-      </w:r>
-      <w:r>
-        <w:rPr>
-          <w:rFonts w:ascii="Courier New" w:hAnsi="Courier New"/>
-          <w:sz w:val="18"/>
-        </w:rPr>
-        <w:t>/dev/tcp</w:t>
-      </w:r>
-      <w:r>
-        <w:t>), download cradles, or privilege</w:t>
-      </w:r>
-    </w:p>
-    <w:p>
-      <w:pPr>
-        <w:spacing w:before="0" w:after="120" w:lineRule="auto" w:line="360"/>
-      </w:pPr>
-      <w:r>
-        <w:t xml:space="preserve">escalation binaries. Instead, four of the top five features are </w:t>
-      </w:r>
-      <w:r>
-        <w:rPr>
-          <w:b/>
-        </w:rPr>
-        <w:t>structural</w:t>
-      </w:r>
-    </w:p>
-    <w:p>
-      <w:pPr>
-        <w:spacing w:before="0" w:after="120" w:lineRule="auto" w:line="360"/>
-      </w:pPr>
-      <w:r>
-        <w:t xml:space="preserve">rather than semantic: whether </w:t>
-      </w:r>
-      <w:r>
-        <w:rPr>
-          <w:i/>
-        </w:rPr>
-        <w:t>a</w:t>
-      </w:r>
-      <w:r>
-        <w:t xml:space="preserve"> shell binary is present at all, and how many</w:t>
-      </w:r>
-    </w:p>
-    <w:p>
-      <w:pPr>
-        <w:spacing w:before="0" w:after="120" w:lineRule="auto" w:line="360"/>
-      </w:pPr>
-      <w:r>
-        <w:t xml:space="preserve">redirects and pipes stitch the one-liner together. These describe the </w:t>
-      </w:r>
-      <w:r>
-        <w:rPr>
-          <w:i/>
-        </w:rPr>
-        <w:t>shape</w:t>
-      </w:r>
-      <w:r>
-        <w:t xml:space="preserve"> of</w:t>
-      </w:r>
-    </w:p>
-    <w:p>
-      <w:pPr>
-        <w:spacing w:before="0" w:after="120" w:lineRule="auto" w:line="360"/>
-      </w:pPr>
-      <w:r>
-        <w:t xml:space="preserve">a command — its composition grammar — not its intent. Only </w:t>
-      </w:r>
-      <w:r>
-        <w:rPr>
-          <w:rFonts w:ascii="Courier New" w:hAnsi="Courier New"/>
-          <w:sz w:val="18"/>
-        </w:rPr>
-        <w:t>path_proc</w:t>
-      </w:r>
-      <w:r>
-        <w:t xml:space="preserve"> (Discovery)</w:t>
-      </w:r>
-    </w:p>
-    <w:p>
-      <w:pPr>
-        <w:spacing w:before="0" w:after="120" w:lineRule="auto" w:line="360"/>
-      </w:pPr>
-      <w:r>
-        <w:t xml:space="preserve">and, weakly, </w:t>
-      </w:r>
-      <w:r>
-        <w:rPr>
-          <w:rFonts w:ascii="Courier New" w:hAnsi="Courier New"/>
-          <w:sz w:val="18"/>
-        </w:rPr>
-        <w:t>lotl_bins</w:t>
-      </w:r>
-      <w:r>
-        <w:t xml:space="preserve"> gesture at what the command is actually trying to </w:t>
-      </w:r>
-      <w:r>
-        <w:rPr>
-          <w:i/>
-        </w:rPr>
-        <w:t>do</w:t>
-      </w:r>
-      <w:r>
-        <w:t>,</w:t>
-      </w:r>
-    </w:p>
-    <w:p>
-      <w:pPr>
-        <w:spacing w:before="0" w:after="120" w:lineRule="auto" w:line="360"/>
-      </w:pPr>
-      <w:r>
-        <w:t>and both sit far down the gain curve. The genuinely intent-bearing features from</w:t>
-      </w:r>
-    </w:p>
-    <w:p>
-      <w:pPr>
-        <w:spacing w:before="0" w:after="120" w:lineRule="auto" w:line="360"/>
-      </w:pPr>
-      <w:r>
-        <w:t>the wider feature set (</w:t>
-      </w:r>
-      <w:r>
-        <w:rPr>
-          <w:rFonts w:ascii="Courier New" w:hAnsi="Courier New"/>
-          <w:sz w:val="18"/>
-        </w:rPr>
-        <w:t>path_etc_passwd</w:t>
-      </w:r>
-      <w:r>
-        <w:t xml:space="preserve">, </w:t>
-      </w:r>
-      <w:r>
-        <w:rPr>
-          <w:rFonts w:ascii="Courier New" w:hAnsi="Courier New"/>
-          <w:sz w:val="18"/>
-        </w:rPr>
-        <w:t>privesc_bins</w:t>
-      </w:r>
-      <w:r>
-        <w:t xml:space="preserve">, </w:t>
-      </w:r>
-      <w:r>
-        <w:rPr>
-          <w:rFonts w:ascii="Courier New" w:hAnsi="Courier New"/>
-          <w:sz w:val="18"/>
-        </w:rPr>
-        <w:t>dev_tcp_present</w:t>
-      </w:r>
-      <w:r>
-        <w:t>,</w:t>
-      </w:r>
-    </w:p>
-    <w:p>
-      <w:pPr>
-        <w:spacing w:before="0" w:after="120" w:lineRule="auto" w:line="360"/>
-      </w:pPr>
-      <w:r>
-        <w:rPr>
-          <w:rFonts w:ascii="Courier New" w:hAnsi="Courier New"/>
-          <w:sz w:val="18"/>
-        </w:rPr>
-        <w:t>evalexec_present</w:t>
-      </w:r>
-      <w:r>
-        <w:t>) either appear only in the mid-pack of</w:t>
-      </w:r>
-    </w:p>
-    <w:p>
-      <w:pPr>
-        <w:spacing w:before="0" w:after="120" w:lineRule="auto" w:line="360"/>
-      </w:pPr>
-      <w:r>
-        <w:rPr>
-          <w:rFonts w:ascii="Courier New" w:hAnsi="Courier New"/>
-          <w:sz w:val="18"/>
-        </w:rPr>
-        <w:t>ch4_feature_importance_dataset1.png</w:t>
-      </w:r>
-      <w:r>
-        <w:t xml:space="preserve"> or drop out of the top 20 entirely.</w:t>
-      </w:r>
-    </w:p>
-    <w:p>
-      <w:pPr>
-        <w:spacing w:before="0" w:after="120" w:lineRule="auto" w:line="360"/>
-      </w:pPr>
-      <w:r>
-        <w:t xml:space="preserve">This is exactly the </w:t>
-      </w:r>
-      <w:r>
-        <w:rPr>
-          <w:b/>
-        </w:rPr>
-        <w:t>style-shortcut risk</w:t>
-      </w:r>
-      <w:r>
-        <w:t xml:space="preserve"> the project set out to probe. Because</w:t>
-      </w:r>
-    </w:p>
-    <w:p>
-      <w:pPr>
-        <w:spacing w:before="0" w:after="120" w:lineRule="auto" w:line="360"/>
-      </w:pPr>
-      <w:r>
-        <w:t>the labels are provenance-derived (attack samples drawn from one class of</w:t>
-      </w:r>
-    </w:p>
-    <w:p>
-      <w:pPr>
-        <w:spacing w:before="0" w:after="120" w:lineRule="auto" w:line="360"/>
-      </w:pPr>
-      <w:r>
-        <w:t>sources, benign from another), the model can achieve strong training separation</w:t>
-      </w:r>
-    </w:p>
-    <w:p>
-      <w:pPr>
-        <w:spacing w:before="0" w:after="120" w:lineRule="auto" w:line="360"/>
-      </w:pPr>
-      <w:r>
-        <w:t xml:space="preserve">by learning the </w:t>
-      </w:r>
-      <w:r>
-        <w:rPr>
-          <w:i/>
-        </w:rPr>
-        <w:t>stylistic fingerprint</w:t>
-      </w:r>
-      <w:r>
-        <w:t xml:space="preserve"> of the attack corpus — its authors' habit</w:t>
-      </w:r>
-    </w:p>
-    <w:p>
-      <w:pPr>
-        <w:spacing w:before="0" w:after="120" w:lineRule="auto" w:line="360"/>
-      </w:pPr>
-      <w:r>
-        <w:t>of invoking an explicit interpreter and chaining stages with pipes and redirects —</w:t>
-      </w:r>
-    </w:p>
-    <w:p>
-      <w:pPr>
-        <w:spacing w:before="0" w:after="120" w:lineRule="auto" w:line="360"/>
-      </w:pPr>
-      <w:r>
-        <w:t>rather than the underlying malicious behavior. Redirects and pipes are the</w:t>
-      </w:r>
-    </w:p>
-    <w:p>
-      <w:pPr>
-        <w:spacing w:before="0" w:after="120" w:lineRule="auto" w:line="360"/>
-      </w:pPr>
-      <w:r>
-        <w:t>connective tissue of shell tradecraft, but they are equally the connective tissue</w:t>
-      </w:r>
-    </w:p>
-    <w:p>
-      <w:pPr>
-        <w:spacing w:before="0" w:after="120" w:lineRule="auto" w:line="360"/>
-      </w:pPr>
-      <w:r>
-        <w:t xml:space="preserve">of ordinary admin and CI scripting; leaning on their </w:t>
-      </w:r>
-      <w:r>
-        <w:rPr>
-          <w:i/>
-        </w:rPr>
-        <w:t>counts</w:t>
-      </w:r>
-      <w:r>
-        <w:t xml:space="preserve"> is a proxy for</w:t>
-      </w:r>
-    </w:p>
-    <w:p>
-      <w:pPr>
-        <w:spacing w:before="0" w:after="120" w:lineRule="auto" w:line="360"/>
-      </w:pPr>
-      <w:r>
-        <w:t>"looks like a dense one-liner," not "is an attack." A structural feature that</w:t>
-      </w:r>
-    </w:p>
-    <w:p>
-      <w:pPr>
-        <w:spacing w:before="0" w:after="120" w:lineRule="auto" w:line="360"/>
-      </w:pPr>
-      <w:r>
-        <w:t>correlates with the label in this dataset is a shortcut that may not survive a</w:t>
-      </w:r>
-    </w:p>
-    <w:p>
-      <w:pPr>
-        <w:spacing w:before="0" w:after="120" w:lineRule="auto" w:line="360"/>
-      </w:pPr>
-      <w:r>
-        <w:t>change of provenance.</w:t>
-      </w:r>
-    </w:p>
-    <w:p>
-      <w:pPr>
-        <w:pStyle w:val="Heading2"/>
-        <w:spacing w:before="120" w:after="80" w:lineRule="auto" w:line="276"/>
-      </w:pPr>
-      <w:r>
-        <w:t>Cross-dataset divergence foreshadows transfer collapse</w:t>
-      </w:r>
-    </w:p>
-    <w:p>
-      <w:pPr>
-        <w:spacing w:before="0" w:after="120" w:lineRule="auto" w:line="360"/>
-      </w:pPr>
-      <w:r>
-        <w:t>The most consequential observation comes from comparing the two ranking figures.</w:t>
-      </w:r>
-    </w:p>
-    <w:p>
-      <w:pPr>
-        <w:spacing w:before="0" w:after="120" w:lineRule="auto" w:line="360"/>
-      </w:pPr>
-      <w:r>
-        <w:t xml:space="preserve">In Dataset 1 the headline feature is </w:t>
-      </w:r>
-      <w:r>
-        <w:rPr>
-          <w:rFonts w:ascii="Courier New" w:hAnsi="Courier New"/>
-          <w:sz w:val="18"/>
-        </w:rPr>
-        <w:t>shell_bins</w:t>
-      </w:r>
-      <w:r>
-        <w:t xml:space="preserve"> (gain 0.194), with </w:t>
-      </w:r>
-      <w:r>
-        <w:rPr>
-          <w:rFonts w:ascii="Courier New" w:hAnsi="Courier New"/>
-          <w:sz w:val="18"/>
-        </w:rPr>
-        <w:t>lotl_bins</w:t>
-      </w:r>
-    </w:p>
-    <w:p>
-      <w:pPr>
-        <w:spacing w:before="0" w:after="120" w:lineRule="auto" w:line="360"/>
-      </w:pPr>
-      <w:r>
-        <w:t>trailing far behind at 0.030. In Dataset 2</w:t>
-      </w:r>
-    </w:p>
-    <w:p>
-      <w:pPr>
-        <w:spacing w:before="0" w:after="120" w:lineRule="auto" w:line="360"/>
-      </w:pPr>
-      <w:r>
-        <w:t>(</w:t>
-      </w:r>
-      <w:r>
-        <w:rPr>
-          <w:rFonts w:ascii="Courier New" w:hAnsi="Courier New"/>
-          <w:sz w:val="18"/>
-        </w:rPr>
-        <w:t>ch4_feature_importance_dataset2.png</w:t>
-      </w:r>
-      <w:r>
-        <w:t>) the ordering is nearly inverted:</w:t>
-      </w:r>
-    </w:p>
-    <w:p>
-      <w:pPr>
-        <w:spacing w:before="0" w:after="120" w:lineRule="auto" w:line="360"/>
-      </w:pPr>
-      <w:r>
-        <w:rPr>
-          <w:rFonts w:ascii="Courier New" w:hAnsi="Courier New"/>
-          <w:sz w:val="18"/>
-        </w:rPr>
-        <w:t>lotl_bins</w:t>
-      </w:r>
-      <w:r>
-        <w:t xml:space="preserve"> dominates at 0.177 while </w:t>
-      </w:r>
-      <w:r>
-        <w:rPr>
-          <w:rFonts w:ascii="Courier New" w:hAnsi="Courier New"/>
-          <w:sz w:val="18"/>
-        </w:rPr>
-        <w:t>shell_bins</w:t>
-      </w:r>
-      <w:r>
-        <w:t xml:space="preserve"> falls to 0.052. The two corpora</w:t>
-      </w:r>
-    </w:p>
-    <w:p>
-      <w:pPr>
-        <w:spacing w:before="0" w:after="120" w:lineRule="auto" w:line="360"/>
-      </w:pPr>
-      <w:r>
-        <w:t xml:space="preserve">do not merely weight a shared signal differently — they disagree about </w:t>
-      </w:r>
-      <w:r>
-        <w:rPr>
-          <w:i/>
-        </w:rPr>
-        <w:t>which</w:t>
-      </w:r>
-    </w:p>
-    <w:p>
-      <w:pPr>
-        <w:spacing w:before="0" w:after="120" w:lineRule="auto" w:line="360"/>
-      </w:pPr>
-      <w:r>
-        <w:t>family of cues is most discriminative in the first place. Each model has latched</w:t>
-      </w:r>
-    </w:p>
-    <w:p>
-      <w:pPr>
-        <w:spacing w:before="0" w:after="120" w:lineRule="auto" w:line="360"/>
-      </w:pPr>
-      <w:r>
-        <w:t>onto the provenance-specific style of its own training corpus. Because those</w:t>
-      </w:r>
-    </w:p>
-    <w:p>
-      <w:pPr>
-        <w:spacing w:before="0" w:after="120" w:lineRule="auto" w:line="360"/>
-      </w:pPr>
-      <w:r>
-        <w:t>styles diverge, a decision boundary tuned to Dataset 1's shell-interpreter cue</w:t>
-      </w:r>
-    </w:p>
-    <w:p>
-      <w:pPr>
-        <w:spacing w:before="0" w:after="120" w:lineRule="auto" w:line="360"/>
-      </w:pPr>
-      <w:r>
-        <w:t>has little reason to fire on Dataset 2's LotL-binary cue, and vice versa. This</w:t>
-      </w:r>
-    </w:p>
-    <w:p>
-      <w:pPr>
-        <w:spacing w:before="0" w:after="120" w:lineRule="auto" w:line="360"/>
-      </w:pPr>
-      <w:r>
-        <w:t>divergence at the very top of the gain ranking is the early warning sign for the</w:t>
-      </w:r>
-    </w:p>
-    <w:p>
-      <w:pPr>
-        <w:spacing w:before="0" w:after="120" w:lineRule="auto" w:line="360"/>
-      </w:pPr>
-      <w:r>
-        <w:t xml:space="preserve">cross-dataset </w:t>
-      </w:r>
-      <w:r>
-        <w:rPr>
-          <w:b/>
-        </w:rPr>
-        <w:t>transfer collapse</w:t>
-      </w:r>
-      <w:r>
-        <w:t xml:space="preserve"> examined later: features that look powerful</w:t>
-      </w:r>
-    </w:p>
-    <w:p>
-      <w:pPr>
-        <w:spacing w:before="0" w:after="120" w:lineRule="auto" w:line="360"/>
-      </w:pPr>
-      <w:r>
-        <w:t>in-distribution are, in large part, learned stylistic shortcuts that do not</w:t>
-      </w:r>
-    </w:p>
-    <w:p>
-      <w:pPr>
-        <w:spacing w:before="0" w:after="120" w:lineRule="auto" w:line="360"/>
-      </w:pPr>
-      <w:r>
-        <w:t>generalize across provenance boundaries.</w:t>
-      </w:r>
-    </w:p>
     <w:p>
       <w:br w:type="page"/>
     </w:p>
@@ -10406,1027 +7516,6 @@
         <w:spacing w:before="200" w:after="80" w:lineRule="auto" w:line="276"/>
       </w:pPr>
       <w:r>
-        <w:t>Chapter 5.1 — The Unified Feature Schema</w:t>
-      </w:r>
-    </w:p>
-    <w:p>
-      <w:pPr>
-        <w:spacing w:before="40" w:after="40" w:lineRule="auto" w:line="360"/>
-        <w:ind w:left="432"/>
-      </w:pPr>
-      <w:r>
-        <w:rPr>
-          <w:i/>
-        </w:rPr>
-        <w:t>Every number in this section is measured against the current build. Sources:</w:t>
-      </w:r>
-    </w:p>
-    <w:p>
-      <w:pPr>
-        <w:spacing w:before="40" w:after="40" w:lineRule="auto" w:line="360"/>
-        <w:ind w:left="432"/>
-      </w:pPr>
-      <w:r>
-        <w:rPr>
-          <w:rFonts w:ascii="Courier New" w:hAnsi="Courier New"/>
-          <w:i/>
-          <w:sz w:val="18"/>
-        </w:rPr>
-        <w:t>src/ingestion.py</w:t>
-      </w:r>
-      <w:r>
-        <w:rPr>
-          <w:i/>
-        </w:rPr>
-        <w:t xml:space="preserve">, </w:t>
-      </w:r>
-      <w:r>
-        <w:rPr>
-          <w:rFonts w:ascii="Courier New" w:hAnsi="Courier New"/>
-          <w:i/>
-          <w:sz w:val="18"/>
-        </w:rPr>
-        <w:t>src/features.py</w:t>
-      </w:r>
-      <w:r>
-        <w:rPr>
-          <w:i/>
-        </w:rPr>
-        <w:t xml:space="preserve">, </w:t>
-      </w:r>
-      <w:r>
-        <w:rPr>
-          <w:rFonts w:ascii="Courier New" w:hAnsi="Courier New"/>
-          <w:i/>
-          <w:sz w:val="18"/>
-        </w:rPr>
-        <w:t>src/preprocessing.py</w:t>
-      </w:r>
-      <w:r>
-        <w:rPr>
-          <w:i/>
-        </w:rPr>
-        <w:t>,</w:t>
-      </w:r>
-    </w:p>
-    <w:p>
-      <w:pPr>
-        <w:spacing w:before="40" w:after="40" w:lineRule="auto" w:line="360"/>
-        <w:ind w:left="432"/>
-      </w:pPr>
-      <w:r>
-        <w:rPr>
-          <w:rFonts w:ascii="Courier New" w:hAnsi="Courier New"/>
-          <w:i/>
-          <w:sz w:val="18"/>
-        </w:rPr>
-        <w:t>results/ch3_feature_audit.json</w:t>
-      </w:r>
-      <w:r>
-        <w:rPr>
-          <w:i/>
-        </w:rPr>
-        <w:t xml:space="preserve">, </w:t>
-      </w:r>
-      <w:r>
-        <w:rPr>
-          <w:rFonts w:ascii="Courier New" w:hAnsi="Courier New"/>
-          <w:i/>
-          <w:sz w:val="18"/>
-        </w:rPr>
-        <w:t>docs/DATA_CARD.md</w:t>
-      </w:r>
-      <w:r>
-        <w:rPr>
-          <w:i/>
-        </w:rPr>
-        <w:t>.</w:t>
-      </w:r>
-    </w:p>
-    <w:p>
-      <w:pPr>
-        <w:pStyle w:val="Heading2"/>
-        <w:spacing w:before="120" w:after="80" w:lineRule="auto" w:line="276"/>
-      </w:pPr>
-      <w:r>
-        <w:t>What has to be reconciled</w:t>
-      </w:r>
-    </w:p>
-    <w:p>
-      <w:pPr>
-        <w:spacing w:before="0" w:after="120" w:lineRule="auto" w:line="360"/>
-      </w:pPr>
-      <w:r>
-        <w:t>The two corpora are not two samples of one population. Dataset 1 is assembled</w:t>
-      </w:r>
-    </w:p>
-    <w:p>
-      <w:pPr>
-        <w:spacing w:before="0" w:after="120" w:lineRule="auto" w:line="360"/>
-      </w:pPr>
-      <w:r>
-        <w:t>from published attack catalogues and a payload generator on the malicious side</w:t>
-      </w:r>
-    </w:p>
-    <w:p>
-      <w:pPr>
-        <w:spacing w:before="0" w:after="120" w:lineRule="auto" w:line="360"/>
-      </w:pPr>
-      <w:r>
-        <w:t>(HackTricks, GTFOBins, Atomic Red Team, QuasarNix, SLP, InternalAllTheThings)</w:t>
-      </w:r>
-    </w:p>
-    <w:p>
-      <w:pPr>
-        <w:spacing w:before="0" w:after="120" w:lineRule="auto" w:line="360"/>
-      </w:pPr>
-      <w:r>
-        <w:t>and from documentation and instruction corpora on the benign side (tldr,</w:t>
-      </w:r>
-    </w:p>
-    <w:p>
-      <w:pPr>
-        <w:spacing w:before="0" w:after="120" w:lineRule="auto" w:line="360"/>
-      </w:pPr>
-      <w:r>
-        <w:t>bash-instruct, nl2bash, LinLM, bash_command_6k). Dataset 2 is real capture on</w:t>
-      </w:r>
-    </w:p>
-    <w:p>
-      <w:pPr>
-        <w:spacing w:before="0" w:after="120" w:lineRule="auto" w:line="360"/>
-      </w:pPr>
-      <w:r>
-        <w:t>both sides: attacker input from Cowrie SSH honeypot sessions, benign input from</w:t>
-      </w:r>
-    </w:p>
-    <w:p>
-      <w:pPr>
-        <w:spacing w:before="0" w:after="120" w:lineRule="auto" w:line="360"/>
-      </w:pPr>
-      <w:r>
-        <w:t xml:space="preserve">harvested </w:t>
-      </w:r>
-      <w:r>
-        <w:rPr>
-          <w:rFonts w:ascii="Courier New" w:hAnsi="Courier New"/>
-          <w:sz w:val="18"/>
-        </w:rPr>
-        <w:t>.bash_history</w:t>
-      </w:r>
-      <w:r>
-        <w:t xml:space="preserve"> files and commandlinefu. They are 15,248 and 9,576</w:t>
-      </w:r>
-    </w:p>
-    <w:p>
-      <w:pPr>
-        <w:spacing w:before="0" w:after="120" w:lineRule="auto" w:line="360"/>
-      </w:pPr>
-      <w:r>
-        <w:t xml:space="preserve">rows, they share </w:t>
-      </w:r>
-      <w:r>
-        <w:rPr>
-          <w:b/>
-        </w:rPr>
-        <w:t>no source at all</w:t>
-      </w:r>
-      <w:r>
-        <w:t>, their licences differ, and one is written</w:t>
-      </w:r>
-    </w:p>
-    <w:p>
-      <w:pPr>
-        <w:spacing w:before="0" w:after="120" w:lineRule="auto" w:line="360"/>
-      </w:pPr>
-      <w:r>
-        <w:t>by people documenting commands while the other is typed by people running them.</w:t>
-      </w:r>
-    </w:p>
-    <w:p>
-      <w:pPr>
-        <w:spacing w:before="0" w:after="120" w:lineRule="auto" w:line="360"/>
-      </w:pPr>
-      <w:r>
-        <w:t>What they do share is the artefact. Both, ultimately, are lists of Linux shell</w:t>
-      </w:r>
-    </w:p>
-    <w:p>
-      <w:pPr>
-        <w:spacing w:before="0" w:after="120" w:lineRule="auto" w:line="360"/>
-      </w:pPr>
-      <w:r>
-        <w:t>command lines, and that is the level at which the project harmonises them.</w:t>
-      </w:r>
-    </w:p>
-    <w:p>
-      <w:pPr>
-        <w:pStyle w:val="Heading2"/>
-        <w:spacing w:before="120" w:after="80" w:lineRule="auto" w:line="276"/>
-      </w:pPr>
-      <w:r>
-        <w:t>One column, one contract</w:t>
-      </w:r>
-    </w:p>
-    <w:p>
-      <w:pPr>
-        <w:spacing w:before="0" w:after="120" w:lineRule="auto" w:line="360"/>
-      </w:pPr>
-      <w:r>
-        <w:t xml:space="preserve">The unified representation is the raw </w:t>
-      </w:r>
-      <w:r>
-        <w:rPr>
-          <w:rFonts w:ascii="Courier New" w:hAnsi="Courier New"/>
-          <w:sz w:val="18"/>
-        </w:rPr>
-        <w:t>command</w:t>
-      </w:r>
-      <w:r>
-        <w:t xml:space="preserve"> string. </w:t>
-      </w:r>
-      <w:r>
-        <w:rPr>
-          <w:rFonts w:ascii="Courier New" w:hAnsi="Courier New"/>
-          <w:sz w:val="18"/>
-        </w:rPr>
-        <w:t>src/ingestion.py</w:t>
-      </w:r>
-      <w:r>
-        <w:t xml:space="preserve"> is by</w:t>
-      </w:r>
-    </w:p>
-    <w:p>
-      <w:pPr>
-        <w:spacing w:before="0" w:after="120" w:lineRule="auto" w:line="360"/>
-      </w:pPr>
-      <w:r>
-        <w:t xml:space="preserve">design </w:t>
-      </w:r>
-      <w:r>
-        <w:rPr>
-          <w:b/>
-        </w:rPr>
-        <w:t>the only dataset-aware module in the pipeline</w:t>
-      </w:r>
-      <w:r>
-        <w:t>: it holds a registry</w:t>
-      </w:r>
-    </w:p>
-    <w:p>
-      <w:pPr>
-        <w:spacing w:before="0" w:after="120" w:lineRule="auto" w:line="360"/>
-      </w:pPr>
-      <w:r>
-        <w:t>mapping a dataset name to its two CSVs, and it returns every corpus in one</w:t>
-      </w:r>
-    </w:p>
-    <w:p>
-      <w:pPr>
-        <w:spacing w:before="0" w:after="120" w:lineRule="auto" w:line="360"/>
-      </w:pPr>
-      <w:r>
-        <w:t>enforced three-column schema —</w:t>
-      </w:r>
-    </w:p>
-    <w:tbl>
-      <w:tblPr>
-        <w:tblStyle w:val="TableGrid"/>
-        <w:tblW w:type="auto" w:w="0"/>
-        <w:tblLook w:firstColumn="1" w:firstRow="1" w:lastColumn="0" w:lastRow="0" w:noHBand="0" w:noVBand="1" w:val="04A0"/>
-      </w:tblPr>
-      <w:tblGrid>
-        <w:gridCol w:w="3024"/>
-        <w:gridCol w:w="3024"/>
-        <w:gridCol w:w="3024"/>
-      </w:tblGrid>
-      <w:tr>
-        <w:tc>
-          <w:tcPr>
-            <w:tcW w:type="dxa" w:w="3024"/>
-          </w:tcPr>
-          <w:p>
-            <w:pPr>
-              <w:spacing w:before="20" w:after="20"/>
-            </w:pPr>
-            <w:r>
-              <w:rPr>
-                <w:b/>
-                <w:sz w:val="17"/>
-              </w:rPr>
-            </w:r>
-            <w:r>
-              <w:rPr>
-                <w:b/>
-                <w:sz w:val="17"/>
-              </w:rPr>
-              <w:t>column</w:t>
-            </w:r>
-          </w:p>
-        </w:tc>
-        <w:tc>
-          <w:tcPr>
-            <w:tcW w:type="dxa" w:w="3024"/>
-          </w:tcPr>
-          <w:p>
-            <w:pPr>
-              <w:spacing w:before="20" w:after="20"/>
-            </w:pPr>
-            <w:r>
-              <w:rPr>
-                <w:b/>
-                <w:sz w:val="17"/>
-              </w:rPr>
-            </w:r>
-            <w:r>
-              <w:rPr>
-                <w:b/>
-                <w:sz w:val="17"/>
-              </w:rPr>
-              <w:t>type</w:t>
-            </w:r>
-          </w:p>
-        </w:tc>
-        <w:tc>
-          <w:tcPr>
-            <w:tcW w:type="dxa" w:w="3024"/>
-          </w:tcPr>
-          <w:p>
-            <w:pPr>
-              <w:spacing w:before="20" w:after="20"/>
-            </w:pPr>
-            <w:r>
-              <w:rPr>
-                <w:b/>
-                <w:sz w:val="17"/>
-              </w:rPr>
-            </w:r>
-            <w:r>
-              <w:rPr>
-                <w:b/>
-                <w:sz w:val="17"/>
-              </w:rPr>
-              <w:t>role</w:t>
-            </w:r>
-          </w:p>
-        </w:tc>
-      </w:tr>
-      <w:tr>
-        <w:tc>
-          <w:tcPr>
-            <w:tcW w:type="dxa" w:w="3024"/>
-          </w:tcPr>
-          <w:p>
-            <w:pPr>
-              <w:spacing w:before="20" w:after="20"/>
-            </w:pPr>
-            <w:r>
-              <w:rPr>
-                <w:sz w:val="17"/>
-              </w:rPr>
-            </w:r>
-            <w:r>
-              <w:rPr>
-                <w:rFonts w:ascii="Courier New" w:hAnsi="Courier New"/>
-                <w:sz w:val="17"/>
-              </w:rPr>
-              <w:t>command</w:t>
-            </w:r>
-          </w:p>
-        </w:tc>
-        <w:tc>
-          <w:tcPr>
-            <w:tcW w:type="dxa" w:w="3024"/>
-          </w:tcPr>
-          <w:p>
-            <w:pPr>
-              <w:spacing w:before="20" w:after="20"/>
-            </w:pPr>
-            <w:r>
-              <w:rPr>
-                <w:sz w:val="17"/>
-              </w:rPr>
-            </w:r>
-            <w:r>
-              <w:rPr>
-                <w:rFonts w:ascii="Courier New" w:hAnsi="Courier New"/>
-                <w:sz w:val="17"/>
-              </w:rPr>
-              <w:t>str</w:t>
-            </w:r>
-          </w:p>
-        </w:tc>
-        <w:tc>
-          <w:tcPr>
-            <w:tcW w:type="dxa" w:w="3024"/>
-          </w:tcPr>
-          <w:p>
-            <w:pPr>
-              <w:spacing w:before="20" w:after="20"/>
-            </w:pPr>
-            <w:r>
-              <w:rPr>
-                <w:sz w:val="17"/>
-              </w:rPr>
-            </w:r>
-            <w:r>
-              <w:rPr>
-                <w:sz w:val="17"/>
-              </w:rPr>
-              <w:t>the sole model input</w:t>
-            </w:r>
-          </w:p>
-        </w:tc>
-      </w:tr>
-      <w:tr>
-        <w:tc>
-          <w:tcPr>
-            <w:tcW w:type="dxa" w:w="3024"/>
-          </w:tcPr>
-          <w:p>
-            <w:pPr>
-              <w:spacing w:before="20" w:after="20"/>
-            </w:pPr>
-            <w:r>
-              <w:rPr>
-                <w:sz w:val="17"/>
-              </w:rPr>
-            </w:r>
-            <w:r>
-              <w:rPr>
-                <w:rFonts w:ascii="Courier New" w:hAnsi="Courier New"/>
-                <w:sz w:val="17"/>
-              </w:rPr>
-              <w:t>label</w:t>
-            </w:r>
-          </w:p>
-        </w:tc>
-        <w:tc>
-          <w:tcPr>
-            <w:tcW w:type="dxa" w:w="3024"/>
-          </w:tcPr>
-          <w:p>
-            <w:pPr>
-              <w:spacing w:before="20" w:after="20"/>
-            </w:pPr>
-            <w:r>
-              <w:rPr>
-                <w:sz w:val="17"/>
-              </w:rPr>
-            </w:r>
-            <w:r>
-              <w:rPr>
-                <w:rFonts w:ascii="Courier New" w:hAnsi="Courier New"/>
-                <w:sz w:val="17"/>
-              </w:rPr>
-              <w:t>int ∈ {0,1}</w:t>
-            </w:r>
-          </w:p>
-        </w:tc>
-        <w:tc>
-          <w:tcPr>
-            <w:tcW w:type="dxa" w:w="3024"/>
-          </w:tcPr>
-          <w:p>
-            <w:pPr>
-              <w:spacing w:before="20" w:after="20"/>
-            </w:pPr>
-            <w:r>
-              <w:rPr>
-                <w:sz w:val="17"/>
-              </w:rPr>
-            </w:r>
-            <w:r>
-              <w:rPr>
-                <w:sz w:val="17"/>
-              </w:rPr>
-              <w:t>1 = malicious, provenance-derived</w:t>
-            </w:r>
-          </w:p>
-        </w:tc>
-      </w:tr>
-      <w:tr>
-        <w:tc>
-          <w:tcPr>
-            <w:tcW w:type="dxa" w:w="3024"/>
-          </w:tcPr>
-          <w:p>
-            <w:pPr>
-              <w:spacing w:before="20" w:after="20"/>
-            </w:pPr>
-            <w:r>
-              <w:rPr>
-                <w:sz w:val="17"/>
-              </w:rPr>
-            </w:r>
-            <w:r>
-              <w:rPr>
-                <w:rFonts w:ascii="Courier New" w:hAnsi="Courier New"/>
-                <w:sz w:val="17"/>
-              </w:rPr>
-              <w:t>source</w:t>
-            </w:r>
-          </w:p>
-        </w:tc>
-        <w:tc>
-          <w:tcPr>
-            <w:tcW w:type="dxa" w:w="3024"/>
-          </w:tcPr>
-          <w:p>
-            <w:pPr>
-              <w:spacing w:before="20" w:after="20"/>
-            </w:pPr>
-            <w:r>
-              <w:rPr>
-                <w:sz w:val="17"/>
-              </w:rPr>
-            </w:r>
-            <w:r>
-              <w:rPr>
-                <w:rFonts w:ascii="Courier New" w:hAnsi="Courier New"/>
-                <w:sz w:val="17"/>
-              </w:rPr>
-              <w:t>str</w:t>
-            </w:r>
-          </w:p>
-        </w:tc>
-        <w:tc>
-          <w:tcPr>
-            <w:tcW w:type="dxa" w:w="3024"/>
-          </w:tcPr>
-          <w:p>
-            <w:pPr>
-              <w:spacing w:before="20" w:after="20"/>
-            </w:pPr>
-            <w:r>
-              <w:rPr>
-                <w:sz w:val="17"/>
-              </w:rPr>
-            </w:r>
-            <w:r>
-              <w:rPr>
-                <w:sz w:val="17"/>
-              </w:rPr>
-              <w:t xml:space="preserve">provenance tag, </w:t>
-            </w:r>
-            <w:r>
-              <w:rPr>
-                <w:b/>
-                <w:sz w:val="17"/>
-              </w:rPr>
-              <w:t>evaluation only, never an input</w:t>
-            </w:r>
-          </w:p>
-        </w:tc>
-      </w:tr>
-    </w:tbl>
-    <w:p/>
-    <w:p>
-      <w:pPr>
-        <w:spacing w:before="0" w:after="120" w:lineRule="auto" w:line="360"/>
-      </w:pPr>
-      <w:r>
-        <w:t>The loader coerces types, rejects empty command strings and rejects labels</w:t>
-      </w:r>
-    </w:p>
-    <w:p>
-      <w:pPr>
-        <w:spacing w:before="0" w:after="120" w:lineRule="auto" w:line="360"/>
-      </w:pPr>
-      <w:r>
-        <w:t xml:space="preserve">outside </w:t>
-      </w:r>
-      <w:r>
-        <w:rPr>
-          <w:rFonts w:ascii="Courier New" w:hAnsi="Courier New"/>
-          <w:sz w:val="18"/>
-        </w:rPr>
-        <w:t>{0,1}</w:t>
-      </w:r>
-      <w:r>
-        <w:t xml:space="preserve"> on the way through, so a malformed corpus fails at load rather</w:t>
-      </w:r>
-    </w:p>
-    <w:p>
-      <w:pPr>
-        <w:spacing w:before="0" w:after="120" w:lineRule="auto" w:line="360"/>
-      </w:pPr>
-      <w:r>
-        <w:t>than silently at fit time. Nothing downstream ever learns which dataset it is</w:t>
-      </w:r>
-    </w:p>
-    <w:p>
-      <w:pPr>
-        <w:spacing w:before="0" w:after="120" w:lineRule="auto" w:line="360"/>
-      </w:pPr>
-      <w:r>
-        <w:t xml:space="preserve">reading — dataset names are banned from every other module in </w:t>
-      </w:r>
-      <w:r>
-        <w:rPr>
-          <w:rFonts w:ascii="Courier New" w:hAnsi="Courier New"/>
-          <w:sz w:val="18"/>
-        </w:rPr>
-        <w:t>src/</w:t>
-      </w:r>
-      <w:r>
-        <w:t>, including</w:t>
-      </w:r>
-    </w:p>
-    <w:p>
-      <w:pPr>
-        <w:spacing w:before="0" w:after="120" w:lineRule="auto" w:line="360"/>
-      </w:pPr>
-      <w:r>
-        <w:t>in comments, and that ban is enforced by a test. The practical consequence is</w:t>
-      </w:r>
-    </w:p>
-    <w:p>
-      <w:pPr>
-        <w:spacing w:before="0" w:after="120" w:lineRule="auto" w:line="360"/>
-      </w:pPr>
-      <w:r>
-        <w:t>the one the assignment asks for: a third corpus can be registered in one place</w:t>
-      </w:r>
-    </w:p>
-    <w:p>
-      <w:pPr>
-        <w:spacing w:before="0" w:after="120" w:lineRule="auto" w:line="360"/>
-      </w:pPr>
-      <w:r>
-        <w:t>and the entire pipeline runs on it unchanged.</w:t>
-      </w:r>
-    </w:p>
-    <w:p>
-      <w:pPr>
-        <w:spacing w:before="0" w:after="120" w:lineRule="auto" w:line="360"/>
-      </w:pPr>
-      <w:r>
-        <w:t>Both datasets are additionally held to the same experimental protocol rather</w:t>
-      </w:r>
-    </w:p>
-    <w:p>
-      <w:pPr>
-        <w:spacing w:before="0" w:after="120" w:lineRule="auto" w:line="360"/>
-      </w:pPr>
-      <w:r>
-        <w:t>than merely the same column names: 1 attack to 3 benign in each, an 80/20</w:t>
-      </w:r>
-    </w:p>
-    <w:p>
-      <w:pPr>
-        <w:spacing w:before="0" w:after="120" w:lineRule="auto" w:line="360"/>
-      </w:pPr>
-      <w:r>
-        <w:t xml:space="preserve">train/test split </w:t>
-      </w:r>
-      <w:r>
-        <w:rPr>
-          <w:b/>
-        </w:rPr>
-        <w:t>grouped by command shape</w:t>
-      </w:r>
-      <w:r>
-        <w:t xml:space="preserve"> so no structural near-duplicate</w:t>
-      </w:r>
-    </w:p>
-    <w:p>
-      <w:pPr>
-        <w:spacing w:before="0" w:after="120" w:lineRule="auto" w:line="360"/>
-      </w:pPr>
-      <w:r>
-        <w:t>straddles the split (verified: zero shape groups appear on both sides of either</w:t>
-      </w:r>
-    </w:p>
-    <w:p>
-      <w:pPr>
-        <w:spacing w:before="0" w:after="120" w:lineRule="auto" w:line="360"/>
-      </w:pPr>
-      <w:r>
-        <w:t>split, in either label), and therefore the same do-nothing F1 floor of 0.400</w:t>
-      </w:r>
-    </w:p>
-    <w:p>
-      <w:pPr>
-        <w:spacing w:before="0" w:after="120" w:lineRule="auto" w:line="360"/>
-      </w:pPr>
-      <w:r>
-        <w:t>against which every score in this report is read.</w:t>
-      </w:r>
-    </w:p>
-    <w:p>
-      <w:pPr>
-        <w:pStyle w:val="Heading2"/>
-        <w:spacing w:before="120" w:after="80" w:lineRule="auto" w:line="276"/>
-      </w:pPr>
-      <w:r>
-        <w:t>Why the schema is genuinely shared, and where it is not</w:t>
-      </w:r>
-    </w:p>
-    <w:p>
-      <w:pPr>
-        <w:spacing w:before="0" w:after="120" w:lineRule="auto" w:line="360"/>
-      </w:pPr>
-      <w:r>
-        <w:t xml:space="preserve">A common column name is cheap. The substantive claim is that feature </w:t>
-      </w:r>
-      <w:r>
-        <w:rPr>
-          <w:i/>
-        </w:rPr>
-        <w:t>k</w:t>
-      </w:r>
-      <w:r>
-        <w:t xml:space="preserve"> means</w:t>
-      </w:r>
-    </w:p>
-    <w:p>
-      <w:pPr>
-        <w:spacing w:before="0" w:after="120" w:lineRule="auto" w:line="360"/>
-      </w:pPr>
-      <w:r>
-        <w:t>the same thing in both corpora, and that holds here because the extractor is</w:t>
-      </w:r>
-    </w:p>
-    <w:p>
-      <w:pPr>
-        <w:spacing w:before="0" w:after="120" w:lineRule="auto" w:line="360"/>
-      </w:pPr>
-      <w:r>
-        <w:rPr>
-          <w:b/>
-        </w:rPr>
-        <w:t>stateless</w:t>
-      </w:r>
-      <w:r>
-        <w:t xml:space="preserve">. </w:t>
-      </w:r>
-      <w:r>
-        <w:rPr>
-          <w:rFonts w:ascii="Courier New" w:hAnsi="Courier New"/>
-          <w:sz w:val="18"/>
-        </w:rPr>
-        <w:t>featurize()</w:t>
-      </w:r>
-      <w:r>
-        <w:t xml:space="preserve"> (</w:t>
-      </w:r>
-      <w:r>
-        <w:rPr>
-          <w:rFonts w:ascii="Courier New" w:hAnsi="Courier New"/>
-          <w:sz w:val="18"/>
-        </w:rPr>
-        <w:t>src/features.py:280</w:t>
-      </w:r>
-      <w:r>
-        <w:t>) maps a command string to</w:t>
-      </w:r>
-    </w:p>
-    <w:p>
-      <w:pPr>
-        <w:spacing w:before="0" w:after="120" w:lineRule="auto" w:line="360"/>
-      </w:pPr>
-      <w:r>
-        <w:t>the same 43 numbers through fixed regexes and fixed threat-mapped binary lists;</w:t>
-      </w:r>
-    </w:p>
-    <w:p>
-      <w:pPr>
-        <w:spacing w:before="0" w:after="120" w:lineRule="auto" w:line="360"/>
-      </w:pPr>
-      <w:r>
-        <w:rPr>
-          <w:rFonts w:ascii="Courier New" w:hAnsi="Courier New"/>
-          <w:sz w:val="18"/>
-        </w:rPr>
-        <w:t>EngineeredFeatures.fit()</w:t>
-      </w:r>
-      <w:r>
-        <w:t xml:space="preserve"> (</w:t>
-      </w:r>
-      <w:r>
-        <w:rPr>
-          <w:rFonts w:ascii="Courier New" w:hAnsi="Courier New"/>
-          <w:sz w:val="18"/>
-        </w:rPr>
-        <w:t>src/preprocessing.py:34</w:t>
-      </w:r>
-      <w:r>
-        <w:t>) learns nothing at all and</w:t>
-      </w:r>
-    </w:p>
-    <w:p>
-      <w:pPr>
-        <w:spacing w:before="0" w:after="120" w:lineRule="auto" w:line="360"/>
-      </w:pPr>
-      <w:r>
-        <w:t xml:space="preserve">exists as a transformer only so that a downstream </w:t>
-      </w:r>
-      <w:r>
-        <w:rPr>
-          <w:rFonts w:ascii="Courier New" w:hAnsi="Courier New"/>
-          <w:sz w:val="18"/>
-        </w:rPr>
-        <w:t>StandardScaler</w:t>
-      </w:r>
-      <w:r>
-        <w:t xml:space="preserve"> can be the</w:t>
-      </w:r>
-    </w:p>
-    <w:p>
-      <w:pPr>
-        <w:spacing w:before="0" w:after="120" w:lineRule="auto" w:line="360"/>
-      </w:pPr>
-      <w:r>
-        <w:t>component that fits fold-local statistics. No vocabulary, no quantile, no</w:t>
-      </w:r>
-    </w:p>
-    <w:p>
-      <w:pPr>
-        <w:spacing w:before="0" w:after="120" w:lineRule="auto" w:line="360"/>
-      </w:pPr>
-      <w:r>
-        <w:t xml:space="preserve">per-corpus constant is carried in. </w:t>
-      </w:r>
-      <w:r>
-        <w:rPr>
-          <w:rFonts w:ascii="Courier New" w:hAnsi="Courier New"/>
-          <w:sz w:val="18"/>
-        </w:rPr>
-        <w:t>has_dev_tcp</w:t>
-      </w:r>
-      <w:r>
-        <w:t xml:space="preserve"> is the same predicate on a</w:t>
-      </w:r>
-    </w:p>
-    <w:p>
-      <w:pPr>
-        <w:spacing w:before="0" w:after="120" w:lineRule="auto" w:line="360"/>
-      </w:pPr>
-      <w:r>
-        <w:t>honeypot line as on a GTFOBins line, which is precisely what makes the</w:t>
-      </w:r>
-    </w:p>
-    <w:p>
-      <w:pPr>
-        <w:spacing w:before="0" w:after="120" w:lineRule="auto" w:line="360"/>
-      </w:pPr>
-      <w:r>
-        <w:t>cross-dataset comparison of effect sizes and importances in Section 5.2 a</w:t>
-      </w:r>
-    </w:p>
-    <w:p>
-      <w:pPr>
-        <w:spacing w:before="0" w:after="120" w:lineRule="auto" w:line="360"/>
-      </w:pPr>
-      <w:r>
-        <w:t>comparison rather than a coincidence.</w:t>
-      </w:r>
-    </w:p>
-    <w:p>
-      <w:pPr>
-        <w:spacing w:before="0" w:after="120" w:lineRule="auto" w:line="360"/>
-      </w:pPr>
-      <w:r>
-        <w:t xml:space="preserve">The honest qualification is that the hybrid model's </w:t>
-      </w:r>
-      <w:r>
-        <w:rPr>
-          <w:i/>
-        </w:rPr>
-        <w:t>second</w:t>
-      </w:r>
-      <w:r>
-        <w:t xml:space="preserve"> representation does</w:t>
-      </w:r>
-    </w:p>
-    <w:p>
-      <w:pPr>
-        <w:spacing w:before="0" w:after="120" w:lineRule="auto" w:line="360"/>
-      </w:pPr>
-      <w:r>
-        <w:t xml:space="preserve">not have this property. </w:t>
-      </w:r>
-      <w:r>
-        <w:rPr>
-          <w:rFonts w:ascii="Courier New" w:hAnsi="Courier New"/>
-          <w:sz w:val="18"/>
-        </w:rPr>
-        <w:t>CharNgramFeatures</w:t>
-      </w:r>
-      <w:r>
-        <w:t xml:space="preserve"> (</w:t>
-      </w:r>
-      <w:r>
-        <w:rPr>
-          <w:rFonts w:ascii="Courier New" w:hAnsi="Courier New"/>
-          <w:sz w:val="18"/>
-        </w:rPr>
-        <w:t>src/preprocessing.py:48</w:t>
-      </w:r>
-      <w:r>
-        <w:t>, unioned</w:t>
-      </w:r>
-    </w:p>
-    <w:p>
-      <w:pPr>
-        <w:spacing w:before="0" w:after="120" w:lineRule="auto" w:line="360"/>
-      </w:pPr>
-      <w:r>
-        <w:t xml:space="preserve">in at </w:t>
-      </w:r>
-      <w:r>
-        <w:rPr>
-          <w:rFonts w:ascii="Courier New" w:hAnsi="Courier New"/>
-          <w:sz w:val="18"/>
-        </w:rPr>
-        <w:t>build_hybrid_features</w:t>
-      </w:r>
-      <w:r>
-        <w:t xml:space="preserve">, </w:t>
-      </w:r>
-      <w:r>
-        <w:rPr>
-          <w:rFonts w:ascii="Courier New" w:hAnsi="Courier New"/>
-          <w:sz w:val="18"/>
-        </w:rPr>
-        <w:t>:75</w:t>
-      </w:r>
-      <w:r>
-        <w:t>) fits a character n-gram TF-IDF vocabulary</w:t>
-      </w:r>
-    </w:p>
-    <w:p>
-      <w:pPr>
-        <w:spacing w:before="0" w:after="120" w:lineRule="auto" w:line="360"/>
-      </w:pPr>
-      <w:r>
-        <w:t>on the training fold — correctly leakage-safe, but corpus-bound by construction.</w:t>
-      </w:r>
-    </w:p>
-    <w:p>
-      <w:pPr>
-        <w:spacing w:before="0" w:after="120" w:lineRule="auto" w:line="360"/>
-      </w:pPr>
-      <w:r>
-        <w:t>Fitted separately on the two training splits at the same 3,000-feature cap, the</w:t>
-      </w:r>
-    </w:p>
-    <w:p>
-      <w:pPr>
-        <w:spacing w:before="0" w:after="120" w:lineRule="auto" w:line="360"/>
-      </w:pPr>
-      <w:r>
-        <w:t xml:space="preserve">two vocabularies share only </w:t>
-      </w:r>
-      <w:r>
-        <w:rPr>
-          <w:b/>
-        </w:rPr>
-        <w:t>1,789 n-grams (Jaccard 0.425)</w:t>
-      </w:r>
-      <w:r>
-        <w:t>: 40.4% of what</w:t>
-      </w:r>
-    </w:p>
-    <w:p>
-      <w:pPr>
-        <w:spacing w:before="0" w:after="120" w:lineRule="auto" w:line="360"/>
-      </w:pPr>
-      <w:r>
-        <w:t>each corpus considers its most informative character patterns has no counterpart</w:t>
-      </w:r>
-    </w:p>
-    <w:p>
-      <w:pPr>
-        <w:spacing w:before="0" w:after="120" w:lineRule="auto" w:line="360"/>
-      </w:pPr>
-      <w:r>
-        <w:t>in the other. The hybrid therefore carries one harmonised block and one</w:t>
-      </w:r>
-    </w:p>
-    <w:p>
-      <w:pPr>
-        <w:spacing w:before="0" w:after="120" w:lineRule="auto" w:line="360"/>
-      </w:pPr>
-      <w:r>
-        <w:t>un-harmonisable one, and that asymmetry is the mechanism behind the transfer</w:t>
-      </w:r>
-    </w:p>
-    <w:p>
-      <w:pPr>
-        <w:spacing w:before="0" w:after="120" w:lineRule="auto" w:line="360"/>
-      </w:pPr>
-      <w:r>
-        <w:t>results in Chapter 8.2 — it is stated here rather than discovered there.</w:t>
-      </w:r>
-    </w:p>
-    <w:p>
-      <w:pPr>
-        <w:pStyle w:val="Heading1"/>
-        <w:spacing w:before="200" w:after="80" w:lineRule="auto" w:line="276"/>
-      </w:pPr>
-      <w:r>
         <w:t>Chapter 8.4 — The hybrid behavioural cascade: does the architecture earn its complexity?</w:t>
       </w:r>
     </w:p>
@@ -13051,2707 +9140,6 @@
       </w:pPr>
       <w:r>
         <w:t>chapter is the argument for why it should not.</w:t>
-      </w:r>
-    </w:p>
-    <w:p>
-      <w:pPr>
-        <w:pStyle w:val="Heading1"/>
-        <w:spacing w:before="200" w:after="80" w:lineRule="auto" w:line="276"/>
-      </w:pPr>
-      <w:r>
-        <w:t>Chapter 1.2 — Telemetry &amp; Feature Mapping (Noam's 4 rows)</w:t>
-      </w:r>
-    </w:p>
-    <w:p>
-      <w:pPr>
-        <w:spacing w:before="40" w:after="40" w:lineRule="auto" w:line="360"/>
-        <w:ind w:left="432"/>
-      </w:pPr>
-      <w:r>
-        <w:rPr>
-          <w:i/>
-        </w:rPr>
-        <w:t>Work split (WORK_DIVISION.md): Noam contributes rows N1–N4; Ben contributes</w:t>
-      </w:r>
-    </w:p>
-    <w:p>
-      <w:pPr>
-        <w:spacing w:before="40" w:after="40" w:lineRule="auto" w:line="360"/>
-        <w:ind w:left="432"/>
-      </w:pPr>
-      <w:r>
-        <w:rPr>
-          <w:i/>
-        </w:rPr>
-        <w:t>B1–B3 (</w:t>
-      </w:r>
-      <w:r>
-        <w:rPr>
-          <w:rFonts w:ascii="Courier New" w:hAnsi="Courier New"/>
-          <w:i/>
-          <w:sz w:val="18"/>
-        </w:rPr>
-        <w:t>ch1_telemetry_rows_ben.md</w:t>
-      </w:r>
-      <w:r>
-        <w:rPr>
-          <w:i/>
-        </w:rPr>
-        <w:t>). Each row uses the assignment's mandated</w:t>
-      </w:r>
-    </w:p>
-    <w:p>
-      <w:pPr>
-        <w:spacing w:before="40" w:after="40" w:lineRule="auto" w:line="360"/>
-        <w:ind w:left="432"/>
-      </w:pPr>
-      <w:r>
-        <w:rPr>
-          <w:i/>
-        </w:rPr>
-        <w:t xml:space="preserve">five-field structure. Every feature named below exists in </w:t>
-      </w:r>
-      <w:r>
-        <w:rPr>
-          <w:rFonts w:ascii="Courier New" w:hAnsi="Courier New"/>
-          <w:i/>
-          <w:sz w:val="18"/>
-        </w:rPr>
-        <w:t>FEATURE_NAMES</w:t>
-      </w:r>
-    </w:p>
-    <w:p>
-      <w:pPr>
-        <w:spacing w:before="40" w:after="40" w:lineRule="auto" w:line="360"/>
-        <w:ind w:left="432"/>
-      </w:pPr>
-      <w:r>
-        <w:rPr>
-          <w:i/>
-        </w:rPr>
-        <w:t>(</w:t>
-      </w:r>
-      <w:r>
-        <w:rPr>
-          <w:rFonts w:ascii="Courier New" w:hAnsi="Courier New"/>
-          <w:i/>
-          <w:sz w:val="18"/>
-        </w:rPr>
-        <w:t>src/features.py</w:t>
-      </w:r>
-      <w:r>
-        <w:rPr>
-          <w:i/>
-        </w:rPr>
-        <w:t>); every effect size is quoted live from</w:t>
-      </w:r>
-    </w:p>
-    <w:p>
-      <w:pPr>
-        <w:spacing w:before="40" w:after="40" w:lineRule="auto" w:line="360"/>
-        <w:ind w:left="432"/>
-      </w:pPr>
-      <w:r>
-        <w:rPr>
-          <w:rFonts w:ascii="Courier New" w:hAnsi="Courier New"/>
-          <w:i/>
-          <w:sz w:val="18"/>
-        </w:rPr>
-        <w:t>report/ch3_feature_decisions.md</w:t>
-      </w:r>
-      <w:r>
-        <w:rPr>
-          <w:i/>
-        </w:rPr>
-        <w:t xml:space="preserve"> (train splits only). Every ATT&amp;CK ID was</w:t>
-      </w:r>
-    </w:p>
-    <w:p>
-      <w:pPr>
-        <w:spacing w:before="40" w:after="40" w:lineRule="auto" w:line="360"/>
-        <w:ind w:left="432"/>
-      </w:pPr>
-      <w:r>
-        <w:rPr>
-          <w:i/>
-        </w:rPr>
-        <w:t>confirmed against the live technique page, including its platform list.</w:t>
-      </w:r>
-    </w:p>
-    <w:p>
-      <w:pPr>
-        <w:pStyle w:val="Heading3"/>
-        <w:spacing w:before="120" w:after="80" w:lineRule="auto" w:line="276"/>
-      </w:pPr>
-      <w:r>
-        <w:t>Row N1 — Command obfuscation (encoded and spliced payloads)</w:t>
-      </w:r>
-    </w:p>
-    <w:tbl>
-      <w:tblPr>
-        <w:tblStyle w:val="TableGrid"/>
-        <w:tblW w:type="auto" w:w="0"/>
-        <w:tblLook w:firstColumn="1" w:firstRow="1" w:lastColumn="0" w:lastRow="0" w:noHBand="0" w:noVBand="1" w:val="04A0"/>
-      </w:tblPr>
-      <w:tblGrid>
-        <w:gridCol w:w="3024"/>
-        <w:gridCol w:w="3024"/>
-        <w:gridCol w:w="3024"/>
-      </w:tblGrid>
-      <w:tr>
-        <w:tc>
-          <w:tcPr>
-            <w:tcW w:type="dxa" w:w="3024"/>
-          </w:tcPr>
-          <w:p>
-            <w:pPr>
-              <w:spacing w:before="20" w:after="20"/>
-            </w:pPr>
-            <w:r>
-              <w:rPr>
-                <w:b/>
-                <w:sz w:val="17"/>
-              </w:rPr>
-            </w:r>
-            <w:r>
-              <w:rPr>
-                <w:b/>
-                <w:sz w:val="17"/>
-              </w:rPr>
-              <w:t>Field</w:t>
-            </w:r>
-          </w:p>
-        </w:tc>
-        <w:tc>
-          <w:tcPr>
-            <w:tcW w:type="dxa" w:w="3024"/>
-          </w:tcPr>
-          <w:p>
-            <w:pPr>
-              <w:spacing w:before="20" w:after="20"/>
-            </w:pPr>
-            <w:r>
-              <w:rPr>
-                <w:b/>
-                <w:sz w:val="17"/>
-              </w:rPr>
-            </w:r>
-            <w:r>
-              <w:rPr>
-                <w:b/>
-                <w:sz w:val="17"/>
-              </w:rPr>
-              <w:t>Content</w:t>
-            </w:r>
-          </w:p>
-        </w:tc>
-        <w:tc>
-          <w:tcPr>
-            <w:tcW w:type="dxa" w:w="3024"/>
-          </w:tcPr>
-          <w:p/>
-        </w:tc>
-      </w:tr>
-      <w:tr>
-        <w:tc>
-          <w:tcPr>
-            <w:tcW w:type="dxa" w:w="3024"/>
-          </w:tcPr>
-          <w:p>
-            <w:pPr>
-              <w:spacing w:before="20" w:after="20"/>
-            </w:pPr>
-            <w:r>
-              <w:rPr>
-                <w:sz w:val="17"/>
-              </w:rPr>
-            </w:r>
-            <w:r>
-              <w:rPr>
-                <w:b/>
-                <w:sz w:val="17"/>
-              </w:rPr>
-              <w:t>Adversarial behavioural characteristic</w:t>
-            </w:r>
-          </w:p>
-        </w:tc>
-        <w:tc>
-          <w:tcPr>
-            <w:tcW w:type="dxa" w:w="3024"/>
-          </w:tcPr>
-          <w:p>
-            <w:pPr>
-              <w:spacing w:before="20" w:after="20"/>
-            </w:pPr>
-            <w:r>
-              <w:rPr>
-                <w:sz w:val="17"/>
-              </w:rPr>
-            </w:r>
-            <w:r>
-              <w:rPr>
-                <w:sz w:val="17"/>
-              </w:rPr>
-              <w:t>Attacker preserves command functionality while destroying its lexical signature — base64- or hex-encoding the payload and piping it to a decoder, splicing keywords with quotes (</w:t>
-            </w:r>
-            <w:r>
-              <w:rPr>
-                <w:rFonts w:ascii="Courier New" w:hAnsi="Courier New"/>
-                <w:sz w:val="17"/>
-              </w:rPr>
-              <w:t>c"u"rl</w:t>
-            </w:r>
-            <w:r>
-              <w:rPr>
-                <w:sz w:val="17"/>
-              </w:rPr>
-              <w:t xml:space="preserve">), or rebuilding argument separators through </w:t>
-            </w:r>
-            <w:r>
-              <w:rPr>
-                <w:rFonts w:ascii="Courier New" w:hAnsi="Courier New"/>
-                <w:sz w:val="17"/>
-              </w:rPr>
-              <w:t>$IFS</w:t>
-            </w:r>
-            <w:r>
-              <w:rPr>
-                <w:sz w:val="17"/>
-              </w:rPr>
-              <w:t xml:space="preserve"> — specifically to defeat string- and signature-matching detection (T1027.010 Command Obfuscation, sub-technique of T1027; platforms Linux, Windows, macOS).</w:t>
-            </w:r>
-          </w:p>
-        </w:tc>
-        <w:tc>
-          <w:tcPr>
-            <w:tcW w:type="dxa" w:w="3024"/>
-          </w:tcPr>
-          <w:p/>
-        </w:tc>
-      </w:tr>
-      <w:tr>
-        <w:tc>
-          <w:tcPr>
-            <w:tcW w:type="dxa" w:w="3024"/>
-          </w:tcPr>
-          <w:p>
-            <w:pPr>
-              <w:spacing w:before="20" w:after="20"/>
-            </w:pPr>
-            <w:r>
-              <w:rPr>
-                <w:sz w:val="17"/>
-              </w:rPr>
-            </w:r>
-            <w:r>
-              <w:rPr>
-                <w:b/>
-                <w:sz w:val="17"/>
-              </w:rPr>
-              <w:t>Required telemetry source</w:t>
-            </w:r>
-          </w:p>
-        </w:tc>
-        <w:tc>
-          <w:tcPr>
-            <w:tcW w:type="dxa" w:w="3024"/>
-          </w:tcPr>
-          <w:p>
-            <w:pPr>
-              <w:spacing w:before="20" w:after="20"/>
-            </w:pPr>
-            <w:r>
-              <w:rPr>
-                <w:sz w:val="17"/>
-              </w:rPr>
-            </w:r>
-            <w:r>
-              <w:rPr>
-                <w:sz w:val="17"/>
-              </w:rPr>
-              <w:t xml:space="preserve">Shell command log: Linux </w:t>
-            </w:r>
-            <w:r>
-              <w:rPr>
-                <w:rFonts w:ascii="Courier New" w:hAnsi="Courier New"/>
-                <w:sz w:val="17"/>
-              </w:rPr>
-              <w:t>auditd</w:t>
-            </w:r>
-            <w:r>
-              <w:rPr>
-                <w:sz w:val="17"/>
-              </w:rPr>
-              <w:t xml:space="preserve"> </w:t>
-            </w:r>
-            <w:r>
-              <w:rPr>
-                <w:rFonts w:ascii="Courier New" w:hAnsi="Courier New"/>
-                <w:sz w:val="17"/>
-              </w:rPr>
-              <w:t>type=EXECVE</w:t>
-            </w:r>
-            <w:r>
-              <w:rPr>
-                <w:sz w:val="17"/>
-              </w:rPr>
-              <w:t xml:space="preserve"> argv, Sysmon-for-Linux Event ID 1, or Cowrie </w:t>
-            </w:r>
-            <w:r>
-              <w:rPr>
-                <w:rFonts w:ascii="Courier New" w:hAnsi="Courier New"/>
-                <w:sz w:val="17"/>
-              </w:rPr>
-              <w:t>cowrie.command.input</w:t>
-            </w:r>
-            <w:r>
-              <w:rPr>
-                <w:sz w:val="17"/>
-              </w:rPr>
-              <w:t xml:space="preserve"> for honeypot capture.</w:t>
-            </w:r>
-          </w:p>
-        </w:tc>
-        <w:tc>
-          <w:tcPr>
-            <w:tcW w:type="dxa" w:w="3024"/>
-          </w:tcPr>
-          <w:p/>
-        </w:tc>
-      </w:tr>
-      <w:tr>
-        <w:tc>
-          <w:tcPr>
-            <w:tcW w:type="dxa" w:w="3024"/>
-          </w:tcPr>
-          <w:p>
-            <w:pPr>
-              <w:spacing w:before="20" w:after="20"/>
-            </w:pPr>
-            <w:r>
-              <w:rPr>
-                <w:sz w:val="17"/>
-              </w:rPr>
-            </w:r>
-            <w:r>
-              <w:rPr>
-                <w:b/>
-                <w:sz w:val="17"/>
-              </w:rPr>
-              <w:t>Specific log attributes / raw fields</w:t>
-            </w:r>
-          </w:p>
-        </w:tc>
-        <w:tc>
-          <w:tcPr>
-            <w:tcW w:type="dxa" w:w="3024"/>
-          </w:tcPr>
-          <w:p>
-            <w:pPr>
-              <w:spacing w:before="20" w:after="20"/>
-            </w:pPr>
-            <w:r>
-              <w:rPr>
-                <w:sz w:val="17"/>
-              </w:rPr>
-            </w:r>
-            <w:r>
-              <w:rPr>
-                <w:sz w:val="17"/>
-              </w:rPr>
-              <w:t xml:space="preserve">The raw </w:t>
-            </w:r>
-            <w:r>
-              <w:rPr>
-                <w:rFonts w:ascii="Courier New" w:hAnsi="Courier New"/>
-                <w:sz w:val="17"/>
-              </w:rPr>
-              <w:t>command</w:t>
-            </w:r>
-            <w:r>
-              <w:rPr>
-                <w:sz w:val="17"/>
-              </w:rPr>
-              <w:t xml:space="preserve"> string. Concretely: long unbroken </w:t>
-            </w:r>
-            <w:r>
-              <w:rPr>
-                <w:rFonts w:ascii="Courier New" w:hAnsi="Courier New"/>
-                <w:sz w:val="17"/>
-              </w:rPr>
-              <w:t>[A-Za-z0-9+/=]</w:t>
-            </w:r>
-            <w:r>
-              <w:rPr>
-                <w:sz w:val="17"/>
-              </w:rPr>
-              <w:t xml:space="preserve"> runs; </w:t>
-            </w:r>
-            <w:r>
-              <w:rPr>
-                <w:rFonts w:ascii="Courier New" w:hAnsi="Courier New"/>
-                <w:sz w:val="17"/>
-              </w:rPr>
-              <w:t>\x41</w:t>
-            </w:r>
-            <w:r>
-              <w:rPr>
-                <w:sz w:val="17"/>
-              </w:rPr>
-              <w:t xml:space="preserve">-style escapes; </w:t>
-            </w:r>
-            <w:r>
-              <w:rPr>
-                <w:rFonts w:ascii="Courier New" w:hAnsi="Courier New"/>
-                <w:sz w:val="17"/>
-              </w:rPr>
-              <w:t>base64 -d</w:t>
-            </w:r>
-            <w:r>
-              <w:rPr>
-                <w:sz w:val="17"/>
-              </w:rPr>
-              <w:t>/</w:t>
-            </w:r>
-            <w:r>
-              <w:rPr>
-                <w:rFonts w:ascii="Courier New" w:hAnsi="Courier New"/>
-                <w:sz w:val="17"/>
-              </w:rPr>
-              <w:t>openssl enc</w:t>
-            </w:r>
-            <w:r>
-              <w:rPr>
-                <w:sz w:val="17"/>
-              </w:rPr>
-              <w:t>/</w:t>
-            </w:r>
-            <w:r>
-              <w:rPr>
-                <w:rFonts w:ascii="Courier New" w:hAnsi="Courier New"/>
-                <w:sz w:val="17"/>
-              </w:rPr>
-              <w:t>xxd -r</w:t>
-            </w:r>
-            <w:r>
-              <w:rPr>
-                <w:sz w:val="17"/>
-              </w:rPr>
-              <w:t xml:space="preserve"> adjacent to a `\</w:t>
-            </w:r>
-          </w:p>
-        </w:tc>
-        <w:tc>
-          <w:tcPr>
-            <w:tcW w:type="dxa" w:w="3024"/>
-          </w:tcPr>
-          <w:p>
-            <w:pPr>
-              <w:spacing w:before="20" w:after="20"/>
-            </w:pPr>
-            <w:r>
-              <w:rPr>
-                <w:sz w:val="17"/>
-              </w:rPr>
-            </w:r>
-            <w:r>
-              <w:rPr>
-                <w:rFonts w:ascii="Courier New" w:hAnsi="Courier New"/>
-                <w:sz w:val="17"/>
-              </w:rPr>
-              <w:t xml:space="preserve"> and an interpreter; </w:t>
-            </w:r>
-            <w:r>
-              <w:rPr>
-                <w:sz w:val="17"/>
-              </w:rPr>
-              <w:t>${IFS}` in argument position; quote characters interrupting a binary name.</w:t>
-            </w:r>
-          </w:p>
-        </w:tc>
-      </w:tr>
-      <w:tr>
-        <w:tc>
-          <w:tcPr>
-            <w:tcW w:type="dxa" w:w="3024"/>
-          </w:tcPr>
-          <w:p>
-            <w:pPr>
-              <w:spacing w:before="20" w:after="20"/>
-            </w:pPr>
-            <w:r>
-              <w:rPr>
-                <w:sz w:val="17"/>
-              </w:rPr>
-            </w:r>
-            <w:r>
-              <w:rPr>
-                <w:b/>
-                <w:sz w:val="17"/>
-              </w:rPr>
-              <w:t>Derived / engineered feature(s)</w:t>
-            </w:r>
-          </w:p>
-        </w:tc>
-        <w:tc>
-          <w:tcPr>
-            <w:tcW w:type="dxa" w:w="3024"/>
-          </w:tcPr>
-          <w:p>
-            <w:pPr>
-              <w:spacing w:before="20" w:after="20"/>
-            </w:pPr>
-            <w:r>
-              <w:rPr>
-                <w:sz w:val="17"/>
-              </w:rPr>
-            </w:r>
-            <w:r>
-              <w:rPr>
-                <w:rFonts w:ascii="Courier New" w:hAnsi="Courier New"/>
-                <w:sz w:val="17"/>
-              </w:rPr>
-              <w:t>has_base64_blob</w:t>
-            </w:r>
-            <w:r>
-              <w:rPr>
-                <w:sz w:val="17"/>
-              </w:rPr>
-              <w:t xml:space="preserve">, </w:t>
-            </w:r>
-            <w:r>
-              <w:rPr>
-                <w:rFonts w:ascii="Courier New" w:hAnsi="Courier New"/>
-                <w:sz w:val="17"/>
-              </w:rPr>
-              <w:t>b64_run_len</w:t>
-            </w:r>
-            <w:r>
-              <w:rPr>
-                <w:sz w:val="17"/>
-              </w:rPr>
-              <w:t xml:space="preserve">, </w:t>
-            </w:r>
-            <w:r>
-              <w:rPr>
-                <w:rFonts w:ascii="Courier New" w:hAnsi="Courier New"/>
-                <w:sz w:val="17"/>
-              </w:rPr>
-              <w:t>has_hex_escape</w:t>
-            </w:r>
-            <w:r>
-              <w:rPr>
-                <w:sz w:val="17"/>
-              </w:rPr>
-              <w:t xml:space="preserve">, </w:t>
-            </w:r>
-            <w:r>
-              <w:rPr>
-                <w:rFonts w:ascii="Courier New" w:hAnsi="Courier New"/>
-                <w:sz w:val="17"/>
-              </w:rPr>
-              <w:t>has_decode_exec</w:t>
-            </w:r>
-            <w:r>
-              <w:rPr>
-                <w:sz w:val="17"/>
-              </w:rPr>
-              <w:t xml:space="preserve">, </w:t>
-            </w:r>
-            <w:r>
-              <w:rPr>
-                <w:rFonts w:ascii="Courier New" w:hAnsi="Courier New"/>
-                <w:sz w:val="17"/>
-              </w:rPr>
-              <w:t>has_quote_splice</w:t>
-            </w:r>
-            <w:r>
-              <w:rPr>
-                <w:sz w:val="17"/>
-              </w:rPr>
-              <w:t xml:space="preserve">, </w:t>
-            </w:r>
-            <w:r>
-              <w:rPr>
-                <w:rFonts w:ascii="Courier New" w:hAnsi="Courier New"/>
-                <w:sz w:val="17"/>
-              </w:rPr>
-              <w:t>has_ifs_expansion</w:t>
-            </w:r>
-            <w:r>
-              <w:rPr>
-                <w:sz w:val="17"/>
-              </w:rPr>
-              <w:t xml:space="preserve">, supported by the two density ratios </w:t>
-            </w:r>
-            <w:r>
-              <w:rPr>
-                <w:rFonts w:ascii="Courier New" w:hAnsi="Courier New"/>
-                <w:sz w:val="17"/>
-              </w:rPr>
-              <w:t>special_ratio</w:t>
-            </w:r>
-            <w:r>
-              <w:rPr>
-                <w:sz w:val="17"/>
-              </w:rPr>
-              <w:t xml:space="preserve"> and </w:t>
-            </w:r>
-            <w:r>
-              <w:rPr>
-                <w:rFonts w:ascii="Courier New" w:hAnsi="Courier New"/>
-                <w:sz w:val="17"/>
-              </w:rPr>
-              <w:t>digit_ratio</w:t>
-            </w:r>
-            <w:r>
-              <w:rPr>
-                <w:sz w:val="17"/>
-              </w:rPr>
-              <w:t>.</w:t>
-            </w:r>
-          </w:p>
-        </w:tc>
-        <w:tc>
-          <w:tcPr>
-            <w:tcW w:type="dxa" w:w="3024"/>
-          </w:tcPr>
-          <w:p/>
-        </w:tc>
-      </w:tr>
-      <w:tr>
-        <w:tc>
-          <w:tcPr>
-            <w:tcW w:type="dxa" w:w="3024"/>
-          </w:tcPr>
-          <w:p>
-            <w:pPr>
-              <w:spacing w:before="20" w:after="20"/>
-            </w:pPr>
-            <w:r>
-              <w:rPr>
-                <w:sz w:val="17"/>
-              </w:rPr>
-            </w:r>
-            <w:r>
-              <w:rPr>
-                <w:b/>
-                <w:sz w:val="17"/>
-              </w:rPr>
-              <w:t>Detailed explanation</w:t>
-            </w:r>
-          </w:p>
-        </w:tc>
-        <w:tc>
-          <w:tcPr>
-            <w:tcW w:type="dxa" w:w="3024"/>
-          </w:tcPr>
-          <w:p>
-            <w:pPr>
-              <w:spacing w:before="20" w:after="20"/>
-            </w:pPr>
-            <w:r>
-              <w:rPr>
-                <w:sz w:val="17"/>
-              </w:rPr>
-            </w:r>
-            <w:r>
-              <w:rPr>
-                <w:sz w:val="17"/>
-              </w:rPr>
-              <w:t xml:space="preserve">Obfuscation is the one adversarial behaviour that </w:t>
-            </w:r>
-            <w:r>
-              <w:rPr>
-                <w:i/>
-                <w:sz w:val="17"/>
-              </w:rPr>
-              <w:t>adds</w:t>
-            </w:r>
-            <w:r>
-              <w:rPr>
-                <w:sz w:val="17"/>
-              </w:rPr>
-              <w:t xml:space="preserve"> rather than removes signal, because the evasion itself is anomalous: benign administration has no reason to splice a binary name or route arguments through </w:t>
-            </w:r>
-            <w:r>
-              <w:rPr>
-                <w:rFonts w:ascii="Courier New" w:hAnsi="Courier New"/>
-                <w:sz w:val="17"/>
-              </w:rPr>
-              <w:t>$IFS</w:t>
-            </w:r>
-            <w:r>
-              <w:rPr>
-                <w:sz w:val="17"/>
-              </w:rPr>
-              <w:t xml:space="preserve">. The micro-structural features are accordingly sharp but rare — </w:t>
-            </w:r>
-            <w:r>
-              <w:rPr>
-                <w:rFonts w:ascii="Courier New" w:hAnsi="Courier New"/>
-                <w:sz w:val="17"/>
-              </w:rPr>
-              <w:t>has_decode_exec</w:t>
-            </w:r>
-            <w:r>
-              <w:rPr>
-                <w:sz w:val="17"/>
-              </w:rPr>
-              <w:t xml:space="preserve"> at OR 45.1 and </w:t>
-            </w:r>
-            <w:r>
-              <w:rPr>
-                <w:rFonts w:ascii="Courier New" w:hAnsi="Courier New"/>
-                <w:sz w:val="17"/>
-              </w:rPr>
-              <w:t>has_quote_splice</w:t>
-            </w:r>
-            <w:r>
-              <w:rPr>
-                <w:sz w:val="17"/>
-              </w:rPr>
-              <w:t xml:space="preserve"> at OR 27.0 on Dataset 1, each firing on well under 1% of rows. Rarity is the point: they contribute nothing to aggregate accuracy and everything to the cases that matter, which is why they are kept despite near-zero solo F1. The two ratio features are the dense counterpart, capturing the same phenomenon continuously — </w:t>
-            </w:r>
-            <w:r>
-              <w:rPr>
-                <w:rFonts w:ascii="Courier New" w:hAnsi="Courier New"/>
-                <w:sz w:val="17"/>
-              </w:rPr>
-              <w:t>special_ratio</w:t>
-            </w:r>
-            <w:r>
-              <w:rPr>
-                <w:sz w:val="17"/>
-              </w:rPr>
-              <w:t xml:space="preserve"> is the second-strongest feature in the whole set by effect size on Dataset 1 (d +0.32, AUC 0.66). The honest caveat is that this family is Dataset-1-heavy: </w:t>
-            </w:r>
-            <w:r>
-              <w:rPr>
-                <w:rFonts w:ascii="Courier New" w:hAnsi="Courier New"/>
-                <w:sz w:val="17"/>
-              </w:rPr>
-              <w:t>has_decode_exec</w:t>
-            </w:r>
-            <w:r>
-              <w:rPr>
-                <w:sz w:val="17"/>
-              </w:rPr>
-              <w:t xml:space="preserve"> inverts to OR 0.60 on the honeypot corpus, where attackers type unencoded droppers because they are not evading anything.</w:t>
-            </w:r>
-          </w:p>
-        </w:tc>
-        <w:tc>
-          <w:tcPr>
-            <w:tcW w:type="dxa" w:w="3024"/>
-          </w:tcPr>
-          <w:p/>
-        </w:tc>
-      </w:tr>
-    </w:tbl>
-    <w:p/>
-    <w:p>
-      <w:pPr>
-        <w:pStyle w:val="Heading3"/>
-        <w:spacing w:before="120" w:after="80" w:lineRule="auto" w:line="276"/>
-      </w:pPr>
-      <w:r>
-        <w:t>Row N2 — Privilege escalation via sudo</w:t>
-      </w:r>
-    </w:p>
-    <w:tbl>
-      <w:tblPr>
-        <w:tblStyle w:val="TableGrid"/>
-        <w:tblW w:type="auto" w:w="0"/>
-        <w:tblLook w:firstColumn="1" w:firstRow="1" w:lastColumn="0" w:lastRow="0" w:noHBand="0" w:noVBand="1" w:val="04A0"/>
-      </w:tblPr>
-      <w:tblGrid>
-        <w:gridCol w:w="4536"/>
-        <w:gridCol w:w="4536"/>
-      </w:tblGrid>
-      <w:tr>
-        <w:tc>
-          <w:tcPr>
-            <w:tcW w:type="dxa" w:w="4536"/>
-          </w:tcPr>
-          <w:p>
-            <w:pPr>
-              <w:spacing w:before="20" w:after="20"/>
-            </w:pPr>
-            <w:r>
-              <w:rPr>
-                <w:b/>
-                <w:sz w:val="17"/>
-              </w:rPr>
-            </w:r>
-            <w:r>
-              <w:rPr>
-                <w:b/>
-                <w:sz w:val="17"/>
-              </w:rPr>
-              <w:t>Field</w:t>
-            </w:r>
-          </w:p>
-        </w:tc>
-        <w:tc>
-          <w:tcPr>
-            <w:tcW w:type="dxa" w:w="4536"/>
-          </w:tcPr>
-          <w:p>
-            <w:pPr>
-              <w:spacing w:before="20" w:after="20"/>
-            </w:pPr>
-            <w:r>
-              <w:rPr>
-                <w:b/>
-                <w:sz w:val="17"/>
-              </w:rPr>
-            </w:r>
-            <w:r>
-              <w:rPr>
-                <w:b/>
-                <w:sz w:val="17"/>
-              </w:rPr>
-              <w:t>Content</w:t>
-            </w:r>
-          </w:p>
-        </w:tc>
-      </w:tr>
-      <w:tr>
-        <w:tc>
-          <w:tcPr>
-            <w:tcW w:type="dxa" w:w="4536"/>
-          </w:tcPr>
-          <w:p>
-            <w:pPr>
-              <w:spacing w:before="20" w:after="20"/>
-            </w:pPr>
-            <w:r>
-              <w:rPr>
-                <w:sz w:val="17"/>
-              </w:rPr>
-            </w:r>
-            <w:r>
-              <w:rPr>
-                <w:b/>
-                <w:sz w:val="17"/>
-              </w:rPr>
-              <w:t>Adversarial behavioural characteristic</w:t>
-            </w:r>
-          </w:p>
-        </w:tc>
-        <w:tc>
-          <w:tcPr>
-            <w:tcW w:type="dxa" w:w="4536"/>
-          </w:tcPr>
-          <w:p>
-            <w:pPr>
-              <w:spacing w:before="20" w:after="20"/>
-            </w:pPr>
-            <w:r>
-              <w:rPr>
-                <w:sz w:val="17"/>
-              </w:rPr>
-            </w:r>
-            <w:r>
-              <w:rPr>
-                <w:sz w:val="17"/>
-              </w:rPr>
-              <w:t xml:space="preserve">Attacker elevates from an unprivileged foothold to root using the host's own elevation mechanism, invoking </w:t>
-            </w:r>
-            <w:r>
-              <w:rPr>
-                <w:rFonts w:ascii="Courier New" w:hAnsi="Courier New"/>
-                <w:sz w:val="17"/>
-              </w:rPr>
-              <w:t>sudo</w:t>
-            </w:r>
-            <w:r>
-              <w:rPr>
-                <w:sz w:val="17"/>
-              </w:rPr>
-              <w:t>/</w:t>
-            </w:r>
-            <w:r>
-              <w:rPr>
-                <w:rFonts w:ascii="Courier New" w:hAnsi="Courier New"/>
-                <w:sz w:val="17"/>
-              </w:rPr>
-              <w:t>su</w:t>
-            </w:r>
-            <w:r>
-              <w:rPr>
-                <w:sz w:val="17"/>
-              </w:rPr>
-              <w:t xml:space="preserve"> directly or exploiting cached credentials and permissive </w:t>
-            </w:r>
-            <w:r>
-              <w:rPr>
-                <w:rFonts w:ascii="Courier New" w:hAnsi="Courier New"/>
-                <w:sz w:val="17"/>
-              </w:rPr>
-              <w:t>sudoers</w:t>
-            </w:r>
-            <w:r>
-              <w:rPr>
-                <w:sz w:val="17"/>
-              </w:rPr>
-              <w:t xml:space="preserve"> entries (T1548.003 Sudo and Sudo Caching; platforms Linux, macOS).</w:t>
-            </w:r>
-          </w:p>
-        </w:tc>
-      </w:tr>
-      <w:tr>
-        <w:tc>
-          <w:tcPr>
-            <w:tcW w:type="dxa" w:w="4536"/>
-          </w:tcPr>
-          <w:p>
-            <w:pPr>
-              <w:spacing w:before="20" w:after="20"/>
-            </w:pPr>
-            <w:r>
-              <w:rPr>
-                <w:sz w:val="17"/>
-              </w:rPr>
-            </w:r>
-            <w:r>
-              <w:rPr>
-                <w:b/>
-                <w:sz w:val="17"/>
-              </w:rPr>
-              <w:t>Required telemetry source</w:t>
-            </w:r>
-          </w:p>
-        </w:tc>
-        <w:tc>
-          <w:tcPr>
-            <w:tcW w:type="dxa" w:w="4536"/>
-          </w:tcPr>
-          <w:p>
-            <w:pPr>
-              <w:spacing w:before="20" w:after="20"/>
-            </w:pPr>
-            <w:r>
-              <w:rPr>
-                <w:sz w:val="17"/>
-              </w:rPr>
-            </w:r>
-            <w:r>
-              <w:rPr>
-                <w:sz w:val="17"/>
-              </w:rPr>
-              <w:t xml:space="preserve">Shell command log as above; </w:t>
-            </w:r>
-            <w:r>
-              <w:rPr>
-                <w:rFonts w:ascii="Courier New" w:hAnsi="Courier New"/>
-                <w:sz w:val="17"/>
-              </w:rPr>
-              <w:t>auditd</w:t>
-            </w:r>
-            <w:r>
-              <w:rPr>
-                <w:sz w:val="17"/>
-              </w:rPr>
-              <w:t xml:space="preserve"> EXECVE is the authoritative source because it records the escalation attempt whether or not it succeeded.</w:t>
-            </w:r>
-          </w:p>
-        </w:tc>
-      </w:tr>
-      <w:tr>
-        <w:tc>
-          <w:tcPr>
-            <w:tcW w:type="dxa" w:w="4536"/>
-          </w:tcPr>
-          <w:p>
-            <w:pPr>
-              <w:spacing w:before="20" w:after="20"/>
-            </w:pPr>
-            <w:r>
-              <w:rPr>
-                <w:sz w:val="17"/>
-              </w:rPr>
-            </w:r>
-            <w:r>
-              <w:rPr>
-                <w:b/>
-                <w:sz w:val="17"/>
-              </w:rPr>
-              <w:t>Specific log attributes / raw fields</w:t>
-            </w:r>
-          </w:p>
-        </w:tc>
-        <w:tc>
-          <w:tcPr>
-            <w:tcW w:type="dxa" w:w="4536"/>
-          </w:tcPr>
-          <w:p>
-            <w:pPr>
-              <w:spacing w:before="20" w:after="20"/>
-            </w:pPr>
-            <w:r>
-              <w:rPr>
-                <w:sz w:val="17"/>
-              </w:rPr>
-            </w:r>
-            <w:r>
-              <w:rPr>
-                <w:sz w:val="17"/>
-              </w:rPr>
-              <w:t xml:space="preserve">The </w:t>
-            </w:r>
-            <w:r>
-              <w:rPr>
-                <w:rFonts w:ascii="Courier New" w:hAnsi="Courier New"/>
-                <w:sz w:val="17"/>
-              </w:rPr>
-              <w:t>command</w:t>
-            </w:r>
-            <w:r>
-              <w:rPr>
-                <w:sz w:val="17"/>
-              </w:rPr>
-              <w:t xml:space="preserve"> string, and specifically its </w:t>
-            </w:r>
-            <w:r>
-              <w:rPr>
-                <w:b/>
-                <w:sz w:val="17"/>
-              </w:rPr>
-              <w:t>first token</w:t>
-            </w:r>
-            <w:r>
-              <w:rPr>
-                <w:sz w:val="17"/>
-              </w:rPr>
-              <w:t xml:space="preserve"> after assignment-prefix stripping — </w:t>
-            </w:r>
-            <w:r>
-              <w:rPr>
-                <w:rFonts w:ascii="Courier New" w:hAnsi="Courier New"/>
-                <w:sz w:val="17"/>
-              </w:rPr>
-              <w:t>sudo</w:t>
-            </w:r>
-            <w:r>
-              <w:rPr>
-                <w:sz w:val="17"/>
-              </w:rPr>
-              <w:t xml:space="preserve">, </w:t>
-            </w:r>
-            <w:r>
-              <w:rPr>
-                <w:rFonts w:ascii="Courier New" w:hAnsi="Courier New"/>
-                <w:sz w:val="17"/>
-              </w:rPr>
-              <w:t>su</w:t>
-            </w:r>
-            <w:r>
-              <w:rPr>
-                <w:sz w:val="17"/>
-              </w:rPr>
-              <w:t xml:space="preserve">, </w:t>
-            </w:r>
-            <w:r>
-              <w:rPr>
-                <w:rFonts w:ascii="Courier New" w:hAnsi="Courier New"/>
-                <w:sz w:val="17"/>
-              </w:rPr>
-              <w:t>doas</w:t>
-            </w:r>
-            <w:r>
-              <w:rPr>
-                <w:sz w:val="17"/>
-              </w:rPr>
-              <w:t xml:space="preserve">, </w:t>
-            </w:r>
-            <w:r>
-              <w:rPr>
-                <w:rFonts w:ascii="Courier New" w:hAnsi="Courier New"/>
-                <w:sz w:val="17"/>
-              </w:rPr>
-              <w:t>pkexec</w:t>
-            </w:r>
-            <w:r>
-              <w:rPr>
-                <w:sz w:val="17"/>
-              </w:rPr>
-              <w:t xml:space="preserve"> in head position, as distinct from the same tokens appearing anywhere in the line.</w:t>
-            </w:r>
-          </w:p>
-        </w:tc>
-      </w:tr>
-      <w:tr>
-        <w:tc>
-          <w:tcPr>
-            <w:tcW w:type="dxa" w:w="4536"/>
-          </w:tcPr>
-          <w:p>
-            <w:pPr>
-              <w:spacing w:before="20" w:after="20"/>
-            </w:pPr>
-            <w:r>
-              <w:rPr>
-                <w:sz w:val="17"/>
-              </w:rPr>
-            </w:r>
-            <w:r>
-              <w:rPr>
-                <w:b/>
-                <w:sz w:val="17"/>
-              </w:rPr>
-              <w:t>Derived / engineered feature(s)</w:t>
-            </w:r>
-          </w:p>
-        </w:tc>
-        <w:tc>
-          <w:tcPr>
-            <w:tcW w:type="dxa" w:w="4536"/>
-          </w:tcPr>
-          <w:p>
-            <w:pPr>
-              <w:spacing w:before="20" w:after="20"/>
-            </w:pPr>
-            <w:r>
-              <w:rPr>
-                <w:sz w:val="17"/>
-              </w:rPr>
-            </w:r>
-            <w:r>
-              <w:rPr>
-                <w:rFonts w:ascii="Courier New" w:hAnsi="Courier New"/>
-                <w:sz w:val="17"/>
-              </w:rPr>
-              <w:t>head_is_privesc</w:t>
-            </w:r>
-            <w:r>
-              <w:rPr>
-                <w:sz w:val="17"/>
-              </w:rPr>
-              <w:t xml:space="preserve"> — and nothing else.</w:t>
-            </w:r>
-          </w:p>
-        </w:tc>
-      </w:tr>
-      <w:tr>
-        <w:tc>
-          <w:tcPr>
-            <w:tcW w:type="dxa" w:w="4536"/>
-          </w:tcPr>
-          <w:p>
-            <w:pPr>
-              <w:spacing w:before="20" w:after="20"/>
-            </w:pPr>
-            <w:r>
-              <w:rPr>
-                <w:sz w:val="17"/>
-              </w:rPr>
-            </w:r>
-            <w:r>
-              <w:rPr>
-                <w:b/>
-                <w:sz w:val="17"/>
-              </w:rPr>
-              <w:t>Detailed explanation</w:t>
-            </w:r>
-          </w:p>
-        </w:tc>
-        <w:tc>
-          <w:tcPr>
-            <w:tcW w:type="dxa" w:w="4536"/>
-          </w:tcPr>
-          <w:p>
-            <w:pPr>
-              <w:spacing w:before="20" w:after="20"/>
-            </w:pPr>
-            <w:r>
-              <w:rPr>
-                <w:sz w:val="17"/>
-              </w:rPr>
-            </w:r>
-            <w:r>
-              <w:rPr>
-                <w:sz w:val="17"/>
-              </w:rPr>
-              <w:t xml:space="preserve">This row is deliberately the thinnest, because the evidence forced it. The obvious feature, a presence flag </w:t>
-            </w:r>
-            <w:r>
-              <w:rPr>
-                <w:rFonts w:ascii="Courier New" w:hAnsi="Courier New"/>
-                <w:sz w:val="17"/>
-              </w:rPr>
-              <w:t>has_privesc_bin</w:t>
-            </w:r>
-            <w:r>
-              <w:rPr>
-                <w:sz w:val="17"/>
-              </w:rPr>
-              <w:t xml:space="preserve">, was built, measured and </w:t>
-            </w:r>
-            <w:r>
-              <w:rPr>
-                <w:b/>
-                <w:sz w:val="17"/>
-              </w:rPr>
-              <w:t>killed</w:t>
-            </w:r>
-            <w:r>
-              <w:rPr>
-                <w:sz w:val="17"/>
-              </w:rPr>
-              <w:t xml:space="preserve">: at OR 0.99 (Dataset 1) and 1.01 (Dataset 2) it is almost perfectly class-neutral. </w:t>
-            </w:r>
-            <w:r>
-              <w:rPr>
-                <w:rFonts w:ascii="Courier New" w:hAnsi="Courier New"/>
-                <w:sz w:val="17"/>
-              </w:rPr>
-              <w:t>sudo</w:t>
-            </w:r>
-            <w:r>
-              <w:rPr>
-                <w:sz w:val="17"/>
-              </w:rPr>
-              <w:t xml:space="preserve"> and </w:t>
-            </w:r>
-            <w:r>
-              <w:rPr>
-                <w:rFonts w:ascii="Courier New" w:hAnsi="Courier New"/>
-                <w:sz w:val="17"/>
-              </w:rPr>
-              <w:t>chmod</w:t>
-            </w:r>
-            <w:r>
-              <w:rPr>
-                <w:sz w:val="17"/>
-              </w:rPr>
-              <w:t xml:space="preserve"> are simply everywhere, in attack corpora and administrator history alike, so presence carries no information. What survives is </w:t>
-            </w:r>
-            <w:r>
-              <w:rPr>
-                <w:i/>
-                <w:sz w:val="17"/>
-              </w:rPr>
-              <w:t>position</w:t>
-            </w:r>
-            <w:r>
-              <w:rPr>
-                <w:sz w:val="17"/>
-              </w:rPr>
-              <w:t xml:space="preserve">: a command whose head is the elevation binary is an escalation attempt, whereas one that merely mentions it is usually documentation or a compound administrative line. Even then the feature is corpus-dependent and inverts — OR 0.77 on Dataset 1 versus 3.70 on Dataset 2 — because the curated Dataset 1 benign sources are full of </w:t>
-            </w:r>
-            <w:r>
-              <w:rPr>
-                <w:rFonts w:ascii="Courier New" w:hAnsi="Courier New"/>
-                <w:sz w:val="17"/>
-              </w:rPr>
-              <w:t>sudo</w:t>
-            </w:r>
-            <w:r>
-              <w:rPr>
-                <w:sz w:val="17"/>
-              </w:rPr>
-              <w:t>-prefixed tutorial commands while the honeypot's benign side is real user history. Reported as-is rather than smoothed over: it is a case where the technique is real, security-critical, and only weakly separable from ordinary administration by content alone.</w:t>
-            </w:r>
-          </w:p>
-        </w:tc>
-      </w:tr>
-    </w:tbl>
-    <w:p/>
-    <w:p>
-      <w:pPr>
-        <w:pStyle w:val="Heading3"/>
-        <w:spacing w:before="120" w:after="80" w:lineRule="auto" w:line="276"/>
-      </w:pPr>
-      <w:r>
-        <w:t>Row N3 — Credential harvesting from files</w:t>
-      </w:r>
-    </w:p>
-    <w:tbl>
-      <w:tblPr>
-        <w:tblStyle w:val="TableGrid"/>
-        <w:tblW w:type="auto" w:w="0"/>
-        <w:tblLook w:firstColumn="1" w:firstRow="1" w:lastColumn="0" w:lastRow="0" w:noHBand="0" w:noVBand="1" w:val="04A0"/>
-      </w:tblPr>
-      <w:tblGrid>
-        <w:gridCol w:w="4536"/>
-        <w:gridCol w:w="4536"/>
-      </w:tblGrid>
-      <w:tr>
-        <w:tc>
-          <w:tcPr>
-            <w:tcW w:type="dxa" w:w="4536"/>
-          </w:tcPr>
-          <w:p>
-            <w:pPr>
-              <w:spacing w:before="20" w:after="20"/>
-            </w:pPr>
-            <w:r>
-              <w:rPr>
-                <w:b/>
-                <w:sz w:val="17"/>
-              </w:rPr>
-            </w:r>
-            <w:r>
-              <w:rPr>
-                <w:b/>
-                <w:sz w:val="17"/>
-              </w:rPr>
-              <w:t>Field</w:t>
-            </w:r>
-          </w:p>
-        </w:tc>
-        <w:tc>
-          <w:tcPr>
-            <w:tcW w:type="dxa" w:w="4536"/>
-          </w:tcPr>
-          <w:p>
-            <w:pPr>
-              <w:spacing w:before="20" w:after="20"/>
-            </w:pPr>
-            <w:r>
-              <w:rPr>
-                <w:b/>
-                <w:sz w:val="17"/>
-              </w:rPr>
-            </w:r>
-            <w:r>
-              <w:rPr>
-                <w:b/>
-                <w:sz w:val="17"/>
-              </w:rPr>
-              <w:t>Content</w:t>
-            </w:r>
-          </w:p>
-        </w:tc>
-      </w:tr>
-      <w:tr>
-        <w:tc>
-          <w:tcPr>
-            <w:tcW w:type="dxa" w:w="4536"/>
-          </w:tcPr>
-          <w:p>
-            <w:pPr>
-              <w:spacing w:before="20" w:after="20"/>
-            </w:pPr>
-            <w:r>
-              <w:rPr>
-                <w:sz w:val="17"/>
-              </w:rPr>
-            </w:r>
-            <w:r>
-              <w:rPr>
-                <w:b/>
-                <w:sz w:val="17"/>
-              </w:rPr>
-              <w:t>Adversarial behavioural characteristic</w:t>
-            </w:r>
-          </w:p>
-        </w:tc>
-        <w:tc>
-          <w:tcPr>
-            <w:tcW w:type="dxa" w:w="4536"/>
-          </w:tcPr>
-          <w:p>
-            <w:pPr>
-              <w:spacing w:before="20" w:after="20"/>
-            </w:pPr>
-            <w:r>
-              <w:rPr>
-                <w:sz w:val="17"/>
-              </w:rPr>
-            </w:r>
-            <w:r>
-              <w:rPr>
-                <w:sz w:val="17"/>
-              </w:rPr>
-              <w:t xml:space="preserve">Attacker reads credential material straight off the filesystem — </w:t>
-            </w:r>
-            <w:r>
-              <w:rPr>
-                <w:rFonts w:ascii="Courier New" w:hAnsi="Courier New"/>
-                <w:sz w:val="17"/>
-              </w:rPr>
-              <w:t>/etc/shadow</w:t>
-            </w:r>
-            <w:r>
-              <w:rPr>
-                <w:sz w:val="17"/>
-              </w:rPr>
-              <w:t>, SSH private keys, cloud and application config — using ordinary file-reading utilities, requiring no tooling and leaving no dropped binary (T1552.001 Credentials In Files; platforms Containers, IaaS, Linux, Windows, macOS).</w:t>
-            </w:r>
-          </w:p>
-        </w:tc>
-      </w:tr>
-      <w:tr>
-        <w:tc>
-          <w:tcPr>
-            <w:tcW w:type="dxa" w:w="4536"/>
-          </w:tcPr>
-          <w:p>
-            <w:pPr>
-              <w:spacing w:before="20" w:after="20"/>
-            </w:pPr>
-            <w:r>
-              <w:rPr>
-                <w:sz w:val="17"/>
-              </w:rPr>
-            </w:r>
-            <w:r>
-              <w:rPr>
-                <w:b/>
-                <w:sz w:val="17"/>
-              </w:rPr>
-              <w:t>Required telemetry source</w:t>
-            </w:r>
-          </w:p>
-        </w:tc>
-        <w:tc>
-          <w:tcPr>
-            <w:tcW w:type="dxa" w:w="4536"/>
-          </w:tcPr>
-          <w:p>
-            <w:pPr>
-              <w:spacing w:before="20" w:after="20"/>
-            </w:pPr>
-            <w:r>
-              <w:rPr>
-                <w:sz w:val="17"/>
-              </w:rPr>
-            </w:r>
-            <w:r>
-              <w:rPr>
-                <w:sz w:val="17"/>
-              </w:rPr>
-              <w:t xml:space="preserve">Shell command log; </w:t>
-            </w:r>
-            <w:r>
-              <w:rPr>
-                <w:rFonts w:ascii="Courier New" w:hAnsi="Courier New"/>
-                <w:sz w:val="17"/>
-              </w:rPr>
-              <w:t>auditd</w:t>
-            </w:r>
-            <w:r>
-              <w:rPr>
-                <w:sz w:val="17"/>
-              </w:rPr>
-              <w:t xml:space="preserve"> EXECVE argv captures the target path as an argument token.</w:t>
-            </w:r>
-          </w:p>
-        </w:tc>
-      </w:tr>
-      <w:tr>
-        <w:tc>
-          <w:tcPr>
-            <w:tcW w:type="dxa" w:w="4536"/>
-          </w:tcPr>
-          <w:p>
-            <w:pPr>
-              <w:spacing w:before="20" w:after="20"/>
-            </w:pPr>
-            <w:r>
-              <w:rPr>
-                <w:sz w:val="17"/>
-              </w:rPr>
-            </w:r>
-            <w:r>
-              <w:rPr>
-                <w:b/>
-                <w:sz w:val="17"/>
-              </w:rPr>
-              <w:t>Specific log attributes / raw fields</w:t>
-            </w:r>
-          </w:p>
-        </w:tc>
-        <w:tc>
-          <w:tcPr>
-            <w:tcW w:type="dxa" w:w="4536"/>
-          </w:tcPr>
-          <w:p>
-            <w:pPr>
-              <w:spacing w:before="20" w:after="20"/>
-            </w:pPr>
-            <w:r>
-              <w:rPr>
-                <w:sz w:val="17"/>
-              </w:rPr>
-            </w:r>
-            <w:r>
-              <w:rPr>
-                <w:sz w:val="17"/>
-              </w:rPr>
-              <w:t xml:space="preserve">The </w:t>
-            </w:r>
-            <w:r>
-              <w:rPr>
-                <w:rFonts w:ascii="Courier New" w:hAnsi="Courier New"/>
-                <w:sz w:val="17"/>
-              </w:rPr>
-              <w:t>command</w:t>
-            </w:r>
-            <w:r>
-              <w:rPr>
-                <w:sz w:val="17"/>
-              </w:rPr>
-              <w:t xml:space="preserve"> string: absolute paths under </w:t>
-            </w:r>
-            <w:r>
-              <w:rPr>
-                <w:rFonts w:ascii="Courier New" w:hAnsi="Courier New"/>
-                <w:sz w:val="17"/>
-              </w:rPr>
-              <w:t>/etc</w:t>
-            </w:r>
-            <w:r>
-              <w:rPr>
-                <w:sz w:val="17"/>
-              </w:rPr>
-              <w:t xml:space="preserve">, </w:t>
-            </w:r>
-            <w:r>
-              <w:rPr>
-                <w:rFonts w:ascii="Courier New" w:hAnsi="Courier New"/>
-                <w:sz w:val="17"/>
-              </w:rPr>
-              <w:t>/proc</w:t>
-            </w:r>
-            <w:r>
-              <w:rPr>
-                <w:sz w:val="17"/>
-              </w:rPr>
-              <w:t xml:space="preserve">, </w:t>
-            </w:r>
-            <w:r>
-              <w:rPr>
-                <w:rFonts w:ascii="Courier New" w:hAnsi="Courier New"/>
-                <w:sz w:val="17"/>
-              </w:rPr>
-              <w:t>/var/log</w:t>
-            </w:r>
-            <w:r>
-              <w:rPr>
-                <w:sz w:val="17"/>
-              </w:rPr>
-              <w:t xml:space="preserve">, </w:t>
-            </w:r>
-            <w:r>
-              <w:rPr>
-                <w:rFonts w:ascii="Courier New" w:hAnsi="Courier New"/>
-                <w:sz w:val="17"/>
-              </w:rPr>
-              <w:t>/root</w:t>
-            </w:r>
-            <w:r>
-              <w:rPr>
-                <w:sz w:val="17"/>
-              </w:rPr>
-              <w:t>; dot-prefixed path components (</w:t>
-            </w:r>
-            <w:r>
-              <w:rPr>
-                <w:rFonts w:ascii="Courier New" w:hAnsi="Courier New"/>
-                <w:sz w:val="17"/>
-              </w:rPr>
-              <w:t>~/.ssh/id_rsa</w:t>
-            </w:r>
-            <w:r>
-              <w:rPr>
-                <w:sz w:val="17"/>
-              </w:rPr>
-              <w:t xml:space="preserve">, </w:t>
-            </w:r>
-            <w:r>
-              <w:rPr>
-                <w:rFonts w:ascii="Courier New" w:hAnsi="Courier New"/>
-                <w:sz w:val="17"/>
-              </w:rPr>
-              <w:t>.aws/credentials</w:t>
-            </w:r>
-            <w:r>
-              <w:rPr>
-                <w:sz w:val="17"/>
-              </w:rPr>
-              <w:t xml:space="preserve">, </w:t>
-            </w:r>
-            <w:r>
-              <w:rPr>
-                <w:rFonts w:ascii="Courier New" w:hAnsi="Courier New"/>
-                <w:sz w:val="17"/>
-              </w:rPr>
-              <w:t>.bash_history</w:t>
-            </w:r>
-            <w:r>
-              <w:rPr>
-                <w:sz w:val="17"/>
-              </w:rPr>
-              <w:t>); and the path count itself.</w:t>
-            </w:r>
-          </w:p>
-        </w:tc>
-      </w:tr>
-      <w:tr>
-        <w:tc>
-          <w:tcPr>
-            <w:tcW w:type="dxa" w:w="4536"/>
-          </w:tcPr>
-          <w:p>
-            <w:pPr>
-              <w:spacing w:before="20" w:after="20"/>
-            </w:pPr>
-            <w:r>
-              <w:rPr>
-                <w:sz w:val="17"/>
-              </w:rPr>
-            </w:r>
-            <w:r>
-              <w:rPr>
-                <w:b/>
-                <w:sz w:val="17"/>
-              </w:rPr>
-              <w:t>Derived / engineered feature(s)</w:t>
-            </w:r>
-          </w:p>
-        </w:tc>
-        <w:tc>
-          <w:tcPr>
-            <w:tcW w:type="dxa" w:w="4536"/>
-          </w:tcPr>
-          <w:p>
-            <w:pPr>
-              <w:spacing w:before="20" w:after="20"/>
-            </w:pPr>
-            <w:r>
-              <w:rPr>
-                <w:sz w:val="17"/>
-              </w:rPr>
-            </w:r>
-            <w:r>
-              <w:rPr>
-                <w:rFonts w:ascii="Courier New" w:hAnsi="Courier New"/>
-                <w:sz w:val="17"/>
-              </w:rPr>
-              <w:t>n_sensitive_paths</w:t>
-            </w:r>
-            <w:r>
-              <w:rPr>
-                <w:sz w:val="17"/>
-              </w:rPr>
-              <w:t xml:space="preserve">, </w:t>
-            </w:r>
-            <w:r>
-              <w:rPr>
-                <w:rFonts w:ascii="Courier New" w:hAnsi="Courier New"/>
-                <w:sz w:val="17"/>
-              </w:rPr>
-              <w:t>n_abs_paths</w:t>
-            </w:r>
-            <w:r>
-              <w:rPr>
-                <w:sz w:val="17"/>
-              </w:rPr>
-              <w:t xml:space="preserve">, </w:t>
-            </w:r>
-            <w:r>
-              <w:rPr>
-                <w:rFonts w:ascii="Courier New" w:hAnsi="Courier New"/>
-                <w:sz w:val="17"/>
-              </w:rPr>
-              <w:t>has_hidden_path</w:t>
-            </w:r>
-            <w:r>
-              <w:rPr>
-                <w:sz w:val="17"/>
-              </w:rPr>
-              <w:t xml:space="preserve">, </w:t>
-            </w:r>
-            <w:r>
-              <w:rPr>
-                <w:rFonts w:ascii="Courier New" w:hAnsi="Courier New"/>
-                <w:sz w:val="17"/>
-              </w:rPr>
-              <w:t>has_home_ref</w:t>
-            </w:r>
-            <w:r>
-              <w:rPr>
-                <w:sz w:val="17"/>
-              </w:rPr>
-              <w:t>.</w:t>
-            </w:r>
-          </w:p>
-        </w:tc>
-      </w:tr>
-      <w:tr>
-        <w:tc>
-          <w:tcPr>
-            <w:tcW w:type="dxa" w:w="4536"/>
-          </w:tcPr>
-          <w:p>
-            <w:pPr>
-              <w:spacing w:before="20" w:after="20"/>
-            </w:pPr>
-            <w:r>
-              <w:rPr>
-                <w:sz w:val="17"/>
-              </w:rPr>
-            </w:r>
-            <w:r>
-              <w:rPr>
-                <w:b/>
-                <w:sz w:val="17"/>
-              </w:rPr>
-              <w:t>Detailed explanation</w:t>
-            </w:r>
-          </w:p>
-        </w:tc>
-        <w:tc>
-          <w:tcPr>
-            <w:tcW w:type="dxa" w:w="4536"/>
-          </w:tcPr>
-          <w:p>
-            <w:pPr>
-              <w:spacing w:before="20" w:after="20"/>
-            </w:pPr>
-            <w:r>
-              <w:rPr>
-                <w:sz w:val="17"/>
-              </w:rPr>
-            </w:r>
-            <w:r>
-              <w:rPr>
-                <w:sz w:val="17"/>
-              </w:rPr>
-              <w:t xml:space="preserve">The behaviour is expressed almost entirely through </w:t>
-            </w:r>
-            <w:r>
-              <w:rPr>
-                <w:i/>
-                <w:sz w:val="17"/>
-              </w:rPr>
-              <w:t>what is named</w:t>
-            </w:r>
-            <w:r>
-              <w:rPr>
-                <w:sz w:val="17"/>
-              </w:rPr>
-              <w:t xml:space="preserve">, not what is run, which makes the path features the natural encoding. </w:t>
-            </w:r>
-            <w:r>
-              <w:rPr>
-                <w:rFonts w:ascii="Courier New" w:hAnsi="Courier New"/>
-                <w:sz w:val="17"/>
-              </w:rPr>
-              <w:t>n_abs_paths</w:t>
-            </w:r>
-            <w:r>
-              <w:rPr>
-                <w:sz w:val="17"/>
-              </w:rPr>
-              <w:t xml:space="preserve"> is the single strongest feature in the project on Dataset 1 — d +0.45, AUC 0.73, solo-rule F1 0.595 against a 0.40 do-nothing floor, and the top Random Forest Gini importance at 0.124 — because reaching for absolute paths is characteristic of an operator working somewhere unfamiliar rather than in their own working directory. </w:t>
-            </w:r>
-            <w:r>
-              <w:rPr>
-                <w:rFonts w:ascii="Courier New" w:hAnsi="Courier New"/>
-                <w:sz w:val="17"/>
-              </w:rPr>
-              <w:t>n_sensitive_paths</w:t>
-            </w:r>
-            <w:r>
-              <w:rPr>
-                <w:sz w:val="17"/>
-              </w:rPr>
-              <w:t xml:space="preserve"> is deliberately a </w:t>
-            </w:r>
-            <w:r>
-              <w:rPr>
-                <w:b/>
-                <w:sz w:val="17"/>
-              </w:rPr>
-              <w:t>lumped count</w:t>
-            </w:r>
-            <w:r>
-              <w:rPr>
-                <w:sz w:val="17"/>
-              </w:rPr>
-              <w:t xml:space="preserve">: the finer-grained </w:t>
-            </w:r>
-            <w:r>
-              <w:rPr>
-                <w:rFonts w:ascii="Courier New" w:hAnsi="Courier New"/>
-                <w:sz w:val="17"/>
-              </w:rPr>
-              <w:t>n_cred_paths</w:t>
-            </w:r>
-            <w:r>
-              <w:rPr>
-                <w:sz w:val="17"/>
-              </w:rPr>
-              <w:t xml:space="preserve">, </w:t>
-            </w:r>
-            <w:r>
-              <w:rPr>
-                <w:rFonts w:ascii="Courier New" w:hAnsi="Courier New"/>
-                <w:sz w:val="17"/>
-              </w:rPr>
-              <w:t>n_proc_paths</w:t>
-            </w:r>
-            <w:r>
-              <w:rPr>
-                <w:sz w:val="17"/>
-              </w:rPr>
-              <w:t xml:space="preserve"> and </w:t>
-            </w:r>
-            <w:r>
-              <w:rPr>
-                <w:rFonts w:ascii="Courier New" w:hAnsi="Courier New"/>
-                <w:sz w:val="17"/>
-              </w:rPr>
-              <w:t>n_log_paths</w:t>
-            </w:r>
-            <w:r>
-              <w:rPr>
-                <w:sz w:val="17"/>
-              </w:rPr>
-              <w:t xml:space="preserve"> were each built and killed for failing the selection gate individually, and pooling them recovers a feature that passes on both corpora (d +0.18 / +0.06). </w:t>
-            </w:r>
-            <w:r>
-              <w:rPr>
-                <w:rFonts w:ascii="Courier New" w:hAnsi="Courier New"/>
-                <w:sz w:val="17"/>
-              </w:rPr>
-              <w:t>has_hidden_path</w:t>
-            </w:r>
-            <w:r>
-              <w:rPr>
-                <w:sz w:val="17"/>
-              </w:rPr>
-              <w:t xml:space="preserve"> is the most transferable member of the group, holding at OR 4.36 and 3.99 across two corpora that agree on very little. </w:t>
-            </w:r>
-            <w:r>
-              <w:rPr>
-                <w:rFonts w:ascii="Courier New" w:hAnsi="Courier New"/>
-                <w:sz w:val="17"/>
-              </w:rPr>
-              <w:t>has_home_ref</w:t>
-            </w:r>
-            <w:r>
-              <w:rPr>
-                <w:sz w:val="17"/>
-              </w:rPr>
-              <w:t xml:space="preserve"> is the counter-example and is reported as such — OR 2.02 on Dataset 1 but 0.38 on Dataset 2, where </w:t>
-            </w:r>
-            <w:r>
-              <w:rPr>
-                <w:rFonts w:ascii="Courier New" w:hAnsi="Courier New"/>
-                <w:sz w:val="17"/>
-              </w:rPr>
-              <w:t>~</w:t>
-            </w:r>
-            <w:r>
-              <w:rPr>
-                <w:sz w:val="17"/>
-              </w:rPr>
-              <w:t xml:space="preserve"> references are the ordinary vocabulary of a real user's shell history.</w:t>
-            </w:r>
-          </w:p>
-        </w:tc>
-      </w:tr>
-    </w:tbl>
-    <w:p/>
-    <w:p>
-      <w:pPr>
-        <w:pStyle w:val="Heading3"/>
-        <w:spacing w:before="120" w:after="80" w:lineRule="auto" w:line="276"/>
-      </w:pPr>
-      <w:r>
-        <w:t>Row N4 — Local staging before exfiltration</w:t>
-      </w:r>
-    </w:p>
-    <w:tbl>
-      <w:tblPr>
-        <w:tblStyle w:val="TableGrid"/>
-        <w:tblW w:type="auto" w:w="0"/>
-        <w:tblLook w:firstColumn="1" w:firstRow="1" w:lastColumn="0" w:lastRow="0" w:noHBand="0" w:noVBand="1" w:val="04A0"/>
-      </w:tblPr>
-      <w:tblGrid>
-        <w:gridCol w:w="4536"/>
-        <w:gridCol w:w="4536"/>
-      </w:tblGrid>
-      <w:tr>
-        <w:tc>
-          <w:tcPr>
-            <w:tcW w:type="dxa" w:w="4536"/>
-          </w:tcPr>
-          <w:p>
-            <w:pPr>
-              <w:spacing w:before="20" w:after="20"/>
-            </w:pPr>
-            <w:r>
-              <w:rPr>
-                <w:b/>
-                <w:sz w:val="17"/>
-              </w:rPr>
-            </w:r>
-            <w:r>
-              <w:rPr>
-                <w:b/>
-                <w:sz w:val="17"/>
-              </w:rPr>
-              <w:t>Field</w:t>
-            </w:r>
-          </w:p>
-        </w:tc>
-        <w:tc>
-          <w:tcPr>
-            <w:tcW w:type="dxa" w:w="4536"/>
-          </w:tcPr>
-          <w:p>
-            <w:pPr>
-              <w:spacing w:before="20" w:after="20"/>
-            </w:pPr>
-            <w:r>
-              <w:rPr>
-                <w:b/>
-                <w:sz w:val="17"/>
-              </w:rPr>
-            </w:r>
-            <w:r>
-              <w:rPr>
-                <w:b/>
-                <w:sz w:val="17"/>
-              </w:rPr>
-              <w:t>Content</w:t>
-            </w:r>
-          </w:p>
-        </w:tc>
-      </w:tr>
-      <w:tr>
-        <w:tc>
-          <w:tcPr>
-            <w:tcW w:type="dxa" w:w="4536"/>
-          </w:tcPr>
-          <w:p>
-            <w:pPr>
-              <w:spacing w:before="20" w:after="20"/>
-            </w:pPr>
-            <w:r>
-              <w:rPr>
-                <w:sz w:val="17"/>
-              </w:rPr>
-            </w:r>
-            <w:r>
-              <w:rPr>
-                <w:b/>
-                <w:sz w:val="17"/>
-              </w:rPr>
-              <w:t>Adversarial behavioural characteristic</w:t>
-            </w:r>
-          </w:p>
-        </w:tc>
-        <w:tc>
-          <w:tcPr>
-            <w:tcW w:type="dxa" w:w="4536"/>
-          </w:tcPr>
-          <w:p>
-            <w:pPr>
-              <w:spacing w:before="20" w:after="20"/>
-            </w:pPr>
-            <w:r>
-              <w:rPr>
-                <w:sz w:val="17"/>
-              </w:rPr>
-            </w:r>
-            <w:r>
-              <w:rPr>
-                <w:sz w:val="17"/>
-              </w:rPr>
-              <w:t>Attacker collects, archives and parks data in a world-writable scratch directory prior to exfiltration, or uses the same directories to land and execute a second-stage payload (T1074.001 Local Data Staging; platforms ESXi, Linux, Windows, macOS).</w:t>
-            </w:r>
-          </w:p>
-        </w:tc>
-      </w:tr>
-      <w:tr>
-        <w:tc>
-          <w:tcPr>
-            <w:tcW w:type="dxa" w:w="4536"/>
-          </w:tcPr>
-          <w:p>
-            <w:pPr>
-              <w:spacing w:before="20" w:after="20"/>
-            </w:pPr>
-            <w:r>
-              <w:rPr>
-                <w:sz w:val="17"/>
-              </w:rPr>
-            </w:r>
-            <w:r>
-              <w:rPr>
-                <w:b/>
-                <w:sz w:val="17"/>
-              </w:rPr>
-              <w:t>Required telemetry source</w:t>
-            </w:r>
-          </w:p>
-        </w:tc>
-        <w:tc>
-          <w:tcPr>
-            <w:tcW w:type="dxa" w:w="4536"/>
-          </w:tcPr>
-          <w:p>
-            <w:pPr>
-              <w:spacing w:before="20" w:after="20"/>
-            </w:pPr>
-            <w:r>
-              <w:rPr>
-                <w:sz w:val="17"/>
-              </w:rPr>
-            </w:r>
-            <w:r>
-              <w:rPr>
-                <w:sz w:val="17"/>
-              </w:rPr>
-              <w:t xml:space="preserve">Shell command log; Cowrie </w:t>
-            </w:r>
-            <w:r>
-              <w:rPr>
-                <w:rFonts w:ascii="Courier New" w:hAnsi="Courier New"/>
-                <w:sz w:val="17"/>
-              </w:rPr>
-              <w:t>cowrie.command.input</w:t>
-            </w:r>
-            <w:r>
-              <w:rPr>
-                <w:sz w:val="17"/>
-              </w:rPr>
-              <w:t xml:space="preserve"> is the richest source here, since dropper chains are logged whole as a single attacker input line.</w:t>
-            </w:r>
-          </w:p>
-        </w:tc>
-      </w:tr>
-      <w:tr>
-        <w:tc>
-          <w:tcPr>
-            <w:tcW w:type="dxa" w:w="4536"/>
-          </w:tcPr>
-          <w:p>
-            <w:pPr>
-              <w:spacing w:before="20" w:after="20"/>
-            </w:pPr>
-            <w:r>
-              <w:rPr>
-                <w:sz w:val="17"/>
-              </w:rPr>
-            </w:r>
-            <w:r>
-              <w:rPr>
-                <w:b/>
-                <w:sz w:val="17"/>
-              </w:rPr>
-              <w:t>Specific log attributes / raw fields</w:t>
-            </w:r>
-          </w:p>
-        </w:tc>
-        <w:tc>
-          <w:tcPr>
-            <w:tcW w:type="dxa" w:w="4536"/>
-          </w:tcPr>
-          <w:p>
-            <w:pPr>
-              <w:spacing w:before="20" w:after="20"/>
-            </w:pPr>
-            <w:r>
-              <w:rPr>
-                <w:sz w:val="17"/>
-              </w:rPr>
-            </w:r>
-            <w:r>
-              <w:rPr>
-                <w:sz w:val="17"/>
-              </w:rPr>
-              <w:t xml:space="preserve">The </w:t>
-            </w:r>
-            <w:r>
-              <w:rPr>
-                <w:rFonts w:ascii="Courier New" w:hAnsi="Courier New"/>
-                <w:sz w:val="17"/>
-              </w:rPr>
-              <w:t>command</w:t>
-            </w:r>
-            <w:r>
-              <w:rPr>
-                <w:sz w:val="17"/>
-              </w:rPr>
-              <w:t xml:space="preserve"> string: </w:t>
-            </w:r>
-            <w:r>
-              <w:rPr>
-                <w:rFonts w:ascii="Courier New" w:hAnsi="Courier New"/>
-                <w:sz w:val="17"/>
-              </w:rPr>
-              <w:t>/tmp</w:t>
-            </w:r>
-            <w:r>
-              <w:rPr>
-                <w:sz w:val="17"/>
-              </w:rPr>
-              <w:t xml:space="preserve">, </w:t>
-            </w:r>
-            <w:r>
-              <w:rPr>
-                <w:rFonts w:ascii="Courier New" w:hAnsi="Courier New"/>
-                <w:sz w:val="17"/>
-              </w:rPr>
-              <w:t>/var/tmp</w:t>
-            </w:r>
-            <w:r>
-              <w:rPr>
-                <w:sz w:val="17"/>
-              </w:rPr>
-              <w:t xml:space="preserve">, </w:t>
-            </w:r>
-            <w:r>
-              <w:rPr>
-                <w:rFonts w:ascii="Courier New" w:hAnsi="Courier New"/>
-                <w:sz w:val="17"/>
-              </w:rPr>
-              <w:t>/dev/shm</w:t>
-            </w:r>
-            <w:r>
-              <w:rPr>
-                <w:sz w:val="17"/>
-              </w:rPr>
-              <w:t xml:space="preserve"> as path prefixes, typically alongside </w:t>
-            </w:r>
-            <w:r>
-              <w:rPr>
-                <w:rFonts w:ascii="Courier New" w:hAnsi="Courier New"/>
-                <w:sz w:val="17"/>
-              </w:rPr>
-              <w:t>cd</w:t>
-            </w:r>
-            <w:r>
-              <w:rPr>
-                <w:sz w:val="17"/>
-              </w:rPr>
-              <w:t xml:space="preserve">, </w:t>
-            </w:r>
-            <w:r>
-              <w:rPr>
-                <w:rFonts w:ascii="Courier New" w:hAnsi="Courier New"/>
-                <w:sz w:val="17"/>
-              </w:rPr>
-              <w:t>tar</w:t>
-            </w:r>
-            <w:r>
-              <w:rPr>
-                <w:sz w:val="17"/>
-              </w:rPr>
-              <w:t>/</w:t>
-            </w:r>
-            <w:r>
-              <w:rPr>
-                <w:rFonts w:ascii="Courier New" w:hAnsi="Courier New"/>
-                <w:sz w:val="17"/>
-              </w:rPr>
-              <w:t>zip</w:t>
-            </w:r>
-            <w:r>
-              <w:rPr>
-                <w:sz w:val="17"/>
-              </w:rPr>
-              <w:t xml:space="preserve">, </w:t>
-            </w:r>
-            <w:r>
-              <w:rPr>
-                <w:rFonts w:ascii="Courier New" w:hAnsi="Courier New"/>
-                <w:sz w:val="17"/>
-              </w:rPr>
-              <w:t>chmod +x</w:t>
-            </w:r>
-            <w:r>
-              <w:rPr>
-                <w:sz w:val="17"/>
-              </w:rPr>
-              <w:t>, and a subsequent relative execution (</w:t>
-            </w:r>
-            <w:r>
-              <w:rPr>
-                <w:rFonts w:ascii="Courier New" w:hAnsi="Courier New"/>
-                <w:sz w:val="17"/>
-              </w:rPr>
-              <w:t>./x</w:t>
-            </w:r>
-            <w:r>
-              <w:rPr>
-                <w:sz w:val="17"/>
-              </w:rPr>
-              <w:t>).</w:t>
-            </w:r>
-          </w:p>
-        </w:tc>
-      </w:tr>
-      <w:tr>
-        <w:tc>
-          <w:tcPr>
-            <w:tcW w:type="dxa" w:w="4536"/>
-          </w:tcPr>
-          <w:p>
-            <w:pPr>
-              <w:spacing w:before="20" w:after="20"/>
-            </w:pPr>
-            <w:r>
-              <w:rPr>
-                <w:sz w:val="17"/>
-              </w:rPr>
-            </w:r>
-            <w:r>
-              <w:rPr>
-                <w:b/>
-                <w:sz w:val="17"/>
-              </w:rPr>
-              <w:t>Derived / engineered feature(s)</w:t>
-            </w:r>
-          </w:p>
-        </w:tc>
-        <w:tc>
-          <w:tcPr>
-            <w:tcW w:type="dxa" w:w="4536"/>
-          </w:tcPr>
-          <w:p>
-            <w:pPr>
-              <w:spacing w:before="20" w:after="20"/>
-            </w:pPr>
-            <w:r>
-              <w:rPr>
-                <w:sz w:val="17"/>
-              </w:rPr>
-            </w:r>
-            <w:r>
-              <w:rPr>
-                <w:rFonts w:ascii="Courier New" w:hAnsi="Courier New"/>
-                <w:sz w:val="17"/>
-              </w:rPr>
-              <w:t>has_staging_dir</w:t>
-            </w:r>
-            <w:r>
-              <w:rPr>
-                <w:sz w:val="17"/>
-              </w:rPr>
-              <w:t xml:space="preserve">, with </w:t>
-            </w:r>
-            <w:r>
-              <w:rPr>
-                <w:rFonts w:ascii="Courier New" w:hAnsi="Courier New"/>
-                <w:sz w:val="17"/>
-              </w:rPr>
-              <w:t>n_abs_paths</w:t>
-            </w:r>
-            <w:r>
-              <w:rPr>
-                <w:sz w:val="17"/>
-              </w:rPr>
-              <w:t xml:space="preserve"> and </w:t>
-            </w:r>
-            <w:r>
-              <w:rPr>
-                <w:rFonts w:ascii="Courier New" w:hAnsi="Courier New"/>
-                <w:sz w:val="17"/>
-              </w:rPr>
-              <w:t>has_hidden_path</w:t>
-            </w:r>
-            <w:r>
-              <w:rPr>
-                <w:sz w:val="17"/>
-              </w:rPr>
-              <w:t xml:space="preserve"> as supporting context.</w:t>
-            </w:r>
-          </w:p>
-        </w:tc>
-      </w:tr>
-      <w:tr>
-        <w:tc>
-          <w:tcPr>
-            <w:tcW w:type="dxa" w:w="4536"/>
-          </w:tcPr>
-          <w:p>
-            <w:pPr>
-              <w:spacing w:before="20" w:after="20"/>
-            </w:pPr>
-            <w:r>
-              <w:rPr>
-                <w:sz w:val="17"/>
-              </w:rPr>
-            </w:r>
-            <w:r>
-              <w:rPr>
-                <w:b/>
-                <w:sz w:val="17"/>
-              </w:rPr>
-              <w:t>Detailed explanation</w:t>
-            </w:r>
-          </w:p>
-        </w:tc>
-        <w:tc>
-          <w:tcPr>
-            <w:tcW w:type="dxa" w:w="4536"/>
-          </w:tcPr>
-          <w:p>
-            <w:pPr>
-              <w:spacing w:before="20" w:after="20"/>
-            </w:pPr>
-            <w:r>
-              <w:rPr>
-                <w:sz w:val="17"/>
-              </w:rPr>
-            </w:r>
-            <w:r>
-              <w:rPr>
-                <w:rFonts w:ascii="Courier New" w:hAnsi="Courier New"/>
-                <w:sz w:val="17"/>
-              </w:rPr>
-              <w:t>/tmp</w:t>
-            </w:r>
-            <w:r>
-              <w:rPr>
-                <w:sz w:val="17"/>
-              </w:rPr>
-              <w:t xml:space="preserve"> and </w:t>
-            </w:r>
-            <w:r>
-              <w:rPr>
-                <w:rFonts w:ascii="Courier New" w:hAnsi="Courier New"/>
-                <w:sz w:val="17"/>
-              </w:rPr>
-              <w:t>/dev/shm</w:t>
-            </w:r>
-            <w:r>
-              <w:rPr>
-                <w:sz w:val="17"/>
-              </w:rPr>
-              <w:t xml:space="preserve"> are chosen by attackers for a structural reason rather than a stylistic one: they are the directories guaranteed to be writable by an unprivileged account, and </w:t>
-            </w:r>
-            <w:r>
-              <w:rPr>
-                <w:rFonts w:ascii="Courier New" w:hAnsi="Courier New"/>
-                <w:sz w:val="17"/>
-              </w:rPr>
-              <w:t>/dev/shm</w:t>
-            </w:r>
-            <w:r>
-              <w:rPr>
-                <w:sz w:val="17"/>
-              </w:rPr>
-              <w:t xml:space="preserve"> is memory-backed, so staging there avoids a disk write entirely. That structural necessity is why the feature transfers — </w:t>
-            </w:r>
-            <w:r>
-              <w:rPr>
-                <w:rFonts w:ascii="Courier New" w:hAnsi="Courier New"/>
-                <w:sz w:val="17"/>
-              </w:rPr>
-              <w:t>has_staging_dir</w:t>
-            </w:r>
-            <w:r>
-              <w:rPr>
-                <w:sz w:val="17"/>
-              </w:rPr>
-              <w:t xml:space="preserve"> holds at OR 14.3 on Dataset 1 and 4.75 on Dataset 2, one of the few strong signals that keeps both its sign and its magnitude across corpora. It is also the clearest illustration of why single features are insufficient: developers legitimately use </w:t>
-            </w:r>
-            <w:r>
-              <w:rPr>
-                <w:rFonts w:ascii="Courier New" w:hAnsi="Courier New"/>
-                <w:sz w:val="17"/>
-              </w:rPr>
-              <w:t>/tmp</w:t>
-            </w:r>
-            <w:r>
-              <w:rPr>
-                <w:sz w:val="17"/>
-              </w:rPr>
-              <w:t xml:space="preserve"> constantly, so the feature earns its weight only in conjunction with a fetch binary, a </w:t>
-            </w:r>
-            <w:r>
-              <w:rPr>
-                <w:rFonts w:ascii="Courier New" w:hAnsi="Courier New"/>
-                <w:sz w:val="17"/>
-              </w:rPr>
-              <w:t>chmod</w:t>
-            </w:r>
-            <w:r>
-              <w:rPr>
-                <w:sz w:val="17"/>
-              </w:rPr>
-              <w:t>, or an execution — which is precisely the conjunction a tree ensemble can represent and a keyword rule cannot.</w:t>
-            </w:r>
-          </w:p>
-        </w:tc>
-      </w:tr>
-    </w:tbl>
-    <w:p/>
-    <w:p>
-      <w:pPr>
-        <w:spacing w:before="0" w:after="120" w:lineRule="auto" w:line="360"/>
-      </w:pPr>
-      <w:r>
-        <w:rPr>
-          <w:b/>
-        </w:rPr>
-        <w:t>Closing observation — the namesake signal points the wrong way.</w:t>
-      </w:r>
-      <w:r>
-        <w:t xml:space="preserve"> Across these</w:t>
-      </w:r>
-    </w:p>
-    <w:p>
-      <w:pPr>
-        <w:spacing w:before="0" w:after="120" w:lineRule="auto" w:line="360"/>
-      </w:pPr>
-      <w:r>
-        <w:t>four rows and Ben's three, the features that behave most consistently are</w:t>
-      </w:r>
-    </w:p>
-    <w:p>
-      <w:pPr>
-        <w:spacing w:before="0" w:after="120" w:lineRule="auto" w:line="360"/>
-      </w:pPr>
-      <w:r>
-        <w:t>structural (</w:t>
-      </w:r>
-      <w:r>
-        <w:rPr>
-          <w:rFonts w:ascii="Courier New" w:hAnsi="Courier New"/>
-          <w:sz w:val="18"/>
-        </w:rPr>
-        <w:t>has_staging_dir</w:t>
-      </w:r>
-      <w:r>
-        <w:t xml:space="preserve">, </w:t>
-      </w:r>
-      <w:r>
-        <w:rPr>
-          <w:rFonts w:ascii="Courier New" w:hAnsi="Courier New"/>
-          <w:sz w:val="18"/>
-        </w:rPr>
-        <w:t>has_hidden_path</w:t>
-      </w:r>
-      <w:r>
-        <w:t xml:space="preserve">, </w:t>
-      </w:r>
-      <w:r>
-        <w:rPr>
-          <w:rFonts w:ascii="Courier New" w:hAnsi="Courier New"/>
-          <w:sz w:val="18"/>
-        </w:rPr>
-        <w:t>has_dev_tcp</w:t>
-      </w:r>
-      <w:r>
-        <w:t>), while the</w:t>
-      </w:r>
-    </w:p>
-    <w:p>
-      <w:pPr>
-        <w:spacing w:before="0" w:after="120" w:lineRule="auto" w:line="360"/>
-      </w:pPr>
-      <w:r>
-        <w:t xml:space="preserve">features naming </w:t>
-      </w:r>
-      <w:r>
-        <w:rPr>
-          <w:i/>
-        </w:rPr>
-        <w:t>what program ran</w:t>
-      </w:r>
-      <w:r>
-        <w:t xml:space="preserve"> behave worst. The extreme case is the family</w:t>
-      </w:r>
-    </w:p>
-    <w:p>
-      <w:pPr>
-        <w:spacing w:before="0" w:after="120" w:lineRule="auto" w:line="360"/>
-      </w:pPr>
-      <w:r>
-        <w:t xml:space="preserve">the project is named after: </w:t>
-      </w:r>
-      <w:r>
-        <w:rPr>
-          <w:rFonts w:ascii="Courier New" w:hAnsi="Courier New"/>
-          <w:sz w:val="18"/>
-        </w:rPr>
-        <w:t>has_lotl_bin</w:t>
-      </w:r>
-      <w:r>
-        <w:t xml:space="preserve"> carries OR </w:t>
-      </w:r>
-      <w:r>
-        <w:rPr>
-          <w:b/>
-        </w:rPr>
-        <w:t>0.62</w:t>
-      </w:r>
-      <w:r>
-        <w:t xml:space="preserve"> on Dataset 1 and</w:t>
-      </w:r>
-    </w:p>
-    <w:p>
-      <w:pPr>
-        <w:spacing w:before="0" w:after="120" w:lineRule="auto" w:line="360"/>
-      </w:pPr>
-      <w:r>
-        <w:rPr>
-          <w:b/>
-        </w:rPr>
-        <w:t>0.50</w:t>
-      </w:r>
-      <w:r>
-        <w:t xml:space="preserve"> on Dataset 2, and the positional </w:t>
-      </w:r>
-      <w:r>
-        <w:rPr>
-          <w:rFonts w:ascii="Courier New" w:hAnsi="Courier New"/>
-          <w:sz w:val="18"/>
-        </w:rPr>
-        <w:t>head_is_lotl</w:t>
-      </w:r>
-      <w:r>
-        <w:t xml:space="preserve"> reaches OR </w:t>
-      </w:r>
-      <w:r>
-        <w:rPr>
-          <w:b/>
-        </w:rPr>
-        <w:t>0.09</w:t>
-      </w:r>
-      <w:r>
-        <w:t xml:space="preserve"> on</w:t>
-      </w:r>
-    </w:p>
-    <w:p>
-      <w:pPr>
-        <w:spacing w:before="0" w:after="120" w:lineRule="auto" w:line="360"/>
-      </w:pPr>
-      <w:r>
-        <w:t xml:space="preserve">Dataset 2 — meaning a command that </w:t>
-      </w:r>
-      <w:r>
-        <w:rPr>
-          <w:i/>
-        </w:rPr>
-        <w:t>starts</w:t>
-      </w:r>
-      <w:r>
-        <w:t xml:space="preserve"> with a GTFOBins-catalogued binary is</w:t>
-      </w:r>
-    </w:p>
-    <w:p>
-      <w:pPr>
-        <w:spacing w:before="0" w:after="120" w:lineRule="auto" w:line="360"/>
-      </w:pPr>
-      <w:r>
-        <w:t>roughly eleven times more likely to be labelled benign than malicious. This is</w:t>
-      </w:r>
-    </w:p>
-    <w:p>
-      <w:pPr>
-        <w:spacing w:before="0" w:after="120" w:lineRule="auto" w:line="360"/>
-      </w:pPr>
-      <w:r>
-        <w:t>not a modelling failure; it is the correct empirical answer to a provenance-</w:t>
-      </w:r>
-    </w:p>
-    <w:p>
-      <w:pPr>
-        <w:spacing w:before="0" w:after="120" w:lineRule="auto" w:line="360"/>
-      </w:pPr>
-      <w:r>
-        <w:t xml:space="preserve">labelled question. </w:t>
-      </w:r>
-      <w:r>
-        <w:rPr>
-          <w:rFonts w:ascii="Courier New" w:hAnsi="Courier New"/>
-          <w:sz w:val="18"/>
-        </w:rPr>
-        <w:t>awk</w:t>
-      </w:r>
-      <w:r>
-        <w:t xml:space="preserve">, </w:t>
-      </w:r>
-      <w:r>
-        <w:rPr>
-          <w:rFonts w:ascii="Courier New" w:hAnsi="Courier New"/>
-          <w:sz w:val="18"/>
-        </w:rPr>
-        <w:t>find</w:t>
-      </w:r>
-      <w:r>
-        <w:t xml:space="preserve">, </w:t>
-      </w:r>
-      <w:r>
-        <w:rPr>
-          <w:rFonts w:ascii="Courier New" w:hAnsi="Courier New"/>
-          <w:sz w:val="18"/>
-        </w:rPr>
-        <w:t>tar</w:t>
-      </w:r>
-      <w:r>
-        <w:t xml:space="preserve"> and </w:t>
-      </w:r>
-      <w:r>
-        <w:rPr>
-          <w:rFonts w:ascii="Courier New" w:hAnsi="Courier New"/>
-          <w:sz w:val="18"/>
-        </w:rPr>
-        <w:t>env</w:t>
-      </w:r>
-      <w:r>
-        <w:t xml:space="preserve"> are overwhelmingly used for</w:t>
-      </w:r>
-    </w:p>
-    <w:p>
-      <w:pPr>
-        <w:spacing w:before="0" w:after="120" w:lineRule="auto" w:line="360"/>
-      </w:pPr>
-      <w:r>
-        <w:t>their intended purpose, so under labels inherited from collection context their</w:t>
-      </w:r>
-    </w:p>
-    <w:p>
-      <w:pPr>
-        <w:spacing w:before="0" w:after="120" w:lineRule="auto" w:line="360"/>
-      </w:pPr>
-      <w:r>
-        <w:t>presence is evidence of ordinary administration. It sharpens Ben's T1033</w:t>
-      </w:r>
-    </w:p>
-    <w:p>
-      <w:pPr>
-        <w:spacing w:before="0" w:after="120" w:lineRule="auto" w:line="360"/>
-      </w:pPr>
-      <w:r>
-        <w:t>conclusion: some behaviours have no content signature, and some have one that</w:t>
-      </w:r>
-    </w:p>
-    <w:p>
-      <w:pPr>
-        <w:spacing w:before="0" w:after="120" w:lineRule="auto" w:line="360"/>
-      </w:pPr>
-      <w:r>
-        <w:t>points in the wrong direction. Detection of LotL abuse therefore cannot rest on</w:t>
-      </w:r>
-    </w:p>
-    <w:p>
-      <w:pPr>
-        <w:spacing w:before="0" w:after="120" w:lineRule="auto" w:line="360"/>
-      </w:pPr>
-      <w:r>
-        <w:t>recognising the binary, only on the argument structure wrapped around it — which</w:t>
-      </w:r>
-    </w:p>
-    <w:p>
-      <w:pPr>
-        <w:spacing w:before="0" w:after="120" w:lineRule="auto" w:line="360"/>
-      </w:pPr>
-      <w:r>
-        <w:t>is the design premise of the feature set set out in Section 1.3.</w:t>
       </w:r>
     </w:p>
     <w:sectPr>

--- a/Group_10_Report.docx
+++ b/Group_10_Report.docx
@@ -1075,9 +1075,6 @@
       </w:r>
     </w:p>
     <w:p>
-      <w:br w:type="page"/>
-    </w:p>
-    <w:p>
       <w:pPr>
         <w:pStyle w:val="Heading1"/>
         <w:spacing w:before="200" w:after="80" w:lineRule="auto" w:line="276"/>
@@ -2602,9 +2599,6 @@
       </w:r>
     </w:p>
     <w:p>
-      <w:br w:type="page"/>
-    </w:p>
-    <w:p>
       <w:pPr>
         <w:pStyle w:val="Heading1"/>
         <w:spacing w:before="200" w:after="80" w:lineRule="auto" w:line="276"/>
@@ -3194,9 +3188,6 @@
       </w:tr>
     </w:tbl>
     <w:p/>
-    <w:p>
-      <w:br w:type="page"/>
-    </w:p>
     <w:p>
       <w:pPr>
         <w:pStyle w:val="Heading1"/>
@@ -4435,155 +4426,6 @@
       </w:tr>
     </w:tbl>
     <w:p/>
-    <w:p>
-      <w:pPr>
-        <w:spacing w:before="0" w:after="120" w:lineRule="auto" w:line="360"/>
-      </w:pPr>
-      <w:r>
-        <w:t xml:space="preserve">Variance gap is a measure of </w:t>
-      </w:r>
-      <w:r>
-        <w:rPr>
-          <w:i/>
-        </w:rPr>
-        <w:t>spread</w:t>
-      </w:r>
-      <w:r>
-        <w:t>, not of separation, and the rank-biserial effect sizes (</w:t>
-      </w:r>
-      <w:r>
-        <w:rPr>
-          <w:rFonts w:ascii="Courier New" w:hAnsi="Courier New"/>
-          <w:sz w:val="18"/>
-        </w:rPr>
-        <w:t>report/ch3_d1_feature_stats.csv</w:t>
-      </w:r>
-      <w:r>
-        <w:t xml:space="preserve">, and the same statistics in </w:t>
-      </w:r>
-      <w:r>
-        <w:rPr>
-          <w:rFonts w:ascii="Courier New" w:hAnsi="Courier New"/>
-          <w:sz w:val="18"/>
-        </w:rPr>
-        <w:t>report/ch3_feature_justification.csv</w:t>
-      </w:r>
-      <w:r>
-        <w:t xml:space="preserve">) reorder the table decisively. On Dataset 1, 41 of the 43 features separate the classes at p &lt; 0.05, but only six reach |r| ≥ 0.2: </w:t>
-      </w:r>
-      <w:r>
-        <w:rPr>
-          <w:rFonts w:ascii="Courier New" w:hAnsi="Courier New"/>
-          <w:sz w:val="18"/>
-        </w:rPr>
-        <w:t>n_abs_paths</w:t>
-      </w:r>
-      <w:r>
-        <w:t xml:space="preserve"> (+0.452), </w:t>
-      </w:r>
-      <w:r>
-        <w:rPr>
-          <w:rFonts w:ascii="Courier New" w:hAnsi="Courier New"/>
-          <w:sz w:val="18"/>
-        </w:rPr>
-        <w:t>special_ratio</w:t>
-      </w:r>
-      <w:r>
-        <w:t xml:space="preserve"> (+0.318), </w:t>
-      </w:r>
-      <w:r>
-        <w:rPr>
-          <w:rFonts w:ascii="Courier New" w:hAnsi="Courier New"/>
-          <w:sz w:val="18"/>
-        </w:rPr>
-        <w:t>max_token_len</w:t>
-      </w:r>
-      <w:r>
-        <w:t xml:space="preserve"> (+0.303), </w:t>
-      </w:r>
-      <w:r>
-        <w:rPr>
-          <w:rFonts w:ascii="Courier New" w:hAnsi="Courier New"/>
-          <w:sz w:val="18"/>
-        </w:rPr>
-        <w:t>len_chars</w:t>
-      </w:r>
-      <w:r>
-        <w:t xml:space="preserve"> (+0.247), </w:t>
-      </w:r>
-      <w:r>
-        <w:rPr>
-          <w:rFonts w:ascii="Courier New" w:hAnsi="Courier New"/>
-          <w:sz w:val="18"/>
-        </w:rPr>
-        <w:t>digit_ratio</w:t>
-      </w:r>
-      <w:r>
-        <w:t xml:space="preserve"> (+0.238), and </w:t>
-      </w:r>
-      <w:r>
-        <w:rPr>
-          <w:rFonts w:ascii="Courier New" w:hAnsi="Courier New"/>
-          <w:sz w:val="18"/>
-        </w:rPr>
-        <w:t>n_redirect_out</w:t>
-      </w:r>
-      <w:r>
-        <w:t xml:space="preserve"> (+0.229). The two that fail the significance test are </w:t>
-      </w:r>
-      <w:r>
-        <w:rPr>
-          <w:rFonts w:ascii="Courier New" w:hAnsi="Courier New"/>
-          <w:sz w:val="18"/>
-        </w:rPr>
-        <w:t>has_long_flag</w:t>
-      </w:r>
-      <w:r>
-        <w:t xml:space="preserve"> (p = 0.081) and </w:t>
-      </w:r>
-      <w:r>
-        <w:rPr>
-          <w:rFonts w:ascii="Courier New" w:hAnsi="Courier New"/>
-          <w:sz w:val="18"/>
-        </w:rPr>
-        <w:t>has_private_ip</w:t>
-      </w:r>
-      <w:r>
-        <w:t xml:space="preserve">, which is essentially inert here (r ≈ 0, prevalence 0.0007 in both classes) and earns its place in the feature set on Dataset 2 rather than this one. Note the crossings: </w:t>
-      </w:r>
-      <w:r>
-        <w:rPr>
-          <w:rFonts w:ascii="Courier New" w:hAnsi="Courier New"/>
-          <w:sz w:val="18"/>
-        </w:rPr>
-        <w:t>n_abs_paths</w:t>
-      </w:r>
-      <w:r>
-        <w:t xml:space="preserve"> ranks eighth by variance gap and </w:t>
-      </w:r>
-      <w:r>
-        <w:rPr>
-          <w:i/>
-        </w:rPr>
-        <w:t>first</w:t>
-      </w:r>
-      <w:r>
-        <w:t xml:space="preserve"> by effect, while </w:t>
-      </w:r>
-      <w:r>
-        <w:rPr>
-          <w:rFonts w:ascii="Courier New" w:hAnsi="Courier New"/>
-          <w:sz w:val="18"/>
-        </w:rPr>
-        <w:t>len_chars</w:t>
-      </w:r>
-      <w:r>
-        <w:t xml:space="preserve"> leads the gap table and places only fourth by effect — spread and signal are not the same quantity, which is the theme of the takeaways below.</w:t>
-      </w:r>
-    </w:p>
-    <w:p>
-      <w:br w:type="page"/>
-    </w:p>
     <w:p>
       <w:pPr>
         <w:pStyle w:val="Heading1"/>
@@ -5520,9 +5362,6 @@
       </w:r>
     </w:p>
     <w:p>
-      <w:br w:type="page"/>
-    </w:p>
-    <w:p>
       <w:pPr>
         <w:pStyle w:val="Heading1"/>
         <w:spacing w:before="200" w:after="80" w:lineRule="auto" w:line="276"/>
@@ -6367,9 +6206,6 @@
       </w:r>
     </w:p>
     <w:p>
-      <w:br w:type="page"/>
-    </w:p>
-    <w:p>
       <w:pPr>
         <w:pStyle w:val="Heading1"/>
         <w:spacing w:before="200" w:after="80" w:lineRule="auto" w:line="276"/>
@@ -6928,9 +6764,6 @@
       <w:r>
         <w:t>, NeurIPS 2015, motivating the character granularity).</w:t>
       </w:r>
-    </w:p>
-    <w:p>
-      <w:br w:type="page"/>
     </w:p>
     <w:p>
       <w:pPr>
@@ -7224,9 +7057,6 @@
       </w:r>
     </w:p>
     <w:p>
-      <w:br w:type="page"/>
-    </w:p>
-    <w:p>
       <w:pPr>
         <w:pStyle w:val="Heading1"/>
         <w:spacing w:before="200" w:after="80" w:lineRule="auto" w:line="276"/>
@@ -14252,9 +14082,6 @@
       <w:r>
         <w:t>The cascade's one apparent win is precision: 0.9083 against the hybrid's 0.8755 on Dataset 1, with the false-alarm rate falling from 4.15% to 2.80%. That is a 33% relative reduction in analyst workload from false positives, and it is the number a charitable write-up would lead with. The rest of this chapter is the argument for why it should not.</w:t>
       </w:r>
-    </w:p>
-    <w:p>
-      <w:br w:type="page"/>
     </w:p>
     <w:p>
       <w:pPr>
